--- a/6-过程管理/运行记录类文件/060205-项目新增服务器扩容报告.docx
+++ b/6-过程管理/运行记录类文件/060205-项目新增服务器扩容报告.docx
@@ -1,6 +1,6 @@
 
 <file path=word/document.xml><?xml version="1.0" encoding="utf-8"?>
-<w:document xmlns:wpc="http://schemas.microsoft.com/office/word/2010/wordprocessingCanvas" xmlns:cx="http://schemas.microsoft.com/office/drawing/2014/chartex" xmlns:cx1="http://schemas.microsoft.com/office/drawing/2015/9/8/chartex" xmlns:cx2="http://schemas.microsoft.com/office/drawing/2015/10/21/chartex" xmlns:cx3="http://schemas.microsoft.com/office/drawing/2016/5/9/chartex" xmlns:cx4="http://schemas.microsoft.com/office/drawing/2016/5/10/chartex" xmlns:cx5="http://schemas.microsoft.com/office/drawing/2016/5/11/chartex" xmlns:cx6="http://schemas.microsoft.com/office/drawing/2016/5/12/chartex" xmlns:cx7="http://schemas.microsoft.com/office/drawing/2016/5/13/chartex" xmlns:cx8="http://schemas.microsoft.com/office/drawing/2016/5/14/chartex" xmlns:mc="http://schemas.openxmlformats.org/markup-compatibility/2006" xmlns:aink="http://schemas.microsoft.com/office/drawing/2016/ink" xmlns:am3d="http://schemas.microsoft.com/office/drawing/2017/model3d" xmlns:o="urn:schemas-microsoft-com:office:office" xmlns:oel="http://schemas.microsoft.com/office/2019/extlst" xmlns:r="http://schemas.openxmlformats.org/officeDocument/2006/relationships" xmlns:m="http://schemas.openxmlformats.org/officeDocument/2006/math" xmlns:v="urn:schemas-microsoft-com:vml" xmlns:wp14="http://schemas.microsoft.com/office/word/2010/wordprocessingDrawing" xmlns:wp="http://schemas.openxmlformats.org/drawingml/2006/wordprocessingDrawing" xmlns:w10="urn:schemas-microsoft-com:office:word" xmlns:w="http://schemas.openxmlformats.org/wordprocessingml/2006/main" xmlns:w14="http://schemas.microsoft.com/office/word/2010/wordml" xmlns:w15="http://schemas.microsoft.com/office/word/2012/wordml" xmlns:w16cex="http://schemas.microsoft.com/office/word/2018/wordml/cex" xmlns:w16cid="http://schemas.microsoft.com/office/word/2016/wordml/cid" xmlns:w16="http://schemas.microsoft.com/office/word/2018/wordml" xmlns:w16du="http://schemas.microsoft.com/office/word/2023/wordml/word16du" xmlns:w16sdtdh="http://schemas.microsoft.com/office/word/2020/wordml/sdtdatahash" xmlns:w16sdtfl="http://schemas.microsoft.com/office/word/2024/wordml/sdtformatlock" xmlns:w16se="http://schemas.microsoft.com/office/word/2015/wordml/symex" xmlns:wpg="http://schemas.microsoft.com/office/word/2010/wordprocessingGroup" xmlns:wpi="http://schemas.microsoft.com/office/word/2010/wordprocessingInk" xmlns:wne="http://schemas.microsoft.com/office/word/2006/wordml" xmlns:wps="http://schemas.microsoft.com/office/word/2010/wordprocessingShape" mc:Ignorable="w14 w15 w16se w16cid w16 w16cex w16sdtdh w16sdtfl w16du wp14">
+<w:document xmlns:wpc="http://schemas.microsoft.com/office/word/2010/wordprocessingCanvas" xmlns:mc="http://schemas.openxmlformats.org/markup-compatibility/2006" xmlns:o="urn:schemas-microsoft-com:office:office" xmlns:r="http://schemas.openxmlformats.org/officeDocument/2006/relationships" xmlns:m="http://schemas.openxmlformats.org/officeDocument/2006/math" xmlns:v="urn:schemas-microsoft-com:vml" xmlns:wp14="http://schemas.microsoft.com/office/word/2010/wordprocessingDrawing" xmlns:wp="http://schemas.openxmlformats.org/drawingml/2006/wordprocessingDrawing" xmlns:w="http://schemas.openxmlformats.org/wordprocessingml/2006/main" xmlns:w14="http://schemas.microsoft.com/office/word/2010/wordml" xmlns:w10="urn:schemas-microsoft-com:office:word" xmlns:w15="http://schemas.microsoft.com/office/word/2012/wordml" xmlns:wpg="http://schemas.microsoft.com/office/word/2010/wordprocessingGroup" xmlns:wpi="http://schemas.microsoft.com/office/word/2010/wordprocessingInk" xmlns:wne="http://schemas.microsoft.com/office/word/2006/wordml" xmlns:wps="http://schemas.microsoft.com/office/word/2010/wordprocessingShape" xmlns:wpsCustomData="http://www.wps.cn/officeDocument/2013/wpsCustomData" mc:Ignorable="w14 w15 wp14">
   <w:body>
     <w:p>
       <w:pPr>
@@ -8,7 +8,7 @@
         <w:spacing w:before="78" w:line="219" w:lineRule="auto"/>
         <w:ind w:left="25"/>
         <w:rPr>
-          <w:rFonts w:ascii="宋体" w:hAnsi="宋体" w:cs="宋体" w:hint="eastAsia"/>
+          <w:rFonts w:hint="eastAsia" w:ascii="宋体" w:hAnsi="宋体" w:cs="宋体"/>
           <w:sz w:val="24"/>
           <w:szCs w:val="24"/>
           <w:lang w:eastAsia="zh-CN"/>
@@ -28,7 +28,7 @@
       </w:r>
       <w:r>
         <w:rPr>
-          <w:rFonts w:ascii="宋体" w:hAnsi="宋体" w:cs="宋体" w:hint="eastAsia"/>
+          <w:rFonts w:hint="eastAsia" w:ascii="宋体" w:hAnsi="宋体" w:cs="宋体"/>
           <w:b/>
           <w:bCs/>
           <w:spacing w:val="-3"/>
@@ -52,7 +52,7 @@
       </w:r>
       <w:r>
         <w:rPr>
-          <w:rFonts w:ascii="宋体" w:hAnsi="宋体" w:cs="宋体" w:hint="eastAsia"/>
+          <w:rFonts w:hint="eastAsia" w:ascii="宋体" w:hAnsi="宋体" w:cs="宋体"/>
           <w:b/>
           <w:bCs/>
           <w:spacing w:val="-3"/>
@@ -71,11 +71,11 @@
         <w:autoSpaceDN/>
         <w:adjustRightInd/>
         <w:snapToGrid/>
-        <w:spacing w:afterLines="1000" w:after="3120" w:line="219" w:lineRule="auto"/>
+        <w:spacing w:after="3120" w:afterLines="1000" w:line="219" w:lineRule="auto"/>
         <w:ind w:left="23"/>
         <w:textAlignment w:val="auto"/>
         <w:rPr>
-          <w:rFonts w:ascii="宋体" w:hAnsi="宋体" w:cs="宋体" w:hint="eastAsia"/>
+          <w:rFonts w:hint="eastAsia" w:ascii="宋体" w:hAnsi="宋体" w:cs="宋体"/>
           <w:sz w:val="24"/>
           <w:szCs w:val="24"/>
           <w:lang w:eastAsia="zh-CN"/>
@@ -119,41 +119,27 @@
     </w:p>
     <w:p>
       <w:pPr>
-        <w:pStyle w:val="ab"/>
+        <w:pStyle w:val="24"/>
         <w:widowControl w:val="0"/>
         <w:spacing w:after="1872"/>
         <w:rPr>
           <w:lang w:eastAsia="zh-CN"/>
         </w:rPr>
       </w:pPr>
-      <w:bookmarkStart w:id="0" w:name="_Toc13694"/>
-      <w:bookmarkStart w:id="1" w:name="_Toc22278"/>
+      <w:bookmarkStart w:id="0" w:name="_Toc22278"/>
+      <w:bookmarkStart w:id="1" w:name="_Toc13540"/>
       <w:r>
         <w:rPr>
           <w:lang w:eastAsia="zh-CN"/>
         </w:rPr>
-        <w:t>陕西益利</w:t>
-      </w:r>
-      <w:proofErr w:type="gramStart"/>
-      <w:r>
-        <w:rPr>
-          <w:lang w:eastAsia="zh-CN"/>
-        </w:rPr>
-        <w:t>德软件</w:t>
-      </w:r>
-      <w:proofErr w:type="gramEnd"/>
-      <w:r>
-        <w:rPr>
-          <w:lang w:eastAsia="zh-CN"/>
-        </w:rPr>
-        <w:t>科技有限公司</w:t>
+        <w:t>陕西益利德软件科技有限公司</w:t>
       </w:r>
       <w:bookmarkEnd w:id="0"/>
       <w:bookmarkEnd w:id="1"/>
     </w:p>
     <w:p>
       <w:pPr>
-        <w:pStyle w:val="ac"/>
+        <w:pStyle w:val="25"/>
         <w:widowControl w:val="0"/>
         <w:spacing w:after="2808"/>
         <w:rPr>
@@ -161,45 +147,54 @@
           <w:lang w:eastAsia="zh-CN"/>
         </w:rPr>
       </w:pPr>
-      <w:bookmarkStart w:id="2" w:name="_Toc22562"/>
+      <w:bookmarkStart w:id="2" w:name="_Toc9466"/>
       <w:r>
         <w:rPr>
           <w:rFonts w:hint="eastAsia"/>
           <w:lang w:eastAsia="zh-CN"/>
         </w:rPr>
-        <w:t>项目新增服务器扩容</w:t>
+        <w:t>项目新增服务器扩容报告</w:t>
       </w:r>
       <w:bookmarkEnd w:id="2"/>
-      <w:r>
-        <w:rPr>
-          <w:rFonts w:hint="eastAsia"/>
-          <w:lang w:eastAsia="zh-CN"/>
-        </w:rPr>
-        <w:t>报告</w:t>
-      </w:r>
     </w:p>
     <w:tbl>
       <w:tblPr>
-        <w:tblStyle w:val="a9"/>
+        <w:tblStyle w:val="21"/>
         <w:tblW w:w="0" w:type="auto"/>
         <w:tblInd w:w="2443" w:type="dxa"/>
         <w:tblBorders>
-          <w:top w:val="nil"/>
-          <w:left w:val="nil"/>
-          <w:bottom w:val="nil"/>
-          <w:right w:val="nil"/>
-          <w:insideH w:val="nil"/>
-          <w:insideV w:val="nil"/>
+          <w:top w:val="none" w:color="auto" w:sz="0" w:space="0"/>
+          <w:left w:val="none" w:color="auto" w:sz="0" w:space="0"/>
+          <w:bottom w:val="none" w:color="auto" w:sz="0" w:space="0"/>
+          <w:right w:val="none" w:color="auto" w:sz="0" w:space="0"/>
+          <w:insideH w:val="none" w:color="auto" w:sz="0" w:space="0"/>
+          <w:insideV w:val="none" w:color="auto" w:sz="0" w:space="0"/>
         </w:tblBorders>
-        <w:tblLook w:val="04A0" w:firstRow="1" w:lastRow="0" w:firstColumn="1" w:lastColumn="0" w:noHBand="0" w:noVBand="1"/>
+        <w:tblLayout w:type="autofit"/>
+        <w:tblCellMar>
+          <w:top w:w="0" w:type="dxa"/>
+          <w:left w:w="108" w:type="dxa"/>
+          <w:bottom w:w="0" w:type="dxa"/>
+          <w:right w:w="108" w:type="dxa"/>
+        </w:tblCellMar>
       </w:tblPr>
       <w:tblGrid>
-        <w:gridCol w:w="1751"/>
-        <w:gridCol w:w="4112"/>
+        <w:gridCol w:w="1818"/>
+        <w:gridCol w:w="4261"/>
       </w:tblGrid>
       <w:tr>
+        <w:tblPrEx>
+          <w:tblBorders>
+            <w:top w:val="none" w:color="auto" w:sz="0" w:space="0"/>
+            <w:left w:val="none" w:color="auto" w:sz="0" w:space="0"/>
+            <w:bottom w:val="none" w:color="auto" w:sz="0" w:space="0"/>
+            <w:right w:val="none" w:color="auto" w:sz="0" w:space="0"/>
+            <w:insideH w:val="none" w:color="auto" w:sz="0" w:space="0"/>
+            <w:insideV w:val="none" w:color="auto" w:sz="0" w:space="0"/>
+          </w:tblBorders>
+        </w:tblPrEx>
         <w:trPr>
-          <w:trHeight w:val="810"/>
+          <w:trHeight w:val="810" w:hRule="atLeast"/>
         </w:trPr>
         <w:tc>
           <w:tcPr>
@@ -207,6 +202,8 @@
           </w:tcPr>
           <w:p>
             <w:pPr>
+              <w:widowControl w:val="0"/>
+              <w:jc w:val="both"/>
               <w:rPr>
                 <w:lang w:eastAsia="zh-CN"/>
               </w:rPr>
@@ -220,7 +217,44 @@
             </w:r>
             <w:r>
               <w:rPr>
-                <w:rFonts w:asciiTheme="minorHAnsi" w:eastAsiaTheme="minorEastAsia" w:hAnsiTheme="minorHAnsi"/>
+                <w:rFonts w:asciiTheme="minorHAnsi" w:hAnsiTheme="minorHAnsi" w:eastAsiaTheme="minorEastAsia"/>
+                <w:spacing w:val="227"/>
+                <w:lang w:eastAsia="zh-CN"/>
+              </w:rPr>
+              <w:t>:</w:t>
+            </w:r>
+            <w:r>
+              <w:rPr>
+                <w:rFonts w:hint="eastAsia"/>
+                <w:u w:val="single"/>
+                <w:lang w:val="en-US" w:eastAsia="zh-CN"/>
+              </w:rPr>
+              <w:t>王潇</w:t>
+            </w:r>
+          </w:p>
+        </w:tc>
+        <w:tc>
+          <w:tcPr>
+            <w:tcW w:w="4261" w:type="dxa"/>
+          </w:tcPr>
+          <w:p>
+            <w:pPr>
+              <w:widowControl w:val="0"/>
+              <w:jc w:val="both"/>
+              <w:rPr>
+                <w:lang w:eastAsia="zh-CN"/>
+              </w:rPr>
+            </w:pPr>
+            <w:r>
+              <w:rPr>
+                <w:rFonts w:hint="eastAsia"/>
+                <w:lang w:eastAsia="zh-CN"/>
+              </w:rPr>
+              <w:t>编制时间</w:t>
+            </w:r>
+            <w:r>
+              <w:rPr>
+                <w:rFonts w:hint="eastAsia" w:asciiTheme="minorHAnsi" w:hAnsiTheme="minorHAnsi" w:eastAsiaTheme="minorEastAsia"/>
                 <w:spacing w:val="227"/>
                 <w:lang w:eastAsia="zh-CN"/>
               </w:rPr>
@@ -232,18 +266,42 @@
                 <w:u w:val="single"/>
                 <w:lang w:eastAsia="zh-CN"/>
               </w:rPr>
-              <w:t>孙光莉</w:t>
-            </w:r>
-          </w:p>
-        </w:tc>
-        <w:tc>
-          <w:tcPr>
-            <w:tcW w:w="4261" w:type="dxa"/>
-          </w:tcPr>
-          <w:p>
-            <w:pPr>
-              <w:rPr>
-                <w:lang w:eastAsia="zh-CN"/>
+              <w:t>2025.12.30</w:t>
+            </w:r>
+          </w:p>
+        </w:tc>
+      </w:tr>
+      <w:tr>
+        <w:tblPrEx>
+          <w:tblBorders>
+            <w:top w:val="none" w:color="auto" w:sz="0" w:space="0"/>
+            <w:left w:val="none" w:color="auto" w:sz="0" w:space="0"/>
+            <w:bottom w:val="none" w:color="auto" w:sz="0" w:space="0"/>
+            <w:right w:val="none" w:color="auto" w:sz="0" w:space="0"/>
+            <w:insideH w:val="none" w:color="auto" w:sz="0" w:space="0"/>
+            <w:insideV w:val="none" w:color="auto" w:sz="0" w:space="0"/>
+          </w:tblBorders>
+          <w:tblCellMar>
+            <w:top w:w="0" w:type="dxa"/>
+            <w:left w:w="108" w:type="dxa"/>
+            <w:bottom w:w="0" w:type="dxa"/>
+            <w:right w:w="108" w:type="dxa"/>
+          </w:tblCellMar>
+        </w:tblPrEx>
+        <w:trPr>
+          <w:trHeight w:val="810" w:hRule="atLeast"/>
+        </w:trPr>
+        <w:tc>
+          <w:tcPr>
+            <w:tcW w:w="1818" w:type="dxa"/>
+          </w:tcPr>
+          <w:p>
+            <w:pPr>
+              <w:widowControl w:val="0"/>
+              <w:jc w:val="both"/>
+              <w:rPr>
+                <w:rFonts w:hint="default" w:eastAsia="Arial"/>
+                <w:lang w:val="en-US" w:eastAsia="zh-CN"/>
               </w:rPr>
             </w:pPr>
             <w:r>
@@ -251,11 +309,49 @@
                 <w:rFonts w:hint="eastAsia"/>
                 <w:lang w:eastAsia="zh-CN"/>
               </w:rPr>
+              <w:t>审核人</w:t>
+            </w:r>
+            <w:r>
+              <w:rPr>
+                <w:rFonts w:asciiTheme="minorHAnsi" w:hAnsiTheme="minorHAnsi" w:eastAsiaTheme="minorEastAsia"/>
+                <w:spacing w:val="227"/>
+                <w:lang w:eastAsia="zh-CN"/>
+              </w:rPr>
+              <w:t>:</w:t>
+            </w:r>
+            <w:r>
+              <w:rPr>
+                <w:rFonts w:hint="eastAsia"/>
+                <w:u w:val="single"/>
+                <w:lang w:val="en-US" w:eastAsia="zh-CN"/>
+              </w:rPr>
+              <w:t>刘钢要</w:t>
+            </w:r>
+          </w:p>
+        </w:tc>
+        <w:tc>
+          <w:tcPr>
+            <w:tcW w:w="4261" w:type="dxa"/>
+          </w:tcPr>
+          <w:p>
+            <w:pPr>
+              <w:widowControl w:val="0"/>
+              <w:jc w:val="both"/>
+              <w:rPr>
+                <w:rFonts w:eastAsia="Arial"/>
+                <w:lang w:eastAsia="zh-CN"/>
+              </w:rPr>
+            </w:pPr>
+            <w:r>
+              <w:rPr>
+                <w:rFonts w:hint="eastAsia"/>
+                <w:lang w:eastAsia="zh-CN"/>
+              </w:rPr>
               <w:t>编制时间</w:t>
             </w:r>
             <w:r>
               <w:rPr>
-                <w:rFonts w:asciiTheme="minorHAnsi" w:eastAsiaTheme="minorEastAsia" w:hAnsiTheme="minorHAnsi" w:hint="eastAsia"/>
+                <w:rFonts w:hint="eastAsia" w:asciiTheme="minorHAnsi" w:hAnsiTheme="minorHAnsi" w:eastAsiaTheme="minorEastAsia"/>
                 <w:spacing w:val="227"/>
                 <w:lang w:eastAsia="zh-CN"/>
               </w:rPr>
@@ -267,7 +363,57 @@
                 <w:u w:val="single"/>
                 <w:lang w:eastAsia="zh-CN"/>
               </w:rPr>
-              <w:t>2025.1</w:t>
+              <w:t>2025.12.30</w:t>
+            </w:r>
+          </w:p>
+        </w:tc>
+      </w:tr>
+      <w:tr>
+        <w:tblPrEx>
+          <w:tblBorders>
+            <w:top w:val="none" w:color="auto" w:sz="0" w:space="0"/>
+            <w:left w:val="none" w:color="auto" w:sz="0" w:space="0"/>
+            <w:bottom w:val="none" w:color="auto" w:sz="0" w:space="0"/>
+            <w:right w:val="none" w:color="auto" w:sz="0" w:space="0"/>
+            <w:insideH w:val="none" w:color="auto" w:sz="0" w:space="0"/>
+            <w:insideV w:val="none" w:color="auto" w:sz="0" w:space="0"/>
+          </w:tblBorders>
+          <w:tblCellMar>
+            <w:top w:w="0" w:type="dxa"/>
+            <w:left w:w="108" w:type="dxa"/>
+            <w:bottom w:w="0" w:type="dxa"/>
+            <w:right w:w="108" w:type="dxa"/>
+          </w:tblCellMar>
+        </w:tblPrEx>
+        <w:trPr>
+          <w:trHeight w:val="635" w:hRule="atLeast"/>
+        </w:trPr>
+        <w:tc>
+          <w:tcPr>
+            <w:tcW w:w="1818" w:type="dxa"/>
+          </w:tcPr>
+          <w:p>
+            <w:pPr>
+              <w:widowControl w:val="0"/>
+              <w:jc w:val="both"/>
+              <w:rPr>
+                <w:lang w:eastAsia="zh-CN"/>
+              </w:rPr>
+            </w:pPr>
+            <w:r>
+              <w:rPr>
+                <w:rFonts w:hint="eastAsia"/>
+                <w:lang w:eastAsia="zh-CN"/>
+              </w:rPr>
+              <w:t>批准人</w:t>
+            </w:r>
+            <w:r>
+              <w:rPr>
+                <w:rFonts w:hint="eastAsia" w:asciiTheme="minorHAnsi" w:hAnsiTheme="minorHAnsi" w:eastAsiaTheme="minorEastAsia"/>
+                <w:spacing w:val="227"/>
+                <w:lang w:eastAsia="zh-CN"/>
+              </w:rPr>
+              <w:t>:</w:t>
             </w:r>
             <w:r>
               <w:rPr>
@@ -275,7 +421,36 @@
                 <w:u w:val="single"/>
                 <w:lang w:eastAsia="zh-CN"/>
               </w:rPr>
-              <w:t>2</w:t>
+              <w:t>鲁玉锋</w:t>
+            </w:r>
+          </w:p>
+        </w:tc>
+        <w:tc>
+          <w:tcPr>
+            <w:tcW w:w="4261" w:type="dxa"/>
+          </w:tcPr>
+          <w:p>
+            <w:pPr>
+              <w:widowControl w:val="0"/>
+              <w:jc w:val="both"/>
+              <w:rPr>
+                <w:lang w:eastAsia="zh-CN"/>
+              </w:rPr>
+            </w:pPr>
+            <w:r>
+              <w:rPr>
+                <w:rFonts w:hint="eastAsia"/>
+                <w:lang w:eastAsia="zh-CN"/>
+              </w:rPr>
+              <w:t>审批时间</w:t>
+            </w:r>
+            <w:r>
+              <w:rPr>
+                <w:rFonts w:hint="eastAsia" w:asciiTheme="minorHAnsi" w:hAnsiTheme="minorHAnsi" w:eastAsiaTheme="minorEastAsia"/>
+                <w:spacing w:val="227"/>
+                <w:lang w:eastAsia="zh-CN"/>
+              </w:rPr>
+              <w:t>:</w:t>
             </w:r>
             <w:r>
               <w:rPr>
@@ -283,194 +458,7 @@
                 <w:u w:val="single"/>
                 <w:lang w:eastAsia="zh-CN"/>
               </w:rPr>
-              <w:t>.30</w:t>
-            </w:r>
-          </w:p>
-        </w:tc>
-      </w:tr>
-      <w:tr>
-        <w:trPr>
-          <w:trHeight w:val="810"/>
-        </w:trPr>
-        <w:tc>
-          <w:tcPr>
-            <w:tcW w:w="1818" w:type="dxa"/>
-          </w:tcPr>
-          <w:p>
-            <w:pPr>
-              <w:rPr>
-                <w:rFonts w:eastAsia="Arial"/>
-                <w:lang w:eastAsia="zh-CN"/>
-              </w:rPr>
-            </w:pPr>
-            <w:r>
-              <w:rPr>
-                <w:rFonts w:hint="eastAsia"/>
-                <w:lang w:eastAsia="zh-CN"/>
-              </w:rPr>
-              <w:t>审核人</w:t>
-            </w:r>
-            <w:r>
-              <w:rPr>
-                <w:rFonts w:asciiTheme="minorHAnsi" w:eastAsiaTheme="minorEastAsia" w:hAnsiTheme="minorHAnsi"/>
-                <w:spacing w:val="227"/>
-                <w:lang w:eastAsia="zh-CN"/>
-              </w:rPr>
-              <w:t>:</w:t>
-            </w:r>
-            <w:r>
-              <w:rPr>
-                <w:rFonts w:hint="eastAsia"/>
-                <w:spacing w:val="90"/>
-                <w:u w:val="single"/>
-                <w:lang w:eastAsia="zh-CN"/>
-              </w:rPr>
-              <w:t>严长运</w:t>
-            </w:r>
-          </w:p>
-        </w:tc>
-        <w:tc>
-          <w:tcPr>
-            <w:tcW w:w="4261" w:type="dxa"/>
-          </w:tcPr>
-          <w:p>
-            <w:pPr>
-              <w:rPr>
-                <w:rFonts w:eastAsia="Arial"/>
-                <w:lang w:eastAsia="zh-CN"/>
-              </w:rPr>
-            </w:pPr>
-            <w:r>
-              <w:rPr>
-                <w:rFonts w:hint="eastAsia"/>
-                <w:lang w:eastAsia="zh-CN"/>
-              </w:rPr>
-              <w:t>编制时间</w:t>
-            </w:r>
-            <w:r>
-              <w:rPr>
-                <w:rFonts w:asciiTheme="minorHAnsi" w:eastAsiaTheme="minorEastAsia" w:hAnsiTheme="minorHAnsi" w:hint="eastAsia"/>
-                <w:spacing w:val="227"/>
-                <w:lang w:eastAsia="zh-CN"/>
-              </w:rPr>
-              <w:t>:</w:t>
-            </w:r>
-            <w:r>
-              <w:rPr>
-                <w:rFonts w:hint="eastAsia"/>
-                <w:u w:val="single"/>
-                <w:lang w:eastAsia="zh-CN"/>
-              </w:rPr>
-              <w:t>2025.1</w:t>
-            </w:r>
-            <w:r>
-              <w:rPr>
-                <w:rFonts w:hint="eastAsia"/>
-                <w:u w:val="single"/>
-                <w:lang w:eastAsia="zh-CN"/>
-              </w:rPr>
-              <w:t>2</w:t>
-            </w:r>
-            <w:r>
-              <w:rPr>
-                <w:rFonts w:hint="eastAsia"/>
-                <w:u w:val="single"/>
-                <w:lang w:eastAsia="zh-CN"/>
-              </w:rPr>
-              <w:t>.30</w:t>
-            </w:r>
-          </w:p>
-        </w:tc>
-      </w:tr>
-      <w:tr>
-        <w:trPr>
-          <w:trHeight w:val="635"/>
-        </w:trPr>
-        <w:tc>
-          <w:tcPr>
-            <w:tcW w:w="1818" w:type="dxa"/>
-          </w:tcPr>
-          <w:p>
-            <w:pPr>
-              <w:rPr>
-                <w:lang w:eastAsia="zh-CN"/>
-              </w:rPr>
-            </w:pPr>
-            <w:r>
-              <w:rPr>
-                <w:rFonts w:hint="eastAsia"/>
-                <w:lang w:eastAsia="zh-CN"/>
-              </w:rPr>
-              <w:t>批准人</w:t>
-            </w:r>
-            <w:r>
-              <w:rPr>
-                <w:rFonts w:asciiTheme="minorHAnsi" w:eastAsiaTheme="minorEastAsia" w:hAnsiTheme="minorHAnsi" w:hint="eastAsia"/>
-                <w:spacing w:val="227"/>
-                <w:lang w:eastAsia="zh-CN"/>
-              </w:rPr>
-              <w:t>:</w:t>
-            </w:r>
-            <w:proofErr w:type="gramStart"/>
-            <w:r>
-              <w:rPr>
-                <w:rFonts w:hint="eastAsia"/>
-                <w:u w:val="single"/>
-                <w:lang w:eastAsia="zh-CN"/>
-              </w:rPr>
-              <w:t>鲁玉锋</w:t>
-            </w:r>
-            <w:proofErr w:type="gramEnd"/>
-          </w:p>
-        </w:tc>
-        <w:tc>
-          <w:tcPr>
-            <w:tcW w:w="4261" w:type="dxa"/>
-          </w:tcPr>
-          <w:p>
-            <w:pPr>
-              <w:rPr>
-                <w:lang w:eastAsia="zh-CN"/>
-              </w:rPr>
-            </w:pPr>
-            <w:r>
-              <w:rPr>
-                <w:rFonts w:hint="eastAsia"/>
-                <w:lang w:eastAsia="zh-CN"/>
-              </w:rPr>
-              <w:t>审批时间</w:t>
-            </w:r>
-            <w:r>
-              <w:rPr>
-                <w:rFonts w:asciiTheme="minorHAnsi" w:eastAsiaTheme="minorEastAsia" w:hAnsiTheme="minorHAnsi" w:hint="eastAsia"/>
-                <w:spacing w:val="227"/>
-                <w:lang w:eastAsia="zh-CN"/>
-              </w:rPr>
-              <w:t>:</w:t>
-            </w:r>
-            <w:r>
-              <w:rPr>
-                <w:rFonts w:hint="eastAsia"/>
-                <w:u w:val="single"/>
-                <w:lang w:eastAsia="zh-CN"/>
-              </w:rPr>
-              <w:t>2025.1</w:t>
-            </w:r>
-            <w:r>
-              <w:rPr>
-                <w:rFonts w:hint="eastAsia"/>
-                <w:u w:val="single"/>
-                <w:lang w:eastAsia="zh-CN"/>
-              </w:rPr>
-              <w:t>2</w:t>
-            </w:r>
-            <w:r>
-              <w:rPr>
-                <w:rFonts w:hint="eastAsia"/>
-                <w:u w:val="single"/>
-                <w:lang w:eastAsia="zh-CN"/>
-              </w:rPr>
-              <w:t>.30</w:t>
+              <w:t>2025.12.30</w:t>
             </w:r>
           </w:p>
         </w:tc>
@@ -490,7 +478,7 @@
         <w:spacing w:before="153" w:line="225" w:lineRule="auto"/>
         <w:ind w:left="3634"/>
         <w:rPr>
-          <w:rFonts w:ascii="宋体" w:hAnsi="宋体" w:cs="宋体" w:hint="eastAsia"/>
+          <w:rFonts w:hint="eastAsia" w:ascii="宋体" w:hAnsi="宋体" w:cs="宋体"/>
           <w:sz w:val="31"/>
           <w:szCs w:val="31"/>
         </w:rPr>
@@ -504,25 +492,29 @@
           <w:sz w:val="31"/>
           <w:szCs w:val="31"/>
         </w:rPr>
-        <w:lastRenderedPageBreak/>
         <w:t>修订记录</w:t>
       </w:r>
     </w:p>
     <w:tbl>
       <w:tblPr>
-        <w:tblStyle w:val="TableNormal0"/>
+        <w:tblStyle w:val="26"/>
         <w:tblW w:w="8301" w:type="dxa"/>
         <w:tblInd w:w="2" w:type="dxa"/>
         <w:tblBorders>
-          <w:top w:val="single" w:sz="2" w:space="0" w:color="000000"/>
-          <w:left w:val="single" w:sz="2" w:space="0" w:color="000000"/>
-          <w:bottom w:val="single" w:sz="2" w:space="0" w:color="000000"/>
-          <w:right w:val="single" w:sz="2" w:space="0" w:color="000000"/>
-          <w:insideH w:val="single" w:sz="2" w:space="0" w:color="000000"/>
-          <w:insideV w:val="single" w:sz="2" w:space="0" w:color="000000"/>
+          <w:top w:val="single" w:color="000000" w:sz="2" w:space="0"/>
+          <w:left w:val="single" w:color="000000" w:sz="2" w:space="0"/>
+          <w:bottom w:val="single" w:color="000000" w:sz="2" w:space="0"/>
+          <w:right w:val="single" w:color="000000" w:sz="2" w:space="0"/>
+          <w:insideH w:val="single" w:color="000000" w:sz="2" w:space="0"/>
+          <w:insideV w:val="single" w:color="000000" w:sz="2" w:space="0"/>
         </w:tblBorders>
         <w:tblLayout w:type="fixed"/>
-        <w:tblLook w:val="04A0" w:firstRow="1" w:lastRow="0" w:firstColumn="1" w:lastColumn="0" w:noHBand="0" w:noVBand="1"/>
+        <w:tblCellMar>
+          <w:top w:w="0" w:type="dxa"/>
+          <w:left w:w="0" w:type="dxa"/>
+          <w:bottom w:w="0" w:type="dxa"/>
+          <w:right w:w="0" w:type="dxa"/>
+        </w:tblCellMar>
       </w:tblPr>
       <w:tblGrid>
         <w:gridCol w:w="1555"/>
@@ -533,8 +525,24 @@
         <w:gridCol w:w="1240"/>
       </w:tblGrid>
       <w:tr>
+        <w:tblPrEx>
+          <w:tblBorders>
+            <w:top w:val="single" w:color="000000" w:sz="2" w:space="0"/>
+            <w:left w:val="single" w:color="000000" w:sz="2" w:space="0"/>
+            <w:bottom w:val="single" w:color="000000" w:sz="2" w:space="0"/>
+            <w:right w:val="single" w:color="000000" w:sz="2" w:space="0"/>
+            <w:insideH w:val="single" w:color="000000" w:sz="2" w:space="0"/>
+            <w:insideV w:val="single" w:color="000000" w:sz="2" w:space="0"/>
+          </w:tblBorders>
+          <w:tblCellMar>
+            <w:top w:w="0" w:type="dxa"/>
+            <w:left w:w="0" w:type="dxa"/>
+            <w:bottom w:w="0" w:type="dxa"/>
+            <w:right w:w="0" w:type="dxa"/>
+          </w:tblCellMar>
+        </w:tblPrEx>
         <w:trPr>
-          <w:trHeight w:val="593"/>
+          <w:trHeight w:val="593" w:hRule="atLeast"/>
         </w:trPr>
         <w:tc>
           <w:tcPr>
@@ -546,7 +554,7 @@
               <w:spacing w:before="176" w:line="228" w:lineRule="auto"/>
               <w:ind w:left="607"/>
               <w:rPr>
-                <w:rFonts w:ascii="宋体" w:hAnsi="宋体" w:cs="宋体" w:hint="eastAsia"/>
+                <w:rFonts w:hint="eastAsia" w:ascii="宋体" w:hAnsi="宋体" w:cs="宋体"/>
                 <w:sz w:val="20"/>
                 <w:szCs w:val="20"/>
               </w:rPr>
@@ -572,7 +580,7 @@
               <w:spacing w:before="175" w:line="227" w:lineRule="auto"/>
               <w:ind w:left="253"/>
               <w:rPr>
-                <w:rFonts w:ascii="宋体" w:hAnsi="宋体" w:cs="宋体" w:hint="eastAsia"/>
+                <w:rFonts w:hint="eastAsia" w:ascii="宋体" w:hAnsi="宋体" w:cs="宋体"/>
                 <w:sz w:val="20"/>
                 <w:szCs w:val="20"/>
               </w:rPr>
@@ -598,7 +606,7 @@
               <w:spacing w:before="175" w:line="228" w:lineRule="auto"/>
               <w:ind w:left="730"/>
               <w:rPr>
-                <w:rFonts w:ascii="宋体" w:hAnsi="宋体" w:cs="宋体" w:hint="eastAsia"/>
+                <w:rFonts w:hint="eastAsia" w:ascii="宋体" w:hAnsi="宋体" w:cs="宋体"/>
                 <w:sz w:val="20"/>
                 <w:szCs w:val="20"/>
               </w:rPr>
@@ -624,7 +632,7 @@
               <w:spacing w:before="175" w:line="228" w:lineRule="auto"/>
               <w:ind w:left="310"/>
               <w:rPr>
-                <w:rFonts w:ascii="宋体" w:hAnsi="宋体" w:cs="宋体" w:hint="eastAsia"/>
+                <w:rFonts w:hint="eastAsia" w:ascii="宋体" w:hAnsi="宋体" w:cs="宋体"/>
                 <w:sz w:val="20"/>
                 <w:szCs w:val="20"/>
               </w:rPr>
@@ -650,7 +658,7 @@
               <w:spacing w:before="175" w:line="228" w:lineRule="auto"/>
               <w:ind w:left="310"/>
               <w:rPr>
-                <w:rFonts w:ascii="宋体" w:hAnsi="宋体" w:cs="宋体" w:hint="eastAsia"/>
+                <w:rFonts w:hint="eastAsia" w:ascii="宋体" w:hAnsi="宋体" w:cs="宋体"/>
                 <w:spacing w:val="6"/>
                 <w:sz w:val="20"/>
                 <w:szCs w:val="20"/>
@@ -659,7 +667,7 @@
             </w:pPr>
             <w:r>
               <w:rPr>
-                <w:rFonts w:ascii="宋体" w:hAnsi="宋体" w:cs="宋体" w:hint="eastAsia"/>
+                <w:rFonts w:hint="eastAsia" w:ascii="宋体" w:hAnsi="宋体" w:cs="宋体"/>
                 <w:spacing w:val="6"/>
                 <w:sz w:val="20"/>
                 <w:szCs w:val="20"/>
@@ -679,7 +687,7 @@
               <w:spacing w:before="176" w:line="229" w:lineRule="auto"/>
               <w:ind w:left="311"/>
               <w:rPr>
-                <w:rFonts w:ascii="宋体" w:hAnsi="宋体" w:cs="宋体" w:hint="eastAsia"/>
+                <w:rFonts w:hint="eastAsia" w:ascii="宋体" w:hAnsi="宋体" w:cs="宋体"/>
                 <w:sz w:val="20"/>
                 <w:szCs w:val="20"/>
               </w:rPr>
@@ -697,8 +705,24 @@
         </w:tc>
       </w:tr>
       <w:tr>
+        <w:tblPrEx>
+          <w:tblBorders>
+            <w:top w:val="single" w:color="000000" w:sz="2" w:space="0"/>
+            <w:left w:val="single" w:color="000000" w:sz="2" w:space="0"/>
+            <w:bottom w:val="single" w:color="000000" w:sz="2" w:space="0"/>
+            <w:right w:val="single" w:color="000000" w:sz="2" w:space="0"/>
+            <w:insideH w:val="single" w:color="000000" w:sz="2" w:space="0"/>
+            <w:insideV w:val="single" w:color="000000" w:sz="2" w:space="0"/>
+          </w:tblBorders>
+          <w:tblCellMar>
+            <w:top w:w="0" w:type="dxa"/>
+            <w:left w:w="0" w:type="dxa"/>
+            <w:bottom w:w="0" w:type="dxa"/>
+            <w:right w:w="0" w:type="dxa"/>
+          </w:tblCellMar>
+        </w:tblPrEx>
         <w:trPr>
-          <w:trHeight w:val="556"/>
+          <w:trHeight w:val="556" w:hRule="atLeast"/>
         </w:trPr>
         <w:tc>
           <w:tcPr>
@@ -710,7 +734,7 @@
               <w:spacing w:before="173" w:line="267" w:lineRule="exact"/>
               <w:ind w:left="260"/>
               <w:rPr>
-                <w:rFonts w:ascii="宋体" w:hAnsi="宋体" w:cs="宋体" w:hint="eastAsia"/>
+                <w:rFonts w:hint="eastAsia" w:ascii="宋体" w:hAnsi="宋体" w:cs="宋体"/>
                 <w:sz w:val="20"/>
                 <w:szCs w:val="20"/>
               </w:rPr>
@@ -727,25 +751,35 @@
             </w:r>
             <w:r>
               <w:rPr>
-                <w:rFonts w:ascii="宋体" w:hAnsi="宋体" w:cs="宋体" w:hint="eastAsia"/>
+                <w:rFonts w:hint="eastAsia" w:ascii="宋体" w:hAnsi="宋体" w:cs="宋体"/>
                 <w:spacing w:val="3"/>
                 <w:position w:val="1"/>
                 <w:sz w:val="20"/>
                 <w:szCs w:val="20"/>
                 <w:lang w:eastAsia="zh-CN"/>
               </w:rPr>
-              <w:t>1</w:t>
-            </w:r>
-            <w:r>
-              <w:rPr>
-                <w:rFonts w:ascii="宋体" w:hAnsi="宋体" w:cs="宋体" w:hint="eastAsia"/>
+              <w:t>12</w:t>
+            </w:r>
+            <w:r>
+              <w:rPr>
+                <w:rFonts w:ascii="宋体" w:hAnsi="宋体" w:cs="宋体"/>
+                <w:spacing w:val="3"/>
+                <w:position w:val="1"/>
+                <w:sz w:val="20"/>
+                <w:szCs w:val="20"/>
+              </w:rPr>
+              <w:t>.</w:t>
+            </w:r>
+            <w:r>
+              <w:rPr>
+                <w:rFonts w:hint="eastAsia" w:ascii="宋体" w:hAnsi="宋体" w:cs="宋体"/>
                 <w:spacing w:val="3"/>
                 <w:position w:val="1"/>
                 <w:sz w:val="20"/>
                 <w:szCs w:val="20"/>
                 <w:lang w:eastAsia="zh-CN"/>
               </w:rPr>
-              <w:t>2</w:t>
+              <w:t>3</w:t>
             </w:r>
             <w:r>
               <w:rPr>
@@ -755,27 +789,6 @@
                 <w:sz w:val="20"/>
                 <w:szCs w:val="20"/>
               </w:rPr>
-              <w:t>.</w:t>
-            </w:r>
-            <w:r>
-              <w:rPr>
-                <w:rFonts w:ascii="宋体" w:hAnsi="宋体" w:cs="宋体" w:hint="eastAsia"/>
-                <w:spacing w:val="3"/>
-                <w:position w:val="1"/>
-                <w:sz w:val="20"/>
-                <w:szCs w:val="20"/>
-                <w:lang w:eastAsia="zh-CN"/>
-              </w:rPr>
-              <w:t>3</w:t>
-            </w:r>
-            <w:r>
-              <w:rPr>
-                <w:rFonts w:ascii="宋体" w:hAnsi="宋体" w:cs="宋体"/>
-                <w:spacing w:val="3"/>
-                <w:position w:val="1"/>
-                <w:sz w:val="20"/>
-                <w:szCs w:val="20"/>
-              </w:rPr>
               <w:t>0</w:t>
             </w:r>
           </w:p>
@@ -790,7 +803,7 @@
               <w:spacing w:before="173" w:line="267" w:lineRule="exact"/>
               <w:ind w:left="248"/>
               <w:rPr>
-                <w:rFonts w:ascii="宋体" w:hAnsi="宋体" w:cs="宋体" w:hint="eastAsia"/>
+                <w:rFonts w:hint="eastAsia" w:ascii="宋体" w:hAnsi="宋体" w:cs="宋体"/>
                 <w:sz w:val="20"/>
                 <w:szCs w:val="20"/>
               </w:rPr>
@@ -818,7 +831,7 @@
               <w:ind w:left="114"/>
               <w:jc w:val="center"/>
               <w:rPr>
-                <w:rFonts w:ascii="宋体" w:hAnsi="宋体" w:cs="宋体" w:hint="eastAsia"/>
+                <w:rFonts w:hint="eastAsia" w:ascii="宋体" w:hAnsi="宋体" w:cs="宋体"/>
                 <w:sz w:val="20"/>
                 <w:szCs w:val="20"/>
               </w:rPr>
@@ -844,7 +857,7 @@
               <w:spacing w:before="172" w:line="228" w:lineRule="auto"/>
               <w:ind w:left="313"/>
               <w:rPr>
-                <w:rFonts w:ascii="宋体" w:hAnsi="宋体" w:cs="宋体" w:hint="eastAsia"/>
+                <w:rFonts w:hint="eastAsia" w:ascii="宋体" w:hAnsi="宋体" w:cs="宋体"/>
                 <w:sz w:val="20"/>
                 <w:szCs w:val="20"/>
                 <w:lang w:eastAsia="zh-CN"/>
@@ -852,12 +865,12 @@
             </w:pPr>
             <w:r>
               <w:rPr>
-                <w:rFonts w:ascii="宋体" w:hAnsi="宋体" w:cs="宋体" w:hint="eastAsia"/>
+                <w:rFonts w:hint="eastAsia" w:ascii="宋体" w:hAnsi="宋体" w:cs="宋体"/>
                 <w:sz w:val="20"/>
                 <w:szCs w:val="20"/>
-                <w:lang w:eastAsia="zh-CN"/>
-              </w:rPr>
-              <w:t>孙光莉</w:t>
+                <w:lang w:val="en-US" w:eastAsia="zh-CN"/>
+              </w:rPr>
+              <w:t>王潇</w:t>
             </w:r>
           </w:p>
         </w:tc>
@@ -871,21 +884,22 @@
               <w:spacing w:before="172" w:line="228" w:lineRule="auto"/>
               <w:ind w:left="313"/>
               <w:rPr>
-                <w:rFonts w:ascii="宋体" w:hAnsi="宋体" w:cs="宋体" w:hint="eastAsia"/>
+                <w:rFonts w:hint="eastAsia" w:ascii="宋体" w:hAnsi="宋体" w:eastAsia="宋体" w:cs="宋体"/>
                 <w:spacing w:val="5"/>
                 <w:sz w:val="20"/>
                 <w:szCs w:val="20"/>
-              </w:rPr>
-            </w:pPr>
-            <w:r>
-              <w:rPr>
-                <w:rFonts w:ascii="宋体" w:hAnsi="宋体" w:cs="宋体" w:hint="eastAsia"/>
-                <w:spacing w:val="100"/>
+                <w:lang w:val="en-US" w:eastAsia="zh-CN"/>
+              </w:rPr>
+            </w:pPr>
+            <w:r>
+              <w:rPr>
+                <w:rFonts w:hint="eastAsia" w:ascii="宋体" w:hAnsi="宋体" w:cs="宋体"/>
+                <w:spacing w:val="5"/>
                 <w:sz w:val="20"/>
                 <w:szCs w:val="20"/>
-                <w:lang w:eastAsia="zh-CN"/>
-              </w:rPr>
-              <w:t>严长运</w:t>
+                <w:lang w:val="en-US" w:eastAsia="zh-CN"/>
+              </w:rPr>
+              <w:t>刘钢要</w:t>
             </w:r>
           </w:p>
         </w:tc>
@@ -899,15 +913,14 @@
               <w:spacing w:before="173" w:line="229" w:lineRule="auto"/>
               <w:ind w:left="314"/>
               <w:rPr>
-                <w:rFonts w:ascii="宋体" w:hAnsi="宋体" w:cs="宋体" w:hint="eastAsia"/>
+                <w:rFonts w:hint="eastAsia" w:ascii="宋体" w:hAnsi="宋体" w:cs="宋体"/>
                 <w:sz w:val="20"/>
                 <w:szCs w:val="20"/>
               </w:rPr>
             </w:pPr>
-            <w:proofErr w:type="gramStart"/>
-            <w:r>
-              <w:rPr>
-                <w:rFonts w:ascii="宋体" w:hAnsi="宋体" w:cs="宋体" w:hint="eastAsia"/>
+            <w:r>
+              <w:rPr>
+                <w:rFonts w:hint="eastAsia" w:ascii="宋体" w:hAnsi="宋体" w:cs="宋体"/>
                 <w:spacing w:val="6"/>
                 <w:sz w:val="20"/>
                 <w:szCs w:val="20"/>
@@ -915,13 +928,28 @@
               </w:rPr>
               <w:t>鲁玉锋</w:t>
             </w:r>
-            <w:proofErr w:type="gramEnd"/>
           </w:p>
         </w:tc>
       </w:tr>
       <w:tr>
+        <w:tblPrEx>
+          <w:tblBorders>
+            <w:top w:val="single" w:color="000000" w:sz="2" w:space="0"/>
+            <w:left w:val="single" w:color="000000" w:sz="2" w:space="0"/>
+            <w:bottom w:val="single" w:color="000000" w:sz="2" w:space="0"/>
+            <w:right w:val="single" w:color="000000" w:sz="2" w:space="0"/>
+            <w:insideH w:val="single" w:color="000000" w:sz="2" w:space="0"/>
+            <w:insideV w:val="single" w:color="000000" w:sz="2" w:space="0"/>
+          </w:tblBorders>
+          <w:tblCellMar>
+            <w:top w:w="0" w:type="dxa"/>
+            <w:left w:w="0" w:type="dxa"/>
+            <w:bottom w:w="0" w:type="dxa"/>
+            <w:right w:w="0" w:type="dxa"/>
+          </w:tblCellMar>
+        </w:tblPrEx>
         <w:trPr>
-          <w:trHeight w:val="556"/>
+          <w:trHeight w:val="556" w:hRule="atLeast"/>
         </w:trPr>
         <w:tc>
           <w:tcPr>
@@ -929,7 +957,7 @@
           </w:tcPr>
           <w:p>
             <w:pPr>
-              <w:pStyle w:val="TableText"/>
+              <w:pStyle w:val="27"/>
               <w:widowControl w:val="0"/>
               <w:rPr>
                 <w:rFonts w:hint="eastAsia"/>
@@ -943,7 +971,7 @@
           </w:tcPr>
           <w:p>
             <w:pPr>
-              <w:pStyle w:val="TableText"/>
+              <w:pStyle w:val="27"/>
               <w:widowControl w:val="0"/>
               <w:rPr>
                 <w:rFonts w:hint="eastAsia"/>
@@ -957,7 +985,7 @@
           </w:tcPr>
           <w:p>
             <w:pPr>
-              <w:pStyle w:val="TableText"/>
+              <w:pStyle w:val="27"/>
               <w:widowControl w:val="0"/>
               <w:rPr>
                 <w:rFonts w:hint="eastAsia"/>
@@ -995,7 +1023,7 @@
           </w:tcPr>
           <w:p>
             <w:pPr>
-              <w:pStyle w:val="TableText"/>
+              <w:pStyle w:val="27"/>
               <w:widowControl w:val="0"/>
               <w:rPr>
                 <w:rFonts w:hint="eastAsia"/>
@@ -1005,8 +1033,18 @@
         </w:tc>
       </w:tr>
       <w:tr>
+        <w:tblPrEx>
+          <w:tblBorders>
+            <w:top w:val="single" w:color="000000" w:sz="2" w:space="0"/>
+            <w:left w:val="single" w:color="000000" w:sz="2" w:space="0"/>
+            <w:bottom w:val="single" w:color="000000" w:sz="2" w:space="0"/>
+            <w:right w:val="single" w:color="000000" w:sz="2" w:space="0"/>
+            <w:insideH w:val="single" w:color="000000" w:sz="2" w:space="0"/>
+            <w:insideV w:val="single" w:color="000000" w:sz="2" w:space="0"/>
+          </w:tblBorders>
+        </w:tblPrEx>
         <w:trPr>
-          <w:trHeight w:val="556"/>
+          <w:trHeight w:val="556" w:hRule="atLeast"/>
         </w:trPr>
         <w:tc>
           <w:tcPr>
@@ -1014,7 +1052,7 @@
           </w:tcPr>
           <w:p>
             <w:pPr>
-              <w:pStyle w:val="TableText"/>
+              <w:pStyle w:val="27"/>
               <w:widowControl w:val="0"/>
               <w:rPr>
                 <w:rFonts w:hint="eastAsia"/>
@@ -1028,7 +1066,7 @@
           </w:tcPr>
           <w:p>
             <w:pPr>
-              <w:pStyle w:val="TableText"/>
+              <w:pStyle w:val="27"/>
               <w:widowControl w:val="0"/>
               <w:rPr>
                 <w:rFonts w:hint="eastAsia"/>
@@ -1042,7 +1080,7 @@
           </w:tcPr>
           <w:p>
             <w:pPr>
-              <w:pStyle w:val="TableText"/>
+              <w:pStyle w:val="27"/>
               <w:widowControl w:val="0"/>
               <w:rPr>
                 <w:rFonts w:hint="eastAsia"/>
@@ -1080,7 +1118,7 @@
           </w:tcPr>
           <w:p>
             <w:pPr>
-              <w:pStyle w:val="TableText"/>
+              <w:pStyle w:val="27"/>
               <w:widowControl w:val="0"/>
               <w:rPr>
                 <w:rFonts w:hint="eastAsia"/>
@@ -1090,8 +1128,24 @@
         </w:tc>
       </w:tr>
       <w:tr>
+        <w:tblPrEx>
+          <w:tblBorders>
+            <w:top w:val="single" w:color="000000" w:sz="2" w:space="0"/>
+            <w:left w:val="single" w:color="000000" w:sz="2" w:space="0"/>
+            <w:bottom w:val="single" w:color="000000" w:sz="2" w:space="0"/>
+            <w:right w:val="single" w:color="000000" w:sz="2" w:space="0"/>
+            <w:insideH w:val="single" w:color="000000" w:sz="2" w:space="0"/>
+            <w:insideV w:val="single" w:color="000000" w:sz="2" w:space="0"/>
+          </w:tblBorders>
+          <w:tblCellMar>
+            <w:top w:w="0" w:type="dxa"/>
+            <w:left w:w="0" w:type="dxa"/>
+            <w:bottom w:w="0" w:type="dxa"/>
+            <w:right w:w="0" w:type="dxa"/>
+          </w:tblCellMar>
+        </w:tblPrEx>
         <w:trPr>
-          <w:trHeight w:val="557"/>
+          <w:trHeight w:val="557" w:hRule="atLeast"/>
         </w:trPr>
         <w:tc>
           <w:tcPr>
@@ -1099,7 +1153,7 @@
           </w:tcPr>
           <w:p>
             <w:pPr>
-              <w:pStyle w:val="TableText"/>
+              <w:pStyle w:val="27"/>
               <w:widowControl w:val="0"/>
               <w:rPr>
                 <w:rFonts w:hint="eastAsia"/>
@@ -1113,7 +1167,7 @@
           </w:tcPr>
           <w:p>
             <w:pPr>
-              <w:pStyle w:val="TableText"/>
+              <w:pStyle w:val="27"/>
               <w:widowControl w:val="0"/>
               <w:rPr>
                 <w:rFonts w:hint="eastAsia"/>
@@ -1127,7 +1181,7 @@
           </w:tcPr>
           <w:p>
             <w:pPr>
-              <w:pStyle w:val="TableText"/>
+              <w:pStyle w:val="27"/>
               <w:widowControl w:val="0"/>
               <w:rPr>
                 <w:rFonts w:hint="eastAsia"/>
@@ -1141,7 +1195,7 @@
           </w:tcPr>
           <w:p>
             <w:pPr>
-              <w:pStyle w:val="TableText"/>
+              <w:pStyle w:val="27"/>
               <w:widowControl w:val="0"/>
               <w:rPr>
                 <w:rFonts w:hint="eastAsia"/>
@@ -1155,7 +1209,7 @@
           </w:tcPr>
           <w:p>
             <w:pPr>
-              <w:pStyle w:val="TableText"/>
+              <w:pStyle w:val="27"/>
               <w:widowControl w:val="0"/>
               <w:rPr>
                 <w:rFonts w:hint="eastAsia"/>
@@ -1169,7 +1223,7 @@
           </w:tcPr>
           <w:p>
             <w:pPr>
-              <w:pStyle w:val="TableText"/>
+              <w:pStyle w:val="27"/>
               <w:widowControl w:val="0"/>
               <w:rPr>
                 <w:rFonts w:hint="eastAsia"/>
@@ -1179,8 +1233,24 @@
         </w:tc>
       </w:tr>
       <w:tr>
+        <w:tblPrEx>
+          <w:tblBorders>
+            <w:top w:val="single" w:color="000000" w:sz="2" w:space="0"/>
+            <w:left w:val="single" w:color="000000" w:sz="2" w:space="0"/>
+            <w:bottom w:val="single" w:color="000000" w:sz="2" w:space="0"/>
+            <w:right w:val="single" w:color="000000" w:sz="2" w:space="0"/>
+            <w:insideH w:val="single" w:color="000000" w:sz="2" w:space="0"/>
+            <w:insideV w:val="single" w:color="000000" w:sz="2" w:space="0"/>
+          </w:tblBorders>
+          <w:tblCellMar>
+            <w:top w:w="0" w:type="dxa"/>
+            <w:left w:w="0" w:type="dxa"/>
+            <w:bottom w:w="0" w:type="dxa"/>
+            <w:right w:w="0" w:type="dxa"/>
+          </w:tblCellMar>
+        </w:tblPrEx>
         <w:trPr>
-          <w:trHeight w:val="556"/>
+          <w:trHeight w:val="556" w:hRule="atLeast"/>
         </w:trPr>
         <w:tc>
           <w:tcPr>
@@ -1188,7 +1258,7 @@
           </w:tcPr>
           <w:p>
             <w:pPr>
-              <w:pStyle w:val="TableText"/>
+              <w:pStyle w:val="27"/>
               <w:widowControl w:val="0"/>
               <w:rPr>
                 <w:rFonts w:hint="eastAsia"/>
@@ -1202,7 +1272,7 @@
           </w:tcPr>
           <w:p>
             <w:pPr>
-              <w:pStyle w:val="TableText"/>
+              <w:pStyle w:val="27"/>
               <w:widowControl w:val="0"/>
               <w:rPr>
                 <w:rFonts w:hint="eastAsia"/>
@@ -1216,7 +1286,7 @@
           </w:tcPr>
           <w:p>
             <w:pPr>
-              <w:pStyle w:val="TableText"/>
+              <w:pStyle w:val="27"/>
               <w:widowControl w:val="0"/>
               <w:rPr>
                 <w:rFonts w:hint="eastAsia"/>
@@ -1230,7 +1300,7 @@
           </w:tcPr>
           <w:p>
             <w:pPr>
-              <w:pStyle w:val="TableText"/>
+              <w:pStyle w:val="27"/>
               <w:widowControl w:val="0"/>
               <w:rPr>
                 <w:rFonts w:hint="eastAsia"/>
@@ -1244,7 +1314,7 @@
           </w:tcPr>
           <w:p>
             <w:pPr>
-              <w:pStyle w:val="TableText"/>
+              <w:pStyle w:val="27"/>
               <w:widowControl w:val="0"/>
               <w:rPr>
                 <w:rFonts w:hint="eastAsia"/>
@@ -1258,7 +1328,7 @@
           </w:tcPr>
           <w:p>
             <w:pPr>
-              <w:pStyle w:val="TableText"/>
+              <w:pStyle w:val="27"/>
               <w:widowControl w:val="0"/>
               <w:rPr>
                 <w:rFonts w:hint="eastAsia"/>
@@ -1268,8 +1338,24 @@
         </w:tc>
       </w:tr>
       <w:tr>
+        <w:tblPrEx>
+          <w:tblBorders>
+            <w:top w:val="single" w:color="000000" w:sz="2" w:space="0"/>
+            <w:left w:val="single" w:color="000000" w:sz="2" w:space="0"/>
+            <w:bottom w:val="single" w:color="000000" w:sz="2" w:space="0"/>
+            <w:right w:val="single" w:color="000000" w:sz="2" w:space="0"/>
+            <w:insideH w:val="single" w:color="000000" w:sz="2" w:space="0"/>
+            <w:insideV w:val="single" w:color="000000" w:sz="2" w:space="0"/>
+          </w:tblBorders>
+          <w:tblCellMar>
+            <w:top w:w="0" w:type="dxa"/>
+            <w:left w:w="0" w:type="dxa"/>
+            <w:bottom w:w="0" w:type="dxa"/>
+            <w:right w:w="0" w:type="dxa"/>
+          </w:tblCellMar>
+        </w:tblPrEx>
         <w:trPr>
-          <w:trHeight w:val="561"/>
+          <w:trHeight w:val="561" w:hRule="atLeast"/>
         </w:trPr>
         <w:tc>
           <w:tcPr>
@@ -1277,7 +1363,7 @@
           </w:tcPr>
           <w:p>
             <w:pPr>
-              <w:pStyle w:val="TableText"/>
+              <w:pStyle w:val="27"/>
               <w:widowControl w:val="0"/>
               <w:rPr>
                 <w:rFonts w:hint="eastAsia"/>
@@ -1291,7 +1377,7 @@
           </w:tcPr>
           <w:p>
             <w:pPr>
-              <w:pStyle w:val="TableText"/>
+              <w:pStyle w:val="27"/>
               <w:widowControl w:val="0"/>
               <w:rPr>
                 <w:rFonts w:hint="eastAsia"/>
@@ -1305,7 +1391,7 @@
           </w:tcPr>
           <w:p>
             <w:pPr>
-              <w:pStyle w:val="TableText"/>
+              <w:pStyle w:val="27"/>
               <w:widowControl w:val="0"/>
               <w:rPr>
                 <w:rFonts w:hint="eastAsia"/>
@@ -1319,7 +1405,7 @@
           </w:tcPr>
           <w:p>
             <w:pPr>
-              <w:pStyle w:val="TableText"/>
+              <w:pStyle w:val="27"/>
               <w:widowControl w:val="0"/>
               <w:rPr>
                 <w:rFonts w:hint="eastAsia"/>
@@ -1333,7 +1419,7 @@
           </w:tcPr>
           <w:p>
             <w:pPr>
-              <w:pStyle w:val="TableText"/>
+              <w:pStyle w:val="27"/>
               <w:widowControl w:val="0"/>
               <w:rPr>
                 <w:rFonts w:hint="eastAsia"/>
@@ -1347,7 +1433,7 @@
           </w:tcPr>
           <w:p>
             <w:pPr>
-              <w:pStyle w:val="TableText"/>
+              <w:pStyle w:val="27"/>
               <w:widowControl w:val="0"/>
               <w:rPr>
                 <w:rFonts w:hint="eastAsia"/>
@@ -1376,6 +1462,11 @@
           <w:docPartUnique/>
         </w:docPartObj>
       </w:sdtPr>
+      <w:sdtEndPr>
+        <w:rPr>
+          <w:rFonts w:ascii="宋体" w:hAnsi="宋体"/>
+        </w:rPr>
+      </w:sdtEndPr>
       <w:sdtContent>
         <w:p>
           <w:pPr>
@@ -1391,7 +1482,7 @@
         </w:p>
         <w:p>
           <w:pPr>
-            <w:pStyle w:val="TOC1"/>
+            <w:pStyle w:val="16"/>
             <w:tabs>
               <w:tab w:val="right" w:leader="dot" w:pos="8306"/>
             </w:tabs>
@@ -1405,803 +1496,637 @@
           <w:r>
             <w:fldChar w:fldCharType="separate"/>
           </w:r>
-          <w:hyperlink w:anchor="_Toc13694" w:history="1">
-            <w:r>
-              <w:rPr>
-                <w:rFonts w:hint="eastAsia"/>
-                <w:lang w:eastAsia="zh-CN"/>
-              </w:rPr>
-              <w:t>陕西益利德软件科技有限公司</w:t>
-            </w:r>
-            <w:r>
-              <w:tab/>
-            </w:r>
-            <w:r>
-              <w:fldChar w:fldCharType="begin"/>
-            </w:r>
-            <w:r>
-              <w:instrText xml:space="preserve"> PAGEREF _Toc13694 \h </w:instrText>
-            </w:r>
-            <w:r>
-              <w:fldChar w:fldCharType="separate"/>
-            </w:r>
-            <w:r>
-              <w:t>1</w:t>
-            </w:r>
-            <w:r>
-              <w:fldChar w:fldCharType="end"/>
-            </w:r>
-          </w:hyperlink>
+          <w:r>
+            <w:fldChar w:fldCharType="begin"/>
+          </w:r>
+          <w:r>
+            <w:instrText xml:space="preserve"> HYPERLINK \l _Toc13540 </w:instrText>
+          </w:r>
+          <w:r>
+            <w:fldChar w:fldCharType="separate"/>
+          </w:r>
+          <w:r>
+            <w:rPr>
+              <w:lang w:eastAsia="zh-CN"/>
+            </w:rPr>
+            <w:t>陕西益利德软件科技有限公司</w:t>
+          </w:r>
+          <w:r>
+            <w:tab/>
+          </w:r>
+          <w:r>
+            <w:fldChar w:fldCharType="begin"/>
+          </w:r>
+          <w:r>
+            <w:instrText xml:space="preserve"> PAGEREF _Toc13540 \h </w:instrText>
+          </w:r>
+          <w:r>
+            <w:fldChar w:fldCharType="separate"/>
+          </w:r>
+          <w:r>
+            <w:t>1</w:t>
+          </w:r>
+          <w:r>
+            <w:fldChar w:fldCharType="end"/>
+          </w:r>
+          <w:r>
+            <w:fldChar w:fldCharType="end"/>
+          </w:r>
         </w:p>
         <w:p>
           <w:pPr>
-            <w:pStyle w:val="TOC1"/>
+            <w:pStyle w:val="16"/>
             <w:tabs>
               <w:tab w:val="right" w:leader="dot" w:pos="8306"/>
             </w:tabs>
           </w:pPr>
-          <w:hyperlink w:anchor="_Toc22562" w:history="1">
-            <w:r>
-              <w:rPr>
-                <w:rFonts w:hint="eastAsia"/>
-                <w:lang w:eastAsia="zh-CN"/>
-              </w:rPr>
-              <w:t>项目新增服务器扩容方案</w:t>
-            </w:r>
-            <w:r>
-              <w:tab/>
-            </w:r>
-            <w:r>
-              <w:fldChar w:fldCharType="begin"/>
-            </w:r>
-            <w:r>
-              <w:instrText xml:space="preserve"> PAGEREF _Toc22562 \h </w:instrText>
-            </w:r>
-            <w:r>
-              <w:fldChar w:fldCharType="separate"/>
-            </w:r>
-            <w:r>
-              <w:t>1</w:t>
-            </w:r>
-            <w:r>
-              <w:fldChar w:fldCharType="end"/>
-            </w:r>
-          </w:hyperlink>
+          <w:r>
+            <w:fldChar w:fldCharType="begin"/>
+          </w:r>
+          <w:r>
+            <w:instrText xml:space="preserve"> HYPERLINK \l _Toc9466 </w:instrText>
+          </w:r>
+          <w:r>
+            <w:fldChar w:fldCharType="separate"/>
+          </w:r>
+          <w:r>
+            <w:rPr>
+              <w:rFonts w:hint="eastAsia"/>
+              <w:lang w:eastAsia="zh-CN"/>
+            </w:rPr>
+            <w:t>项目新增服务器扩容报告</w:t>
+          </w:r>
+          <w:r>
+            <w:tab/>
+          </w:r>
+          <w:r>
+            <w:fldChar w:fldCharType="begin"/>
+          </w:r>
+          <w:r>
+            <w:instrText xml:space="preserve"> PAGEREF _Toc9466 \h </w:instrText>
+          </w:r>
+          <w:r>
+            <w:fldChar w:fldCharType="separate"/>
+          </w:r>
+          <w:r>
+            <w:t>1</w:t>
+          </w:r>
+          <w:r>
+            <w:fldChar w:fldCharType="end"/>
+          </w:r>
+          <w:r>
+            <w:fldChar w:fldCharType="end"/>
+          </w:r>
         </w:p>
         <w:p>
           <w:pPr>
-            <w:pStyle w:val="TOC1"/>
+            <w:pStyle w:val="16"/>
             <w:tabs>
               <w:tab w:val="right" w:leader="dot" w:pos="8306"/>
             </w:tabs>
           </w:pPr>
-          <w:hyperlink w:anchor="_Toc5908" w:history="1">
-            <w:r>
-              <w:t xml:space="preserve">1. </w:t>
-            </w:r>
-            <w:r>
-              <w:t>项目背景</w:t>
-            </w:r>
-            <w:r>
-              <w:tab/>
-            </w:r>
-            <w:r>
-              <w:fldChar w:fldCharType="begin"/>
-            </w:r>
-            <w:r>
-              <w:instrText xml:space="preserve"> PAGEREF _Toc5908 \h </w:instrText>
-            </w:r>
-            <w:r>
-              <w:fldChar w:fldCharType="separate"/>
-            </w:r>
-            <w:r>
-              <w:t>4</w:t>
-            </w:r>
-            <w:r>
-              <w:fldChar w:fldCharType="end"/>
-            </w:r>
-          </w:hyperlink>
+          <w:r>
+            <w:fldChar w:fldCharType="begin"/>
+          </w:r>
+          <w:r>
+            <w:instrText xml:space="preserve"> HYPERLINK \l _Toc19253 </w:instrText>
+          </w:r>
+          <w:r>
+            <w:fldChar w:fldCharType="separate"/>
+          </w:r>
+          <w:r>
+            <w:rPr>
+              <w:rFonts w:hint="default"/>
+            </w:rPr>
+            <w:t xml:space="preserve">1. </w:t>
+          </w:r>
+          <w:r>
+            <w:rPr>
+              <w:rFonts w:hint="eastAsia"/>
+            </w:rPr>
+            <w:t>项目概述</w:t>
+          </w:r>
+          <w:r>
+            <w:tab/>
+          </w:r>
+          <w:r>
+            <w:fldChar w:fldCharType="begin"/>
+          </w:r>
+          <w:r>
+            <w:instrText xml:space="preserve"> PAGEREF _Toc19253 \h </w:instrText>
+          </w:r>
+          <w:r>
+            <w:fldChar w:fldCharType="separate"/>
+          </w:r>
+          <w:r>
+            <w:t>4</w:t>
+          </w:r>
+          <w:r>
+            <w:fldChar w:fldCharType="end"/>
+          </w:r>
+          <w:r>
+            <w:fldChar w:fldCharType="end"/>
+          </w:r>
         </w:p>
         <w:p>
           <w:pPr>
-            <w:pStyle w:val="TOC1"/>
+            <w:pStyle w:val="16"/>
             <w:tabs>
               <w:tab w:val="right" w:leader="dot" w:pos="8306"/>
             </w:tabs>
           </w:pPr>
-          <w:hyperlink w:anchor="_Toc9938" w:history="1">
-            <w:r>
-              <w:t xml:space="preserve">2. </w:t>
-            </w:r>
-            <w:r>
-              <w:t>扩容目标</w:t>
-            </w:r>
-            <w:r>
-              <w:tab/>
-            </w:r>
-            <w:r>
-              <w:fldChar w:fldCharType="begin"/>
-            </w:r>
-            <w:r>
-              <w:instrText xml:space="preserve"> PAGEREF _Toc9938 \h </w:instrText>
-            </w:r>
-            <w:r>
-              <w:fldChar w:fldCharType="separate"/>
-            </w:r>
-            <w:r>
-              <w:t>4</w:t>
-            </w:r>
-            <w:r>
-              <w:fldChar w:fldCharType="end"/>
-            </w:r>
-          </w:hyperlink>
+          <w:r>
+            <w:fldChar w:fldCharType="begin"/>
+          </w:r>
+          <w:r>
+            <w:instrText xml:space="preserve"> HYPERLINK \l _Toc1793 </w:instrText>
+          </w:r>
+          <w:r>
+            <w:fldChar w:fldCharType="separate"/>
+          </w:r>
+          <w:r>
+            <w:rPr>
+              <w:rFonts w:hint="default"/>
+            </w:rPr>
+            <w:t xml:space="preserve">2. </w:t>
+          </w:r>
+          <w:r>
+            <w:rPr>
+              <w:rFonts w:hint="eastAsia"/>
+            </w:rPr>
+            <w:t>项目背景</w:t>
+          </w:r>
+          <w:r>
+            <w:tab/>
+          </w:r>
+          <w:r>
+            <w:fldChar w:fldCharType="begin"/>
+          </w:r>
+          <w:r>
+            <w:instrText xml:space="preserve"> PAGEREF _Toc1793 \h </w:instrText>
+          </w:r>
+          <w:r>
+            <w:fldChar w:fldCharType="separate"/>
+          </w:r>
+          <w:r>
+            <w:t>4</w:t>
+          </w:r>
+          <w:r>
+            <w:fldChar w:fldCharType="end"/>
+          </w:r>
+          <w:r>
+            <w:fldChar w:fldCharType="end"/>
+          </w:r>
         </w:p>
         <w:p>
           <w:pPr>
-            <w:pStyle w:val="TOC1"/>
+            <w:pStyle w:val="16"/>
             <w:tabs>
               <w:tab w:val="right" w:leader="dot" w:pos="8306"/>
             </w:tabs>
           </w:pPr>
-          <w:hyperlink w:anchor="_Toc3658" w:history="1">
-            <w:r>
-              <w:t xml:space="preserve">3. </w:t>
-            </w:r>
-            <w:r>
-              <w:t>实施前准备</w:t>
-            </w:r>
-            <w:r>
-              <w:tab/>
-            </w:r>
-            <w:r>
-              <w:fldChar w:fldCharType="begin"/>
-            </w:r>
-            <w:r>
-              <w:instrText xml:space="preserve"> PAGEREF _Toc3658 \h </w:instrText>
-            </w:r>
-            <w:r>
-              <w:fldChar w:fldCharType="separate"/>
-            </w:r>
-            <w:r>
-              <w:t>4</w:t>
-            </w:r>
-            <w:r>
-              <w:fldChar w:fldCharType="end"/>
-            </w:r>
-          </w:hyperlink>
+          <w:r>
+            <w:fldChar w:fldCharType="begin"/>
+          </w:r>
+          <w:r>
+            <w:instrText xml:space="preserve"> HYPERLINK \l _Toc21079 </w:instrText>
+          </w:r>
+          <w:r>
+            <w:fldChar w:fldCharType="separate"/>
+          </w:r>
+          <w:r>
+            <w:rPr>
+              <w:rFonts w:hint="default"/>
+            </w:rPr>
+            <w:t xml:space="preserve">3. </w:t>
+          </w:r>
+          <w:r>
+            <w:rPr>
+              <w:rFonts w:hint="eastAsia"/>
+            </w:rPr>
+            <w:t>扩容目标完成情况</w:t>
+          </w:r>
+          <w:r>
+            <w:tab/>
+          </w:r>
+          <w:r>
+            <w:fldChar w:fldCharType="begin"/>
+          </w:r>
+          <w:r>
+            <w:instrText xml:space="preserve"> PAGEREF _Toc21079 \h </w:instrText>
+          </w:r>
+          <w:r>
+            <w:fldChar w:fldCharType="separate"/>
+          </w:r>
+          <w:r>
+            <w:t>4</w:t>
+          </w:r>
+          <w:r>
+            <w:fldChar w:fldCharType="end"/>
+          </w:r>
+          <w:r>
+            <w:fldChar w:fldCharType="end"/>
+          </w:r>
         </w:p>
         <w:p>
           <w:pPr>
-            <w:pStyle w:val="TOC2"/>
+            <w:pStyle w:val="16"/>
             <w:tabs>
               <w:tab w:val="right" w:leader="dot" w:pos="8306"/>
             </w:tabs>
           </w:pPr>
-          <w:hyperlink w:anchor="_Toc24185" w:history="1">
-            <w:r>
-              <w:t xml:space="preserve">3.1. </w:t>
-            </w:r>
-            <w:r>
-              <w:t>环境检查</w:t>
-            </w:r>
-            <w:r>
-              <w:tab/>
-            </w:r>
-            <w:r>
-              <w:fldChar w:fldCharType="begin"/>
-            </w:r>
-            <w:r>
-              <w:instrText xml:space="preserve"> PAGEREF _Toc24185 \h </w:instrText>
-            </w:r>
-            <w:r>
-              <w:fldChar w:fldCharType="separate"/>
-            </w:r>
-            <w:r>
-              <w:t>4</w:t>
-            </w:r>
-            <w:r>
-              <w:fldChar w:fldCharType="end"/>
-            </w:r>
-          </w:hyperlink>
+          <w:r>
+            <w:fldChar w:fldCharType="begin"/>
+          </w:r>
+          <w:r>
+            <w:instrText xml:space="preserve"> HYPERLINK \l _Toc5527 </w:instrText>
+          </w:r>
+          <w:r>
+            <w:fldChar w:fldCharType="separate"/>
+          </w:r>
+          <w:r>
+            <w:rPr>
+              <w:rFonts w:hint="default"/>
+            </w:rPr>
+            <w:t xml:space="preserve">4. </w:t>
+          </w:r>
+          <w:r>
+            <w:rPr>
+              <w:rFonts w:hint="eastAsia"/>
+            </w:rPr>
+            <w:t>实施过程概述</w:t>
+          </w:r>
+          <w:r>
+            <w:tab/>
+          </w:r>
+          <w:r>
+            <w:fldChar w:fldCharType="begin"/>
+          </w:r>
+          <w:r>
+            <w:instrText xml:space="preserve"> PAGEREF _Toc5527 \h </w:instrText>
+          </w:r>
+          <w:r>
+            <w:fldChar w:fldCharType="separate"/>
+          </w:r>
+          <w:r>
+            <w:t>4</w:t>
+          </w:r>
+          <w:r>
+            <w:fldChar w:fldCharType="end"/>
+          </w:r>
+          <w:r>
+            <w:fldChar w:fldCharType="end"/>
+          </w:r>
         </w:p>
         <w:p>
           <w:pPr>
-            <w:pStyle w:val="TOC3"/>
+            <w:pStyle w:val="17"/>
             <w:tabs>
               <w:tab w:val="right" w:leader="dot" w:pos="8306"/>
             </w:tabs>
           </w:pPr>
-          <w:hyperlink w:anchor="_Toc14869" w:history="1">
-            <w:r>
-              <w:t xml:space="preserve">3.1.1. </w:t>
-            </w:r>
-            <w:r>
-              <w:t>硬件检查</w:t>
-            </w:r>
-            <w:r>
-              <w:tab/>
-            </w:r>
-            <w:r>
-              <w:fldChar w:fldCharType="begin"/>
-            </w:r>
-            <w:r>
-              <w:instrText xml:space="preserve"> PAGEREF _Toc14869 \h </w:instrText>
-            </w:r>
-            <w:r>
-              <w:fldChar w:fldCharType="separate"/>
-            </w:r>
-            <w:r>
-              <w:t>4</w:t>
-            </w:r>
-            <w:r>
-              <w:fldChar w:fldCharType="end"/>
-            </w:r>
-          </w:hyperlink>
+          <w:r>
+            <w:fldChar w:fldCharType="begin"/>
+          </w:r>
+          <w:r>
+            <w:instrText xml:space="preserve"> HYPERLINK \l _Toc14269 </w:instrText>
+          </w:r>
+          <w:r>
+            <w:fldChar w:fldCharType="separate"/>
+          </w:r>
+          <w:r>
+            <w:rPr>
+              <w:rFonts w:hint="default"/>
+            </w:rPr>
+            <w:t xml:space="preserve">4.1. </w:t>
+          </w:r>
+          <w:r>
+            <w:rPr>
+              <w:rFonts w:hint="eastAsia"/>
+            </w:rPr>
+            <w:t>实施前准备</w:t>
+          </w:r>
+          <w:r>
+            <w:tab/>
+          </w:r>
+          <w:r>
+            <w:fldChar w:fldCharType="begin"/>
+          </w:r>
+          <w:r>
+            <w:instrText xml:space="preserve"> PAGEREF _Toc14269 \h </w:instrText>
+          </w:r>
+          <w:r>
+            <w:fldChar w:fldCharType="separate"/>
+          </w:r>
+          <w:r>
+            <w:t>4</w:t>
+          </w:r>
+          <w:r>
+            <w:fldChar w:fldCharType="end"/>
+          </w:r>
+          <w:r>
+            <w:fldChar w:fldCharType="end"/>
+          </w:r>
         </w:p>
         <w:p>
           <w:pPr>
-            <w:pStyle w:val="TOC3"/>
+            <w:pStyle w:val="17"/>
             <w:tabs>
               <w:tab w:val="right" w:leader="dot" w:pos="8306"/>
             </w:tabs>
           </w:pPr>
-          <w:hyperlink w:anchor="_Toc25331" w:history="1">
-            <w:r>
-              <w:t xml:space="preserve">3.1.2. </w:t>
-            </w:r>
-            <w:r>
-              <w:t>软件检查</w:t>
-            </w:r>
-            <w:r>
-              <w:tab/>
-            </w:r>
-            <w:r>
-              <w:fldChar w:fldCharType="begin"/>
-            </w:r>
-            <w:r>
-              <w:instrText xml:space="preserve"> PAGEREF _Toc25331 \h </w:instrText>
-            </w:r>
-            <w:r>
-              <w:fldChar w:fldCharType="separate"/>
-            </w:r>
-            <w:r>
-              <w:t>4</w:t>
-            </w:r>
-            <w:r>
-              <w:fldChar w:fldCharType="end"/>
-            </w:r>
-          </w:hyperlink>
+          <w:r>
+            <w:fldChar w:fldCharType="begin"/>
+          </w:r>
+          <w:r>
+            <w:instrText xml:space="preserve"> HYPERLINK \l _Toc14986 </w:instrText>
+          </w:r>
+          <w:r>
+            <w:fldChar w:fldCharType="separate"/>
+          </w:r>
+          <w:r>
+            <w:rPr>
+              <w:rFonts w:hint="default"/>
+            </w:rPr>
+            <w:t xml:space="preserve">4.2. </w:t>
+          </w:r>
+          <w:r>
+            <w:rPr>
+              <w:rFonts w:hint="eastAsia"/>
+            </w:rPr>
+            <w:t>实施步骤</w:t>
+          </w:r>
+          <w:r>
+            <w:tab/>
+          </w:r>
+          <w:r>
+            <w:fldChar w:fldCharType="begin"/>
+          </w:r>
+          <w:r>
+            <w:instrText xml:space="preserve"> PAGEREF _Toc14986 \h </w:instrText>
+          </w:r>
+          <w:r>
+            <w:fldChar w:fldCharType="separate"/>
+          </w:r>
+          <w:r>
+            <w:t>5</w:t>
+          </w:r>
+          <w:r>
+            <w:fldChar w:fldCharType="end"/>
+          </w:r>
+          <w:r>
+            <w:fldChar w:fldCharType="end"/>
+          </w:r>
         </w:p>
         <w:p>
           <w:pPr>
-            <w:pStyle w:val="TOC3"/>
+            <w:pStyle w:val="16"/>
             <w:tabs>
               <w:tab w:val="right" w:leader="dot" w:pos="8306"/>
             </w:tabs>
           </w:pPr>
-          <w:hyperlink w:anchor="_Toc5301" w:history="1">
-            <w:r>
-              <w:t xml:space="preserve">3.1.3. </w:t>
-            </w:r>
-            <w:r>
-              <w:t>网络环境检查</w:t>
-            </w:r>
-            <w:r>
-              <w:tab/>
-            </w:r>
-            <w:r>
-              <w:fldChar w:fldCharType="begin"/>
-            </w:r>
-            <w:r>
-              <w:instrText xml:space="preserve"> PAGEREF _Toc5301 \h </w:instrText>
-            </w:r>
-            <w:r>
-              <w:fldChar w:fldCharType="separate"/>
-            </w:r>
-            <w:r>
-              <w:t>4</w:t>
-            </w:r>
-            <w:r>
-              <w:fldChar w:fldCharType="end"/>
-            </w:r>
-          </w:hyperlink>
+          <w:r>
+            <w:fldChar w:fldCharType="begin"/>
+          </w:r>
+          <w:r>
+            <w:instrText xml:space="preserve"> HYPERLINK \l _Toc12189 </w:instrText>
+          </w:r>
+          <w:r>
+            <w:fldChar w:fldCharType="separate"/>
+          </w:r>
+          <w:r>
+            <w:rPr>
+              <w:rFonts w:hint="default"/>
+            </w:rPr>
+            <w:t xml:space="preserve">5. </w:t>
+          </w:r>
+          <w:r>
+            <w:rPr>
+              <w:rFonts w:hint="eastAsia"/>
+            </w:rPr>
+            <w:t>验收结果</w:t>
+          </w:r>
+          <w:r>
+            <w:tab/>
+          </w:r>
+          <w:r>
+            <w:fldChar w:fldCharType="begin"/>
+          </w:r>
+          <w:r>
+            <w:instrText xml:space="preserve"> PAGEREF _Toc12189 \h </w:instrText>
+          </w:r>
+          <w:r>
+            <w:fldChar w:fldCharType="separate"/>
+          </w:r>
+          <w:r>
+            <w:t>5</w:t>
+          </w:r>
+          <w:r>
+            <w:fldChar w:fldCharType="end"/>
+          </w:r>
+          <w:r>
+            <w:fldChar w:fldCharType="end"/>
+          </w:r>
         </w:p>
         <w:p>
           <w:pPr>
-            <w:pStyle w:val="TOC2"/>
+            <w:pStyle w:val="16"/>
             <w:tabs>
               <w:tab w:val="right" w:leader="dot" w:pos="8306"/>
             </w:tabs>
           </w:pPr>
-          <w:hyperlink w:anchor="_Toc7177" w:history="1">
-            <w:r>
-              <w:t xml:space="preserve">3.2. </w:t>
-            </w:r>
-            <w:r>
-              <w:t>资源规划</w:t>
-            </w:r>
-            <w:r>
-              <w:tab/>
-            </w:r>
-            <w:r>
-              <w:fldChar w:fldCharType="begin"/>
-            </w:r>
-            <w:r>
-              <w:instrText xml:space="preserve"> PAGEREF _Toc7177 \h </w:instrText>
-            </w:r>
-            <w:r>
-              <w:fldChar w:fldCharType="separate"/>
-            </w:r>
-            <w:r>
-              <w:t>5</w:t>
-            </w:r>
-            <w:r>
-              <w:fldChar w:fldCharType="end"/>
-            </w:r>
-          </w:hyperlink>
+          <w:r>
+            <w:fldChar w:fldCharType="begin"/>
+          </w:r>
+          <w:r>
+            <w:instrText xml:space="preserve"> HYPERLINK \l _Toc27748 </w:instrText>
+          </w:r>
+          <w:r>
+            <w:fldChar w:fldCharType="separate"/>
+          </w:r>
+          <w:r>
+            <w:rPr>
+              <w:rFonts w:hint="default"/>
+            </w:rPr>
+            <w:t xml:space="preserve">6. </w:t>
+          </w:r>
+          <w:r>
+            <w:rPr>
+              <w:rFonts w:hint="eastAsia"/>
+            </w:rPr>
+            <w:t>总结与建议</w:t>
+          </w:r>
+          <w:r>
+            <w:tab/>
+          </w:r>
+          <w:r>
+            <w:fldChar w:fldCharType="begin"/>
+          </w:r>
+          <w:r>
+            <w:instrText xml:space="preserve"> PAGEREF _Toc27748 \h </w:instrText>
+          </w:r>
+          <w:r>
+            <w:fldChar w:fldCharType="separate"/>
+          </w:r>
+          <w:r>
+            <w:t>5</w:t>
+          </w:r>
+          <w:r>
+            <w:fldChar w:fldCharType="end"/>
+          </w:r>
+          <w:r>
+            <w:fldChar w:fldCharType="end"/>
+          </w:r>
         </w:p>
         <w:p>
           <w:pPr>
-            <w:pStyle w:val="TOC2"/>
+            <w:pStyle w:val="17"/>
             <w:tabs>
               <w:tab w:val="right" w:leader="dot" w:pos="8306"/>
             </w:tabs>
           </w:pPr>
-          <w:hyperlink w:anchor="_Toc2864" w:history="1">
-            <w:r>
-              <w:t xml:space="preserve">3.3. </w:t>
-            </w:r>
-            <w:r>
-              <w:t>人员安排</w:t>
-            </w:r>
-            <w:r>
-              <w:tab/>
-            </w:r>
-            <w:r>
-              <w:fldChar w:fldCharType="begin"/>
-            </w:r>
-            <w:r>
-              <w:instrText xml:space="preserve"> PAGEREF _Toc2864 \h </w:instrText>
-            </w:r>
-            <w:r>
-              <w:fldChar w:fldCharType="separate"/>
-            </w:r>
-            <w:r>
-              <w:t>5</w:t>
-            </w:r>
-            <w:r>
-              <w:fldChar w:fldCharType="end"/>
-            </w:r>
-          </w:hyperlink>
+          <w:r>
+            <w:fldChar w:fldCharType="begin"/>
+          </w:r>
+          <w:r>
+            <w:instrText xml:space="preserve"> HYPERLINK \l _Toc25788 </w:instrText>
+          </w:r>
+          <w:r>
+            <w:fldChar w:fldCharType="separate"/>
+          </w:r>
+          <w:r>
+            <w:rPr>
+              <w:rFonts w:hint="default"/>
+            </w:rPr>
+            <w:t xml:space="preserve">6.1. </w:t>
+          </w:r>
+          <w:r>
+            <w:rPr>
+              <w:rFonts w:hint="eastAsia"/>
+            </w:rPr>
+            <w:t>项目总结</w:t>
+          </w:r>
+          <w:r>
+            <w:tab/>
+          </w:r>
+          <w:r>
+            <w:fldChar w:fldCharType="begin"/>
+          </w:r>
+          <w:r>
+            <w:instrText xml:space="preserve"> PAGEREF _Toc25788 \h </w:instrText>
+          </w:r>
+          <w:r>
+            <w:fldChar w:fldCharType="separate"/>
+          </w:r>
+          <w:r>
+            <w:t>5</w:t>
+          </w:r>
+          <w:r>
+            <w:fldChar w:fldCharType="end"/>
+          </w:r>
+          <w:r>
+            <w:fldChar w:fldCharType="end"/>
+          </w:r>
         </w:p>
         <w:p>
           <w:pPr>
-            <w:pStyle w:val="TOC3"/>
+            <w:pStyle w:val="17"/>
             <w:tabs>
               <w:tab w:val="right" w:leader="dot" w:pos="8306"/>
             </w:tabs>
           </w:pPr>
-          <w:hyperlink w:anchor="_Toc23942" w:history="1">
-            <w:r>
-              <w:rPr>
-                <w:lang w:eastAsia="zh-CN"/>
-              </w:rPr>
-              <w:t xml:space="preserve">3.3.1. </w:t>
-            </w:r>
-            <w:r>
-              <w:rPr>
-                <w:rFonts w:hint="eastAsia"/>
-                <w:lang w:eastAsia="zh-CN"/>
-              </w:rPr>
-              <w:t>运维项目经理</w:t>
-            </w:r>
-            <w:r>
-              <w:tab/>
-            </w:r>
-            <w:r>
-              <w:fldChar w:fldCharType="begin"/>
-            </w:r>
-            <w:r>
-              <w:instrText xml:space="preserve"> PAGEREF _Toc23942 \h </w:instrText>
-            </w:r>
-            <w:r>
-              <w:fldChar w:fldCharType="separate"/>
-            </w:r>
-            <w:r>
-              <w:t>5</w:t>
-            </w:r>
-            <w:r>
-              <w:fldChar w:fldCharType="end"/>
-            </w:r>
-          </w:hyperlink>
+          <w:r>
+            <w:fldChar w:fldCharType="begin"/>
+          </w:r>
+          <w:r>
+            <w:instrText xml:space="preserve"> HYPERLINK \l _Toc10139 </w:instrText>
+          </w:r>
+          <w:r>
+            <w:fldChar w:fldCharType="separate"/>
+          </w:r>
+          <w:r>
+            <w:rPr>
+              <w:rFonts w:hint="default"/>
+            </w:rPr>
+            <w:t xml:space="preserve">6.2. </w:t>
+          </w:r>
+          <w:r>
+            <w:rPr>
+              <w:rFonts w:hint="eastAsia"/>
+            </w:rPr>
+            <w:t>建议</w:t>
+          </w:r>
+          <w:r>
+            <w:tab/>
+          </w:r>
+          <w:r>
+            <w:fldChar w:fldCharType="begin"/>
+          </w:r>
+          <w:r>
+            <w:instrText xml:space="preserve"> PAGEREF _Toc10139 \h </w:instrText>
+          </w:r>
+          <w:r>
+            <w:fldChar w:fldCharType="separate"/>
+          </w:r>
+          <w:r>
+            <w:t>5</w:t>
+          </w:r>
+          <w:r>
+            <w:fldChar w:fldCharType="end"/>
+          </w:r>
+          <w:r>
+            <w:fldChar w:fldCharType="end"/>
+          </w:r>
         </w:p>
         <w:p>
           <w:pPr>
-            <w:pStyle w:val="TOC3"/>
+            <w:pStyle w:val="16"/>
             <w:tabs>
               <w:tab w:val="right" w:leader="dot" w:pos="8306"/>
             </w:tabs>
           </w:pPr>
-          <w:hyperlink w:anchor="_Toc14740" w:history="1">
-            <w:r>
-              <w:t xml:space="preserve">3.3.2. </w:t>
-            </w:r>
-            <w:r>
-              <w:t>运维</w:t>
-            </w:r>
-            <w:r>
-              <w:rPr>
-                <w:rFonts w:hint="eastAsia"/>
-                <w:lang w:eastAsia="zh-CN"/>
-              </w:rPr>
-              <w:t>实施工程师</w:t>
-            </w:r>
-            <w:r>
-              <w:tab/>
-            </w:r>
-            <w:r>
-              <w:fldChar w:fldCharType="begin"/>
-            </w:r>
-            <w:r>
-              <w:instrText xml:space="preserve"> PAGEREF _Toc14740 \h </w:instrText>
-            </w:r>
-            <w:r>
-              <w:fldChar w:fldCharType="separate"/>
-            </w:r>
-            <w:r>
-              <w:t>5</w:t>
-            </w:r>
-            <w:r>
-              <w:fldChar w:fldCharType="end"/>
-            </w:r>
-          </w:hyperlink>
-        </w:p>
-        <w:p>
-          <w:pPr>
-            <w:pStyle w:val="TOC3"/>
-            <w:tabs>
-              <w:tab w:val="right" w:leader="dot" w:pos="8306"/>
-            </w:tabs>
-          </w:pPr>
-          <w:hyperlink w:anchor="_Toc21732" w:history="1">
-            <w:r>
-              <w:t xml:space="preserve">3.3.3. </w:t>
-            </w:r>
-            <w:r>
-              <w:t>测试</w:t>
-            </w:r>
-            <w:r>
-              <w:rPr>
-                <w:rFonts w:hint="eastAsia"/>
-                <w:lang w:eastAsia="zh-CN"/>
-              </w:rPr>
-              <w:t>工程师</w:t>
-            </w:r>
-            <w:r>
-              <w:tab/>
-            </w:r>
-            <w:r>
-              <w:fldChar w:fldCharType="begin"/>
-            </w:r>
-            <w:r>
-              <w:instrText xml:space="preserve"> PAGEREF _Toc21732 \h </w:instrText>
-            </w:r>
-            <w:r>
-              <w:fldChar w:fldCharType="separate"/>
-            </w:r>
-            <w:r>
-              <w:t>5</w:t>
-            </w:r>
-            <w:r>
-              <w:fldChar w:fldCharType="end"/>
-            </w:r>
-          </w:hyperlink>
-        </w:p>
-        <w:p>
-          <w:pPr>
-            <w:pStyle w:val="TOC2"/>
-            <w:tabs>
-              <w:tab w:val="right" w:leader="dot" w:pos="8306"/>
-            </w:tabs>
-          </w:pPr>
-          <w:hyperlink w:anchor="_Toc14971" w:history="1">
-            <w:r>
-              <w:t xml:space="preserve">3.4. </w:t>
-            </w:r>
-            <w:r>
-              <w:t>时间计划</w:t>
-            </w:r>
-            <w:r>
-              <w:tab/>
-            </w:r>
-            <w:r>
-              <w:fldChar w:fldCharType="begin"/>
-            </w:r>
-            <w:r>
-              <w:instrText xml:space="preserve"> PAGEREF _Toc14971 \h </w:instrText>
-            </w:r>
-            <w:r>
-              <w:fldChar w:fldCharType="separate"/>
-            </w:r>
-            <w:r>
-              <w:t>5</w:t>
-            </w:r>
-            <w:r>
-              <w:fldChar w:fldCharType="end"/>
-            </w:r>
-          </w:hyperlink>
-        </w:p>
-        <w:p>
-          <w:pPr>
-            <w:pStyle w:val="TOC1"/>
-            <w:tabs>
-              <w:tab w:val="right" w:leader="dot" w:pos="8306"/>
-            </w:tabs>
-          </w:pPr>
-          <w:hyperlink w:anchor="_Toc20821" w:history="1">
-            <w:r>
-              <w:t xml:space="preserve">4. </w:t>
-            </w:r>
-            <w:r>
-              <w:t>实施步骤</w:t>
-            </w:r>
-            <w:r>
-              <w:tab/>
-            </w:r>
-            <w:r>
-              <w:fldChar w:fldCharType="begin"/>
-            </w:r>
-            <w:r>
-              <w:instrText xml:space="preserve"> PAGEREF _Toc20821 \h </w:instrText>
-            </w:r>
-            <w:r>
-              <w:fldChar w:fldCharType="separate"/>
-            </w:r>
-            <w:r>
-              <w:t>6</w:t>
-            </w:r>
-            <w:r>
-              <w:fldChar w:fldCharType="end"/>
-            </w:r>
-          </w:hyperlink>
-        </w:p>
-        <w:p>
-          <w:pPr>
-            <w:pStyle w:val="TOC2"/>
-            <w:tabs>
-              <w:tab w:val="right" w:leader="dot" w:pos="8306"/>
-            </w:tabs>
-          </w:pPr>
-          <w:hyperlink w:anchor="_Toc11098" w:history="1">
-            <w:r>
-              <w:t xml:space="preserve">4.1. </w:t>
-            </w:r>
-            <w:r>
-              <w:t>服务器采购与到货验收</w:t>
-            </w:r>
-            <w:r>
-              <w:tab/>
-            </w:r>
-            <w:r>
-              <w:fldChar w:fldCharType="begin"/>
-            </w:r>
-            <w:r>
-              <w:instrText xml:space="preserve"> PAGEREF _Toc11098 \h </w:instrText>
-            </w:r>
-            <w:r>
-              <w:fldChar w:fldCharType="separate"/>
-            </w:r>
-            <w:r>
-              <w:t>6</w:t>
-            </w:r>
-            <w:r>
-              <w:fldChar w:fldCharType="end"/>
-            </w:r>
-          </w:hyperlink>
-        </w:p>
-        <w:p>
-          <w:pPr>
-            <w:pStyle w:val="TOC2"/>
-            <w:tabs>
-              <w:tab w:val="right" w:leader="dot" w:pos="8306"/>
-            </w:tabs>
-          </w:pPr>
-          <w:hyperlink w:anchor="_Toc8510" w:history="1">
-            <w:r>
-              <w:t xml:space="preserve">4.2. </w:t>
-            </w:r>
-            <w:r>
-              <w:t>服务器安装与部署</w:t>
-            </w:r>
-            <w:r>
-              <w:tab/>
-            </w:r>
-            <w:r>
-              <w:fldChar w:fldCharType="begin"/>
-            </w:r>
-            <w:r>
-              <w:instrText xml:space="preserve"> PAGEREF _Toc8510 \h </w:instrText>
-            </w:r>
-            <w:r>
-              <w:fldChar w:fldCharType="separate"/>
-            </w:r>
-            <w:r>
-              <w:t>6</w:t>
-            </w:r>
-            <w:r>
-              <w:fldChar w:fldCharType="end"/>
-            </w:r>
-          </w:hyperlink>
-        </w:p>
-        <w:p>
-          <w:pPr>
-            <w:pStyle w:val="TOC2"/>
-            <w:tabs>
-              <w:tab w:val="right" w:leader="dot" w:pos="8306"/>
-            </w:tabs>
-          </w:pPr>
-          <w:hyperlink w:anchor="_Toc21671" w:history="1">
-            <w:r>
-              <w:t xml:space="preserve">4.3. </w:t>
-            </w:r>
-            <w:r>
-              <w:t>系统测试与调试</w:t>
-            </w:r>
-            <w:r>
-              <w:tab/>
-            </w:r>
-            <w:r>
-              <w:fldChar w:fldCharType="begin"/>
-            </w:r>
-            <w:r>
-              <w:instrText xml:space="preserve"> PAGEREF _Toc21671 \h </w:instrText>
-            </w:r>
-            <w:r>
-              <w:fldChar w:fldCharType="separate"/>
-            </w:r>
-            <w:r>
-              <w:t>6</w:t>
-            </w:r>
-            <w:r>
-              <w:fldChar w:fldCharType="end"/>
-            </w:r>
-          </w:hyperlink>
-        </w:p>
-        <w:p>
-          <w:pPr>
-            <w:pStyle w:val="TOC1"/>
-            <w:tabs>
-              <w:tab w:val="right" w:leader="dot" w:pos="8306"/>
-            </w:tabs>
-          </w:pPr>
-          <w:hyperlink w:anchor="_Toc22620" w:history="1">
-            <w:r>
-              <w:t xml:space="preserve">5. </w:t>
-            </w:r>
-            <w:r>
-              <w:t>验收与总结</w:t>
-            </w:r>
-            <w:r>
-              <w:tab/>
-            </w:r>
-            <w:r>
-              <w:fldChar w:fldCharType="begin"/>
-            </w:r>
-            <w:r>
-              <w:instrText xml:space="preserve"> PAGEREF _Toc22620 \h </w:instrText>
-            </w:r>
-            <w:r>
-              <w:fldChar w:fldCharType="separate"/>
-            </w:r>
-            <w:r>
-              <w:t>7</w:t>
-            </w:r>
-            <w:r>
-              <w:fldChar w:fldCharType="end"/>
-            </w:r>
-          </w:hyperlink>
-        </w:p>
-        <w:p>
-          <w:pPr>
-            <w:pStyle w:val="TOC2"/>
-            <w:tabs>
-              <w:tab w:val="right" w:leader="dot" w:pos="8306"/>
-            </w:tabs>
-          </w:pPr>
-          <w:hyperlink w:anchor="_Toc7134" w:history="1">
-            <w:r>
-              <w:t xml:space="preserve">5.1. </w:t>
-            </w:r>
-            <w:r>
-              <w:t>验收标准</w:t>
-            </w:r>
-            <w:r>
-              <w:tab/>
-            </w:r>
-            <w:r>
-              <w:fldChar w:fldCharType="begin"/>
-            </w:r>
-            <w:r>
-              <w:instrText xml:space="preserve"> PAGEREF _Toc7134 \h </w:instrText>
-            </w:r>
-            <w:r>
-              <w:fldChar w:fldCharType="separate"/>
-            </w:r>
-            <w:r>
-              <w:t>7</w:t>
-            </w:r>
-            <w:r>
-              <w:fldChar w:fldCharType="end"/>
-            </w:r>
-          </w:hyperlink>
-        </w:p>
-        <w:p>
-          <w:pPr>
-            <w:pStyle w:val="TOC2"/>
-            <w:tabs>
-              <w:tab w:val="right" w:leader="dot" w:pos="8306"/>
-            </w:tabs>
-          </w:pPr>
-          <w:hyperlink w:anchor="_Toc11300" w:history="1">
-            <w:r>
-              <w:t xml:space="preserve">5.2. </w:t>
-            </w:r>
-            <w:r>
-              <w:t>验收流程</w:t>
-            </w:r>
-            <w:r>
-              <w:tab/>
-            </w:r>
-            <w:r>
-              <w:fldChar w:fldCharType="begin"/>
-            </w:r>
-            <w:r>
-              <w:instrText xml:space="preserve"> PAGEREF _Toc11300 \h </w:instrText>
-            </w:r>
-            <w:r>
-              <w:fldChar w:fldCharType="separate"/>
-            </w:r>
-            <w:r>
-              <w:t>7</w:t>
-            </w:r>
-            <w:r>
-              <w:fldChar w:fldCharType="end"/>
-            </w:r>
-          </w:hyperlink>
-        </w:p>
-        <w:p>
-          <w:pPr>
-            <w:pStyle w:val="TOC2"/>
-            <w:tabs>
-              <w:tab w:val="right" w:leader="dot" w:pos="8306"/>
-            </w:tabs>
-          </w:pPr>
-          <w:hyperlink w:anchor="_Toc22243" w:history="1">
-            <w:r>
-              <w:t xml:space="preserve">5.3. </w:t>
-            </w:r>
-            <w:r>
-              <w:t>项目总结</w:t>
-            </w:r>
-            <w:r>
-              <w:tab/>
-            </w:r>
-            <w:r>
-              <w:fldChar w:fldCharType="begin"/>
-            </w:r>
-            <w:r>
-              <w:instrText xml:space="preserve"> PAGEREF _Toc22243 \h </w:instrText>
-            </w:r>
-            <w:r>
-              <w:fldChar w:fldCharType="separate"/>
-            </w:r>
-            <w:r>
-              <w:t>7</w:t>
-            </w:r>
-            <w:r>
-              <w:fldChar w:fldCharType="end"/>
-            </w:r>
-          </w:hyperlink>
+          <w:r>
+            <w:fldChar w:fldCharType="begin"/>
+          </w:r>
+          <w:r>
+            <w:instrText xml:space="preserve"> HYPERLINK \l _Toc29557 </w:instrText>
+          </w:r>
+          <w:r>
+            <w:fldChar w:fldCharType="separate"/>
+          </w:r>
+          <w:r>
+            <w:rPr>
+              <w:rFonts w:hint="default"/>
+            </w:rPr>
+            <w:t xml:space="preserve">7. </w:t>
+          </w:r>
+          <w:r>
+            <w:rPr>
+              <w:rFonts w:hint="eastAsia"/>
+            </w:rPr>
+            <w:t>附录</w:t>
+          </w:r>
+          <w:r>
+            <w:tab/>
+          </w:r>
+          <w:r>
+            <w:fldChar w:fldCharType="begin"/>
+          </w:r>
+          <w:r>
+            <w:instrText xml:space="preserve"> PAGEREF _Toc29557 \h </w:instrText>
+          </w:r>
+          <w:r>
+            <w:fldChar w:fldCharType="separate"/>
+          </w:r>
+          <w:r>
+            <w:t>5</w:t>
+          </w:r>
+          <w:r>
+            <w:fldChar w:fldCharType="end"/>
+          </w:r>
+          <w:r>
+            <w:fldChar w:fldCharType="end"/>
+          </w:r>
         </w:p>
         <w:p>
           <w:r>
@@ -2213,7 +2138,7 @@
     <w:p/>
     <w:p>
       <w:pPr>
-        <w:pStyle w:val="10"/>
+        <w:pStyle w:val="28"/>
       </w:pPr>
       <w:r>
         <w:rPr>
@@ -2224,42 +2149,45 @@
       </w:r>
       <w:bookmarkStart w:id="3" w:name="bookmark14"/>
       <w:bookmarkEnd w:id="3"/>
-      <w:r>
-        <w:rPr>
-          <w:rFonts w:hint="eastAsia"/>
-        </w:rPr>
-        <w:lastRenderedPageBreak/>
+      <w:bookmarkStart w:id="4" w:name="_Toc19253"/>
+      <w:r>
+        <w:rPr>
+          <w:rFonts w:hint="eastAsia"/>
+        </w:rPr>
         <w:t>项目概述</w:t>
       </w:r>
+      <w:bookmarkEnd w:id="4"/>
     </w:p>
     <w:p>
       <w:pPr>
-        <w:pStyle w:val="ad"/>
+        <w:pStyle w:val="29"/>
         <w:ind w:firstLine="480"/>
       </w:pPr>
       <w:r>
         <w:rPr>
           <w:rFonts w:hint="eastAsia"/>
         </w:rPr>
-        <w:t>本次服务器扩容项目旨在应对业务拓展带来的新增视频查看功能需求，通过增加服务器资源，提升系统处理能力、稳定性和扩展性，确保用户获得流畅、可靠的服务体验。项目已于</w:t>
-      </w:r>
-      <w:r>
-        <w:rPr>
-          <w:rFonts w:hint="eastAsia"/>
-        </w:rPr>
-        <w:t>2025</w:t>
-      </w:r>
-      <w:r>
-        <w:rPr>
-          <w:rFonts w:hint="eastAsia"/>
-        </w:rPr>
-        <w:t>年</w:t>
-      </w:r>
-      <w:r>
-        <w:rPr>
-          <w:rFonts w:hint="eastAsia"/>
-        </w:rPr>
-        <w:t>7</w:t>
+        <w:t>本次服务器扩容项目旨在应对业务拓展带来的新增视频查看功能需求，通过增加服务器资源，提升系统处理能力、稳定性和扩展性，确保用户获得流畅、可靠的服务体验。项目已于2025年</w:t>
+      </w:r>
+      <w:r>
+        <w:rPr>
+          <w:rFonts w:hint="eastAsia"/>
+          <w:lang w:val="en-US" w:eastAsia="zh-CN"/>
+        </w:rPr>
+        <w:t>12</w:t>
+      </w:r>
+      <w:r>
+        <w:rPr>
+          <w:rFonts w:hint="eastAsia"/>
+        </w:rPr>
+        <w:t>月10日启动，并于2025年</w:t>
+      </w:r>
+      <w:r>
+        <w:rPr>
+          <w:rFonts w:hint="eastAsia"/>
+          <w:lang w:val="en-US" w:eastAsia="zh-CN"/>
+        </w:rPr>
+        <w:t>12</w:t>
       </w:r>
       <w:r>
         <w:rPr>
@@ -2270,44 +2198,9 @@
       <w:r>
         <w:rPr>
           <w:rFonts w:hint="eastAsia"/>
-        </w:rPr>
-        <w:t>10</w:t>
-      </w:r>
-      <w:r>
-        <w:rPr>
-          <w:rFonts w:hint="eastAsia"/>
-        </w:rPr>
-        <w:t>日启动，并于</w:t>
-      </w:r>
-      <w:r>
-        <w:rPr>
-          <w:rFonts w:hint="eastAsia"/>
-        </w:rPr>
-        <w:t>2025</w:t>
-      </w:r>
-      <w:r>
-        <w:rPr>
-          <w:rFonts w:hint="eastAsia"/>
-        </w:rPr>
-        <w:t>年</w:t>
-      </w:r>
-      <w:r>
-        <w:rPr>
-          <w:rFonts w:hint="eastAsia"/>
-        </w:rPr>
-        <w:t>7</w:t>
-      </w:r>
-      <w:r>
-        <w:rPr>
-          <w:rFonts w:hint="eastAsia"/>
-        </w:rPr>
-        <w:t>月</w:t>
-      </w:r>
-      <w:r>
-        <w:rPr>
-          <w:rFonts w:hint="eastAsia"/>
-        </w:rPr>
-        <w:t>31</w:t>
+          <w:lang w:val="en-US" w:eastAsia="zh-CN"/>
+        </w:rPr>
+        <w:t>25</w:t>
       </w:r>
       <w:r>
         <w:rPr>
@@ -2318,93 +2211,65 @@
     </w:p>
     <w:p>
       <w:pPr>
-        <w:pStyle w:val="10"/>
-      </w:pPr>
+        <w:pStyle w:val="28"/>
+      </w:pPr>
+      <w:bookmarkStart w:id="5" w:name="_Toc1793"/>
       <w:r>
         <w:rPr>
           <w:rFonts w:hint="eastAsia"/>
         </w:rPr>
         <w:t>项目背景</w:t>
       </w:r>
+      <w:bookmarkEnd w:id="5"/>
     </w:p>
     <w:p>
       <w:pPr>
-        <w:pStyle w:val="ad"/>
+        <w:pStyle w:val="29"/>
         <w:ind w:firstLine="480"/>
       </w:pPr>
       <w:r>
         <w:rPr>
           <w:rFonts w:hint="eastAsia"/>
         </w:rPr>
-        <w:t>随着业务的持续发展，系统</w:t>
-      </w:r>
-      <w:proofErr w:type="gramStart"/>
-      <w:r>
-        <w:rPr>
-          <w:rFonts w:hint="eastAsia"/>
-        </w:rPr>
-        <w:t>需支持</w:t>
-      </w:r>
-      <w:proofErr w:type="gramEnd"/>
-      <w:r>
-        <w:rPr>
-          <w:rFonts w:hint="eastAsia"/>
-        </w:rPr>
-        <w:t>视频查看功能。为保障业务顺畅运行、优化用户体验，经评估决定对服务器进行扩容，以增强系统并发处理能力和整体稳定性。</w:t>
+        <w:t>随着业务的持续发展，系统需支持视频查看功能。为保障业务顺畅运行、优化用户体验，经评估决定对服务器进行扩容，以增强系统并发处理能力和整体稳定性。</w:t>
       </w:r>
     </w:p>
     <w:p>
       <w:pPr>
-        <w:pStyle w:val="10"/>
-      </w:pPr>
+        <w:pStyle w:val="28"/>
+      </w:pPr>
+      <w:bookmarkStart w:id="6" w:name="_Toc21079"/>
       <w:r>
         <w:rPr>
           <w:rFonts w:hint="eastAsia"/>
         </w:rPr>
         <w:t>扩容目标完成情况</w:t>
       </w:r>
+      <w:bookmarkEnd w:id="6"/>
     </w:p>
     <w:p>
       <w:pPr>
-        <w:pStyle w:val="ad"/>
+        <w:pStyle w:val="29"/>
         <w:ind w:firstLine="480"/>
       </w:pPr>
       <w:r>
         <w:rPr>
           <w:rFonts w:hint="eastAsia"/>
         </w:rPr>
-        <w:t>扩容完成情况如表</w:t>
-      </w:r>
-      <w:r>
-        <w:rPr>
-          <w:rFonts w:hint="eastAsia"/>
-        </w:rPr>
-        <w:t>3-1</w:t>
-      </w:r>
-      <w:r>
-        <w:rPr>
-          <w:rFonts w:hint="eastAsia"/>
-        </w:rPr>
-        <w:t>所示</w:t>
+        <w:t>扩容完成情况如表3-1所示</w:t>
       </w:r>
     </w:p>
     <w:p>
       <w:pPr>
-        <w:pStyle w:val="ad"/>
-        <w:ind w:firstLineChars="0" w:firstLine="0"/>
+        <w:pStyle w:val="29"/>
+        <w:ind w:firstLine="0" w:firstLineChars="0"/>
         <w:jc w:val="center"/>
       </w:pPr>
       <w:r>
         <w:rPr>
           <w:rFonts w:hint="eastAsia"/>
         </w:rPr>
-        <w:t>表</w:t>
-      </w:r>
-      <w:r>
-        <w:rPr>
-          <w:rFonts w:hint="eastAsia"/>
-        </w:rPr>
-        <w:t xml:space="preserve"> </w:t>
+        <w:t xml:space="preserve">表 </w:t>
       </w:r>
       <w:r>
         <w:fldChar w:fldCharType="begin"/>
@@ -2416,37 +2281,19 @@
         <w:rPr>
           <w:rFonts w:hint="eastAsia"/>
         </w:rPr>
-        <w:instrText>S</w:instrText>
-      </w:r>
-      <w:r>
-        <w:instrText>TYLEREF "</w:instrText>
-      </w:r>
-      <w:r>
-        <w:rPr>
-          <w:rFonts w:hint="eastAsia"/>
-        </w:rPr>
-        <w:instrText>柴</w:instrText>
-      </w:r>
-      <w:r>
-        <w:rPr>
-          <w:rFonts w:hint="eastAsia"/>
-        </w:rPr>
-        <w:instrText>_</w:instrText>
-      </w:r>
-      <w:r>
-        <w:rPr>
-          <w:rFonts w:hint="eastAsia"/>
-        </w:rPr>
-        <w:instrText>标题</w:instrText>
-      </w:r>
-      <w:r>
-        <w:rPr>
-          <w:rFonts w:hint="eastAsia"/>
-        </w:rPr>
-        <w:instrText>1</w:instrText>
-      </w:r>
-      <w:r>
-        <w:instrText>" \n \* Charformat</w:instrText>
+        <w:instrText xml:space="preserve">S</w:instrText>
+      </w:r>
+      <w:r>
+        <w:instrText xml:space="preserve">TYLEREF "</w:instrText>
+      </w:r>
+      <w:r>
+        <w:rPr>
+          <w:rFonts w:hint="eastAsia"/>
+        </w:rPr>
+        <w:instrText xml:space="preserve">柴_标题1</w:instrText>
+      </w:r>
+      <w:r>
+        <w:instrText xml:space="preserve">" \n \* Charformat</w:instrText>
       </w:r>
       <w:r>
         <w:fldChar w:fldCharType="separate"/>
@@ -2479,7 +2326,7 @@
         <w:rPr>
           <w:rFonts w:hint="eastAsia"/>
         </w:rPr>
-        <w:instrText>S</w:instrText>
+        <w:instrText xml:space="preserve">S</w:instrText>
       </w:r>
       <w:r>
         <w:instrText xml:space="preserve">EQ </w:instrText>
@@ -2488,7 +2335,7 @@
         <w:rPr>
           <w:rFonts w:hint="eastAsia"/>
         </w:rPr>
-        <w:instrText>表</w:instrText>
+        <w:instrText xml:space="preserve">表</w:instrText>
       </w:r>
       <w:r>
         <w:instrText xml:space="preserve"> \* ARABIC </w:instrText>
@@ -2497,7 +2344,7 @@
         <w:rPr>
           <w:rFonts w:hint="eastAsia"/>
         </w:rPr>
-        <w:instrText>\s 1</w:instrText>
+        <w:instrText xml:space="preserve">\s 1</w:instrText>
       </w:r>
       <w:r>
         <w:rPr>
@@ -2521,41 +2368,53 @@
         <w:rPr>
           <w:rFonts w:hint="eastAsia"/>
         </w:rPr>
-        <w:t xml:space="preserve"> </w:t>
-      </w:r>
-      <w:r>
-        <w:rPr>
-          <w:rFonts w:hint="eastAsia"/>
-        </w:rPr>
-        <w:t>扩容完成情况</w:t>
+        <w:t xml:space="preserve"> 扩容完成情况</w:t>
       </w:r>
     </w:p>
     <w:tbl>
       <w:tblPr>
+        <w:tblStyle w:val="20"/>
         <w:tblW w:w="0" w:type="auto"/>
+        <w:tblInd w:w="0" w:type="dxa"/>
         <w:tblBorders>
-          <w:top w:val="single" w:sz="4" w:space="0" w:color="auto"/>
-          <w:left w:val="single" w:sz="4" w:space="0" w:color="auto"/>
-          <w:bottom w:val="single" w:sz="4" w:space="0" w:color="auto"/>
-          <w:right w:val="single" w:sz="4" w:space="0" w:color="auto"/>
-          <w:insideH w:val="single" w:sz="4" w:space="0" w:color="auto"/>
-          <w:insideV w:val="single" w:sz="4" w:space="0" w:color="auto"/>
+          <w:top w:val="single" w:color="auto" w:sz="4" w:space="0"/>
+          <w:left w:val="single" w:color="auto" w:sz="4" w:space="0"/>
+          <w:bottom w:val="single" w:color="auto" w:sz="4" w:space="0"/>
+          <w:right w:val="single" w:color="auto" w:sz="4" w:space="0"/>
+          <w:insideH w:val="single" w:color="auto" w:sz="4" w:space="0"/>
+          <w:insideV w:val="single" w:color="auto" w:sz="4" w:space="0"/>
         </w:tblBorders>
+        <w:tblLayout w:type="autofit"/>
         <w:tblCellMar>
           <w:top w:w="15" w:type="dxa"/>
           <w:left w:w="15" w:type="dxa"/>
           <w:bottom w:w="15" w:type="dxa"/>
           <w:right w:w="15" w:type="dxa"/>
         </w:tblCellMar>
-        <w:tblLook w:val="04A0" w:firstRow="1" w:lastRow="0" w:firstColumn="1" w:lastColumn="0" w:noHBand="0" w:noVBand="1"/>
       </w:tblPr>
       <w:tblGrid>
-        <w:gridCol w:w="893"/>
-        <w:gridCol w:w="3934"/>
-        <w:gridCol w:w="2332"/>
-        <w:gridCol w:w="1137"/>
+        <w:gridCol w:w="895"/>
+        <w:gridCol w:w="3948"/>
+        <w:gridCol w:w="2340"/>
+        <w:gridCol w:w="1140"/>
       </w:tblGrid>
       <w:tr>
+        <w:tblPrEx>
+          <w:tblBorders>
+            <w:top w:val="single" w:color="auto" w:sz="4" w:space="0"/>
+            <w:left w:val="single" w:color="auto" w:sz="4" w:space="0"/>
+            <w:bottom w:val="single" w:color="auto" w:sz="4" w:space="0"/>
+            <w:right w:val="single" w:color="auto" w:sz="4" w:space="0"/>
+            <w:insideH w:val="single" w:color="auto" w:sz="4" w:space="0"/>
+            <w:insideV w:val="single" w:color="auto" w:sz="4" w:space="0"/>
+          </w:tblBorders>
+          <w:tblCellMar>
+            <w:top w:w="15" w:type="dxa"/>
+            <w:left w:w="15" w:type="dxa"/>
+            <w:bottom w:w="15" w:type="dxa"/>
+            <w:right w:w="15" w:type="dxa"/>
+          </w:tblCellMar>
+        </w:tblPrEx>
         <w:trPr>
           <w:tblHeader/>
         </w:trPr>
@@ -2575,7 +2434,7 @@
               <w:spacing w:line="300" w:lineRule="atLeast"/>
               <w:jc w:val="center"/>
               <w:rPr>
-                <w:rFonts w:ascii="Segoe UI" w:eastAsia="Segoe UI" w:hAnsi="Segoe UI" w:cs="Segoe UI"/>
+                <w:rFonts w:ascii="Segoe UI" w:hAnsi="Segoe UI" w:eastAsia="Segoe UI" w:cs="Segoe UI"/>
                 <w:color w:val="0F1115"/>
                 <w:sz w:val="18"/>
                 <w:szCs w:val="18"/>
@@ -2583,10 +2442,9 @@
             </w:pPr>
             <w:r>
               <w:rPr>
-                <w:rFonts w:ascii="Segoe UI" w:eastAsia="Segoe UI" w:hAnsi="Segoe UI" w:cs="Segoe UI"/>
+                <w:rFonts w:ascii="Segoe UI" w:hAnsi="Segoe UI" w:eastAsia="Segoe UI" w:cs="Segoe UI"/>
                 <w:sz w:val="18"/>
                 <w:szCs w:val="18"/>
-                <w:bdr w:val="nil"/>
                 <w:lang w:eastAsia="zh-CN"/>
               </w:rPr>
               <w:t>目标项</w:t>
@@ -2609,7 +2467,7 @@
               <w:spacing w:line="300" w:lineRule="atLeast"/>
               <w:jc w:val="center"/>
               <w:rPr>
-                <w:rFonts w:ascii="Segoe UI" w:eastAsia="Segoe UI" w:hAnsi="Segoe UI" w:cs="Segoe UI"/>
+                <w:rFonts w:ascii="Segoe UI" w:hAnsi="Segoe UI" w:eastAsia="Segoe UI" w:cs="Segoe UI"/>
                 <w:color w:val="0F1115"/>
                 <w:sz w:val="18"/>
                 <w:szCs w:val="18"/>
@@ -2617,10 +2475,9 @@
             </w:pPr>
             <w:r>
               <w:rPr>
-                <w:rFonts w:ascii="Segoe UI" w:eastAsia="Segoe UI" w:hAnsi="Segoe UI" w:cs="Segoe UI"/>
+                <w:rFonts w:ascii="Segoe UI" w:hAnsi="Segoe UI" w:eastAsia="Segoe UI" w:cs="Segoe UI"/>
                 <w:sz w:val="18"/>
                 <w:szCs w:val="18"/>
-                <w:bdr w:val="nil"/>
                 <w:lang w:eastAsia="zh-CN"/>
               </w:rPr>
               <w:t>预期指标</w:t>
@@ -2643,7 +2500,7 @@
               <w:spacing w:line="300" w:lineRule="atLeast"/>
               <w:jc w:val="center"/>
               <w:rPr>
-                <w:rFonts w:ascii="Segoe UI" w:eastAsia="Segoe UI" w:hAnsi="Segoe UI" w:cs="Segoe UI"/>
+                <w:rFonts w:ascii="Segoe UI" w:hAnsi="Segoe UI" w:eastAsia="Segoe UI" w:cs="Segoe UI"/>
                 <w:color w:val="0F1115"/>
                 <w:sz w:val="18"/>
                 <w:szCs w:val="18"/>
@@ -2651,10 +2508,9 @@
             </w:pPr>
             <w:r>
               <w:rPr>
-                <w:rFonts w:ascii="Segoe UI" w:eastAsia="Segoe UI" w:hAnsi="Segoe UI" w:cs="Segoe UI"/>
+                <w:rFonts w:ascii="Segoe UI" w:hAnsi="Segoe UI" w:eastAsia="Segoe UI" w:cs="Segoe UI"/>
                 <w:sz w:val="18"/>
                 <w:szCs w:val="18"/>
-                <w:bdr w:val="nil"/>
                 <w:lang w:eastAsia="zh-CN"/>
               </w:rPr>
               <w:t>实际完成情况</w:t>
@@ -2677,7 +2533,7 @@
               <w:spacing w:line="300" w:lineRule="atLeast"/>
               <w:jc w:val="center"/>
               <w:rPr>
-                <w:rFonts w:ascii="Segoe UI" w:eastAsia="Segoe UI" w:hAnsi="Segoe UI" w:cs="Segoe UI"/>
+                <w:rFonts w:ascii="Segoe UI" w:hAnsi="Segoe UI" w:eastAsia="Segoe UI" w:cs="Segoe UI"/>
                 <w:color w:val="0F1115"/>
                 <w:sz w:val="18"/>
                 <w:szCs w:val="18"/>
@@ -2685,10 +2541,9 @@
             </w:pPr>
             <w:r>
               <w:rPr>
-                <w:rFonts w:ascii="Segoe UI" w:eastAsia="Segoe UI" w:hAnsi="Segoe UI" w:cs="Segoe UI"/>
+                <w:rFonts w:ascii="Segoe UI" w:hAnsi="Segoe UI" w:eastAsia="Segoe UI" w:cs="Segoe UI"/>
                 <w:sz w:val="18"/>
                 <w:szCs w:val="18"/>
-                <w:bdr w:val="nil"/>
                 <w:lang w:eastAsia="zh-CN"/>
               </w:rPr>
               <w:t>是否达成</w:t>
@@ -2697,6 +2552,22 @@
         </w:tc>
       </w:tr>
       <w:tr>
+        <w:tblPrEx>
+          <w:tblBorders>
+            <w:top w:val="single" w:color="auto" w:sz="4" w:space="0"/>
+            <w:left w:val="single" w:color="auto" w:sz="4" w:space="0"/>
+            <w:bottom w:val="single" w:color="auto" w:sz="4" w:space="0"/>
+            <w:right w:val="single" w:color="auto" w:sz="4" w:space="0"/>
+            <w:insideH w:val="single" w:color="auto" w:sz="4" w:space="0"/>
+            <w:insideV w:val="single" w:color="auto" w:sz="4" w:space="0"/>
+          </w:tblBorders>
+          <w:tblCellMar>
+            <w:top w:w="15" w:type="dxa"/>
+            <w:left w:w="15" w:type="dxa"/>
+            <w:bottom w:w="15" w:type="dxa"/>
+            <w:right w:w="15" w:type="dxa"/>
+          </w:tblCellMar>
+        </w:tblPrEx>
         <w:tc>
           <w:tcPr>
             <w:tcW w:w="895" w:type="dxa"/>
@@ -2713,7 +2584,7 @@
               <w:spacing w:line="300" w:lineRule="atLeast"/>
               <w:jc w:val="center"/>
               <w:rPr>
-                <w:rFonts w:ascii="Segoe UI" w:eastAsia="Segoe UI" w:hAnsi="Segoe UI" w:cs="Segoe UI"/>
+                <w:rFonts w:ascii="Segoe UI" w:hAnsi="Segoe UI" w:eastAsia="Segoe UI" w:cs="Segoe UI"/>
                 <w:color w:val="0F1115"/>
                 <w:sz w:val="18"/>
                 <w:szCs w:val="18"/>
@@ -2721,10 +2592,9 @@
             </w:pPr>
             <w:r>
               <w:rPr>
-                <w:rFonts w:ascii="Segoe UI" w:eastAsia="Segoe UI" w:hAnsi="Segoe UI" w:cs="Segoe UI"/>
+                <w:rFonts w:ascii="Segoe UI" w:hAnsi="Segoe UI" w:eastAsia="Segoe UI" w:cs="Segoe UI"/>
                 <w:sz w:val="18"/>
                 <w:szCs w:val="18"/>
-                <w:bdr w:val="nil"/>
                 <w:lang w:eastAsia="zh-CN"/>
               </w:rPr>
               <w:t>并发处理能力</w:t>
@@ -2746,7 +2616,7 @@
             <w:pPr>
               <w:spacing w:line="300" w:lineRule="atLeast"/>
               <w:rPr>
-                <w:rFonts w:ascii="Segoe UI" w:eastAsia="Segoe UI" w:hAnsi="Segoe UI" w:cs="Segoe UI"/>
+                <w:rFonts w:ascii="Segoe UI" w:hAnsi="Segoe UI" w:eastAsia="Segoe UI" w:cs="Segoe UI"/>
                 <w:color w:val="0F1115"/>
                 <w:sz w:val="18"/>
                 <w:szCs w:val="18"/>
@@ -2755,10 +2625,9 @@
             </w:pPr>
             <w:r>
               <w:rPr>
-                <w:rFonts w:ascii="Segoe UI" w:eastAsia="Segoe UI" w:hAnsi="Segoe UI" w:cs="Segoe UI"/>
+                <w:rFonts w:ascii="Segoe UI" w:hAnsi="Segoe UI" w:eastAsia="Segoe UI" w:cs="Segoe UI"/>
                 <w:sz w:val="18"/>
                 <w:szCs w:val="18"/>
-                <w:bdr w:val="nil"/>
                 <w:lang w:eastAsia="zh-CN"/>
               </w:rPr>
               <w:t>支持10路并发视频转码，响应时间≤3秒/路</w:t>
@@ -2780,7 +2649,7 @@
             <w:pPr>
               <w:spacing w:line="300" w:lineRule="atLeast"/>
               <w:rPr>
-                <w:rFonts w:ascii="Segoe UI" w:eastAsia="Segoe UI" w:hAnsi="Segoe UI" w:cs="Segoe UI"/>
+                <w:rFonts w:ascii="Segoe UI" w:hAnsi="Segoe UI" w:eastAsia="Segoe UI" w:cs="Segoe UI"/>
                 <w:color w:val="0F1115"/>
                 <w:sz w:val="18"/>
                 <w:szCs w:val="18"/>
@@ -2789,10 +2658,9 @@
             </w:pPr>
             <w:r>
               <w:rPr>
-                <w:rFonts w:ascii="Segoe UI" w:eastAsia="Segoe UI" w:hAnsi="Segoe UI" w:cs="Segoe UI"/>
+                <w:rFonts w:ascii="Segoe UI" w:hAnsi="Segoe UI" w:eastAsia="Segoe UI" w:cs="Segoe UI"/>
                 <w:sz w:val="18"/>
                 <w:szCs w:val="18"/>
-                <w:bdr w:val="nil"/>
                 <w:lang w:eastAsia="zh-CN"/>
               </w:rPr>
               <w:t>系统可稳定处理10路并发，平均响应时间2.8秒</w:t>
@@ -2815,7 +2683,7 @@
               <w:spacing w:line="300" w:lineRule="atLeast"/>
               <w:jc w:val="center"/>
               <w:rPr>
-                <w:rFonts w:ascii="Segoe UI" w:eastAsia="Segoe UI" w:hAnsi="Segoe UI" w:cs="Segoe UI"/>
+                <w:rFonts w:ascii="Segoe UI" w:hAnsi="Segoe UI" w:eastAsia="Segoe UI" w:cs="Segoe UI"/>
                 <w:color w:val="0F1115"/>
                 <w:sz w:val="18"/>
                 <w:szCs w:val="18"/>
@@ -2823,10 +2691,9 @@
             </w:pPr>
             <w:r>
               <w:rPr>
-                <w:rFonts w:ascii="Segoe UI" w:eastAsia="Segoe UI" w:hAnsi="Segoe UI" w:cs="Segoe UI"/>
+                <w:rFonts w:ascii="Segoe UI" w:hAnsi="Segoe UI" w:eastAsia="Segoe UI" w:cs="Segoe UI"/>
                 <w:sz w:val="18"/>
                 <w:szCs w:val="18"/>
-                <w:bdr w:val="nil"/>
                 <w:lang w:eastAsia="zh-CN"/>
               </w:rPr>
               <w:t>是</w:t>
@@ -2835,6 +2702,22 @@
         </w:tc>
       </w:tr>
       <w:tr>
+        <w:tblPrEx>
+          <w:tblBorders>
+            <w:top w:val="single" w:color="auto" w:sz="4" w:space="0"/>
+            <w:left w:val="single" w:color="auto" w:sz="4" w:space="0"/>
+            <w:bottom w:val="single" w:color="auto" w:sz="4" w:space="0"/>
+            <w:right w:val="single" w:color="auto" w:sz="4" w:space="0"/>
+            <w:insideH w:val="single" w:color="auto" w:sz="4" w:space="0"/>
+            <w:insideV w:val="single" w:color="auto" w:sz="4" w:space="0"/>
+          </w:tblBorders>
+          <w:tblCellMar>
+            <w:top w:w="15" w:type="dxa"/>
+            <w:left w:w="15" w:type="dxa"/>
+            <w:bottom w:w="15" w:type="dxa"/>
+            <w:right w:w="15" w:type="dxa"/>
+          </w:tblCellMar>
+        </w:tblPrEx>
         <w:tc>
           <w:tcPr>
             <w:tcW w:w="895" w:type="dxa"/>
@@ -2851,7 +2734,7 @@
               <w:spacing w:line="300" w:lineRule="atLeast"/>
               <w:jc w:val="center"/>
               <w:rPr>
-                <w:rFonts w:ascii="Segoe UI" w:eastAsia="Segoe UI" w:hAnsi="Segoe UI" w:cs="Segoe UI"/>
+                <w:rFonts w:ascii="Segoe UI" w:hAnsi="Segoe UI" w:eastAsia="Segoe UI" w:cs="Segoe UI"/>
                 <w:color w:val="0F1115"/>
                 <w:sz w:val="18"/>
                 <w:szCs w:val="18"/>
@@ -2859,10 +2742,9 @@
             </w:pPr>
             <w:r>
               <w:rPr>
-                <w:rFonts w:ascii="Segoe UI" w:eastAsia="Segoe UI" w:hAnsi="Segoe UI" w:cs="Segoe UI"/>
+                <w:rFonts w:ascii="Segoe UI" w:hAnsi="Segoe UI" w:eastAsia="Segoe UI" w:cs="Segoe UI"/>
                 <w:sz w:val="18"/>
                 <w:szCs w:val="18"/>
-                <w:bdr w:val="nil"/>
                 <w:lang w:eastAsia="zh-CN"/>
               </w:rPr>
               <w:t>系统稳定性</w:t>
@@ -2884,7 +2766,7 @@
             <w:pPr>
               <w:spacing w:line="300" w:lineRule="atLeast"/>
               <w:rPr>
-                <w:rFonts w:ascii="Segoe UI" w:eastAsia="Segoe UI" w:hAnsi="Segoe UI" w:cs="Segoe UI"/>
+                <w:rFonts w:ascii="Segoe UI" w:hAnsi="Segoe UI" w:eastAsia="Segoe UI" w:cs="Segoe UI"/>
                 <w:color w:val="0F1115"/>
                 <w:sz w:val="18"/>
                 <w:szCs w:val="18"/>
@@ -2893,10 +2775,9 @@
             </w:pPr>
             <w:r>
               <w:rPr>
-                <w:rFonts w:ascii="Segoe UI" w:eastAsia="Segoe UI" w:hAnsi="Segoe UI" w:cs="Segoe UI"/>
+                <w:rFonts w:ascii="Segoe UI" w:hAnsi="Segoe UI" w:eastAsia="Segoe UI" w:cs="Segoe UI"/>
                 <w:sz w:val="18"/>
                 <w:szCs w:val="18"/>
-                <w:bdr w:val="nil"/>
                 <w:lang w:eastAsia="zh-CN"/>
               </w:rPr>
               <w:t>全年无故障运行时间≥99%</w:t>
@@ -2918,7 +2799,7 @@
             <w:pPr>
               <w:spacing w:line="300" w:lineRule="atLeast"/>
               <w:rPr>
-                <w:rFonts w:ascii="Segoe UI" w:eastAsia="Segoe UI" w:hAnsi="Segoe UI" w:cs="Segoe UI"/>
+                <w:rFonts w:ascii="Segoe UI" w:hAnsi="Segoe UI" w:eastAsia="Segoe UI" w:cs="Segoe UI"/>
                 <w:color w:val="0F1115"/>
                 <w:sz w:val="18"/>
                 <w:szCs w:val="18"/>
@@ -2927,10 +2808,9 @@
             </w:pPr>
             <w:r>
               <w:rPr>
-                <w:rFonts w:ascii="Segoe UI" w:eastAsia="Segoe UI" w:hAnsi="Segoe UI" w:cs="Segoe UI"/>
+                <w:rFonts w:ascii="Segoe UI" w:hAnsi="Segoe UI" w:eastAsia="Segoe UI" w:cs="Segoe UI"/>
                 <w:sz w:val="18"/>
                 <w:szCs w:val="18"/>
-                <w:bdr w:val="nil"/>
                 <w:lang w:eastAsia="zh-CN"/>
               </w:rPr>
               <w:t>连续稳定运行5天以上，无故障记录</w:t>
@@ -2953,7 +2833,7 @@
               <w:spacing w:line="300" w:lineRule="atLeast"/>
               <w:jc w:val="center"/>
               <w:rPr>
-                <w:rFonts w:ascii="Segoe UI" w:eastAsia="Segoe UI" w:hAnsi="Segoe UI" w:cs="Segoe UI"/>
+                <w:rFonts w:ascii="Segoe UI" w:hAnsi="Segoe UI" w:eastAsia="Segoe UI" w:cs="Segoe UI"/>
                 <w:color w:val="0F1115"/>
                 <w:sz w:val="18"/>
                 <w:szCs w:val="18"/>
@@ -2961,10 +2841,9 @@
             </w:pPr>
             <w:r>
               <w:rPr>
-                <w:rFonts w:ascii="Segoe UI" w:eastAsia="Segoe UI" w:hAnsi="Segoe UI" w:cs="Segoe UI"/>
+                <w:rFonts w:ascii="Segoe UI" w:hAnsi="Segoe UI" w:eastAsia="Segoe UI" w:cs="Segoe UI"/>
                 <w:sz w:val="18"/>
                 <w:szCs w:val="18"/>
-                <w:bdr w:val="nil"/>
                 <w:lang w:eastAsia="zh-CN"/>
               </w:rPr>
               <w:t>是</w:t>
@@ -2973,6 +2852,22 @@
         </w:tc>
       </w:tr>
       <w:tr>
+        <w:tblPrEx>
+          <w:tblBorders>
+            <w:top w:val="single" w:color="auto" w:sz="4" w:space="0"/>
+            <w:left w:val="single" w:color="auto" w:sz="4" w:space="0"/>
+            <w:bottom w:val="single" w:color="auto" w:sz="4" w:space="0"/>
+            <w:right w:val="single" w:color="auto" w:sz="4" w:space="0"/>
+            <w:insideH w:val="single" w:color="auto" w:sz="4" w:space="0"/>
+            <w:insideV w:val="single" w:color="auto" w:sz="4" w:space="0"/>
+          </w:tblBorders>
+          <w:tblCellMar>
+            <w:top w:w="15" w:type="dxa"/>
+            <w:left w:w="15" w:type="dxa"/>
+            <w:bottom w:w="15" w:type="dxa"/>
+            <w:right w:w="15" w:type="dxa"/>
+          </w:tblCellMar>
+        </w:tblPrEx>
         <w:tc>
           <w:tcPr>
             <w:tcW w:w="895" w:type="dxa"/>
@@ -2989,7 +2884,7 @@
               <w:spacing w:line="300" w:lineRule="atLeast"/>
               <w:jc w:val="center"/>
               <w:rPr>
-                <w:rFonts w:ascii="Segoe UI" w:eastAsia="Segoe UI" w:hAnsi="Segoe UI" w:cs="Segoe UI"/>
+                <w:rFonts w:ascii="Segoe UI" w:hAnsi="Segoe UI" w:eastAsia="Segoe UI" w:cs="Segoe UI"/>
                 <w:color w:val="0F1115"/>
                 <w:sz w:val="18"/>
                 <w:szCs w:val="18"/>
@@ -2997,10 +2892,9 @@
             </w:pPr>
             <w:r>
               <w:rPr>
-                <w:rFonts w:ascii="Segoe UI" w:eastAsia="Segoe UI" w:hAnsi="Segoe UI" w:cs="Segoe UI"/>
+                <w:rFonts w:ascii="Segoe UI" w:hAnsi="Segoe UI" w:eastAsia="Segoe UI" w:cs="Segoe UI"/>
                 <w:sz w:val="18"/>
                 <w:szCs w:val="18"/>
-                <w:bdr w:val="nil"/>
                 <w:lang w:eastAsia="zh-CN"/>
               </w:rPr>
               <w:t>扩展性预留</w:t>
@@ -3022,7 +2916,7 @@
             <w:pPr>
               <w:spacing w:line="300" w:lineRule="atLeast"/>
               <w:rPr>
-                <w:rFonts w:ascii="Segoe UI" w:eastAsia="Segoe UI" w:hAnsi="Segoe UI" w:cs="Segoe UI"/>
+                <w:rFonts w:ascii="Segoe UI" w:hAnsi="Segoe UI" w:eastAsia="Segoe UI" w:cs="Segoe UI"/>
                 <w:color w:val="0F1115"/>
                 <w:sz w:val="18"/>
                 <w:szCs w:val="18"/>
@@ -3031,10 +2925,9 @@
             </w:pPr>
             <w:r>
               <w:rPr>
-                <w:rFonts w:ascii="Segoe UI" w:eastAsia="Segoe UI" w:hAnsi="Segoe UI" w:cs="Segoe UI"/>
+                <w:rFonts w:ascii="Segoe UI" w:hAnsi="Segoe UI" w:eastAsia="Segoe UI" w:cs="Segoe UI"/>
                 <w:sz w:val="18"/>
                 <w:szCs w:val="18"/>
-                <w:bdr w:val="nil"/>
                 <w:lang w:eastAsia="zh-CN"/>
               </w:rPr>
               <w:t>满足未来2年业务增长需求</w:t>
@@ -3056,7 +2949,7 @@
             <w:pPr>
               <w:spacing w:line="300" w:lineRule="atLeast"/>
               <w:rPr>
-                <w:rFonts w:ascii="Segoe UI" w:eastAsia="Segoe UI" w:hAnsi="Segoe UI" w:cs="Segoe UI"/>
+                <w:rFonts w:ascii="Segoe UI" w:hAnsi="Segoe UI" w:eastAsia="Segoe UI" w:cs="Segoe UI"/>
                 <w:color w:val="0F1115"/>
                 <w:sz w:val="18"/>
                 <w:szCs w:val="18"/>
@@ -3065,10 +2958,9 @@
             </w:pPr>
             <w:r>
               <w:rPr>
-                <w:rFonts w:ascii="Segoe UI" w:eastAsia="Segoe UI" w:hAnsi="Segoe UI" w:cs="Segoe UI"/>
+                <w:rFonts w:ascii="Segoe UI" w:hAnsi="Segoe UI" w:eastAsia="Segoe UI" w:cs="Segoe UI"/>
                 <w:sz w:val="18"/>
                 <w:szCs w:val="18"/>
-                <w:bdr w:val="nil"/>
                 <w:lang w:eastAsia="zh-CN"/>
               </w:rPr>
               <w:t>资源配置具备横向扩展能力</w:t>
@@ -3091,7 +2983,7 @@
               <w:spacing w:line="300" w:lineRule="atLeast"/>
               <w:jc w:val="center"/>
               <w:rPr>
-                <w:rFonts w:ascii="Segoe UI" w:eastAsia="Segoe UI" w:hAnsi="Segoe UI" w:cs="Segoe UI"/>
+                <w:rFonts w:ascii="Segoe UI" w:hAnsi="Segoe UI" w:eastAsia="Segoe UI" w:cs="Segoe UI"/>
                 <w:color w:val="0F1115"/>
                 <w:sz w:val="18"/>
                 <w:szCs w:val="18"/>
@@ -3099,10 +2991,9 @@
             </w:pPr>
             <w:r>
               <w:rPr>
-                <w:rFonts w:ascii="Segoe UI" w:eastAsia="Segoe UI" w:hAnsi="Segoe UI" w:cs="Segoe UI"/>
+                <w:rFonts w:ascii="Segoe UI" w:hAnsi="Segoe UI" w:eastAsia="Segoe UI" w:cs="Segoe UI"/>
                 <w:sz w:val="18"/>
                 <w:szCs w:val="18"/>
-                <w:bdr w:val="nil"/>
                 <w:lang w:eastAsia="zh-CN"/>
               </w:rPr>
               <w:t>是</w:t>
@@ -3113,29 +3004,33 @@
     </w:tbl>
     <w:p>
       <w:pPr>
-        <w:pStyle w:val="10"/>
-      </w:pPr>
+        <w:pStyle w:val="28"/>
+      </w:pPr>
+      <w:bookmarkStart w:id="7" w:name="_Toc5527"/>
       <w:r>
         <w:rPr>
           <w:rFonts w:hint="eastAsia"/>
         </w:rPr>
         <w:t>实施过程概述</w:t>
       </w:r>
+      <w:bookmarkEnd w:id="7"/>
     </w:p>
     <w:p>
       <w:pPr>
-        <w:pStyle w:val="20"/>
-      </w:pPr>
+        <w:pStyle w:val="30"/>
+      </w:pPr>
+      <w:bookmarkStart w:id="8" w:name="_Toc14269"/>
       <w:r>
         <w:rPr>
           <w:rFonts w:hint="eastAsia"/>
         </w:rPr>
         <w:t>实施前准备</w:t>
       </w:r>
+      <w:bookmarkEnd w:id="8"/>
     </w:p>
     <w:p>
       <w:pPr>
-        <w:pStyle w:val="af"/>
+        <w:pStyle w:val="41"/>
         <w:numPr>
           <w:ilvl w:val="0"/>
           <w:numId w:val="2"/>
@@ -3150,7 +3045,7 @@
     </w:p>
     <w:p>
       <w:pPr>
-        <w:pStyle w:val="af"/>
+        <w:pStyle w:val="41"/>
         <w:numPr>
           <w:ilvl w:val="0"/>
           <w:numId w:val="2"/>
@@ -3164,54 +3059,12 @@
           <w:rFonts w:hint="eastAsia"/>
           <w:lang w:eastAsia="en-US"/>
         </w:rPr>
-        <w:t>资源规划：确定新增服务器配置为：</w:t>
-      </w:r>
-      <w:r>
-        <w:rPr>
-          <w:rFonts w:hint="eastAsia"/>
-          <w:lang w:eastAsia="en-US"/>
-        </w:rPr>
-        <w:t>Xeon Silver 4210 2.2GHz</w:t>
-      </w:r>
-      <w:r>
-        <w:rPr>
-          <w:rFonts w:hint="eastAsia"/>
-          <w:lang w:eastAsia="en-US"/>
-        </w:rPr>
-        <w:t>、</w:t>
-      </w:r>
-      <w:r>
-        <w:rPr>
-          <w:rFonts w:hint="eastAsia"/>
-          <w:lang w:eastAsia="en-US"/>
-        </w:rPr>
-        <w:t>32GB DDR4</w:t>
-      </w:r>
-      <w:r>
-        <w:rPr>
-          <w:rFonts w:hint="eastAsia"/>
-          <w:lang w:eastAsia="en-US"/>
-        </w:rPr>
-        <w:t>内存、</w:t>
-      </w:r>
-      <w:r>
-        <w:rPr>
-          <w:rFonts w:hint="eastAsia"/>
-          <w:lang w:eastAsia="en-US"/>
-        </w:rPr>
-        <w:t>2.4TB</w:t>
-      </w:r>
-      <w:r>
-        <w:rPr>
-          <w:rFonts w:hint="eastAsia"/>
-          <w:lang w:eastAsia="en-US"/>
-        </w:rPr>
-        <w:t>硬盘、双千兆网卡。</w:t>
+        <w:t>资源规划：确定新增服务器配置为：Xeon Silver 4210 2.2GHz、32GB DDR4内存、2.4TB硬盘、双千兆网卡。</w:t>
       </w:r>
     </w:p>
     <w:p>
       <w:pPr>
-        <w:pStyle w:val="af"/>
+        <w:pStyle w:val="41"/>
         <w:numPr>
           <w:ilvl w:val="0"/>
           <w:numId w:val="2"/>
@@ -3221,27 +3074,12 @@
         <w:rPr>
           <w:rFonts w:hint="eastAsia"/>
         </w:rPr>
-        <w:lastRenderedPageBreak/>
-        <w:t>人员安排：组建由运</w:t>
-      </w:r>
-      <w:proofErr w:type="gramStart"/>
-      <w:r>
-        <w:rPr>
-          <w:rFonts w:hint="eastAsia"/>
-        </w:rPr>
-        <w:t>维项目</w:t>
-      </w:r>
-      <w:proofErr w:type="gramEnd"/>
-      <w:r>
-        <w:rPr>
-          <w:rFonts w:hint="eastAsia"/>
-        </w:rPr>
-        <w:t>经理、实施工程师、测试工程师组成的项目团队，职责明确。</w:t>
+        <w:t>人员安排：组建由运维项目经理、实施工程师、测试工程师组成的项目团队，职责明确。</w:t>
       </w:r>
     </w:p>
     <w:p>
       <w:pPr>
-        <w:pStyle w:val="af"/>
+        <w:pStyle w:val="41"/>
         <w:numPr>
           <w:ilvl w:val="0"/>
           <w:numId w:val="2"/>
@@ -3256,18 +3094,20 @@
     </w:p>
     <w:p>
       <w:pPr>
-        <w:pStyle w:val="20"/>
-      </w:pPr>
+        <w:pStyle w:val="30"/>
+      </w:pPr>
+      <w:bookmarkStart w:id="9" w:name="_Toc14986"/>
       <w:r>
         <w:rPr>
           <w:rFonts w:hint="eastAsia"/>
         </w:rPr>
         <w:t>实施步骤</w:t>
       </w:r>
+      <w:bookmarkEnd w:id="9"/>
     </w:p>
     <w:p>
       <w:pPr>
-        <w:pStyle w:val="af"/>
+        <w:pStyle w:val="41"/>
         <w:numPr>
           <w:ilvl w:val="0"/>
           <w:numId w:val="3"/>
@@ -3282,7 +3122,7 @@
     </w:p>
     <w:p>
       <w:pPr>
-        <w:pStyle w:val="af"/>
+        <w:pStyle w:val="41"/>
         <w:numPr>
           <w:ilvl w:val="0"/>
           <w:numId w:val="3"/>
@@ -3297,7 +3137,7 @@
     </w:p>
     <w:p>
       <w:pPr>
-        <w:pStyle w:val="af"/>
+        <w:pStyle w:val="41"/>
         <w:numPr>
           <w:ilvl w:val="0"/>
           <w:numId w:val="3"/>
@@ -3312,18 +3152,20 @@
     </w:p>
     <w:p>
       <w:pPr>
-        <w:pStyle w:val="10"/>
-      </w:pPr>
+        <w:pStyle w:val="28"/>
+      </w:pPr>
+      <w:bookmarkStart w:id="10" w:name="_Toc12189"/>
       <w:r>
         <w:rPr>
           <w:rFonts w:hint="eastAsia"/>
         </w:rPr>
         <w:t>验收结果</w:t>
       </w:r>
+      <w:bookmarkEnd w:id="10"/>
     </w:p>
     <w:p>
       <w:pPr>
-        <w:pStyle w:val="af"/>
+        <w:pStyle w:val="41"/>
         <w:numPr>
           <w:ilvl w:val="0"/>
           <w:numId w:val="4"/>
@@ -3338,7 +3180,7 @@
     </w:p>
     <w:p>
       <w:pPr>
-        <w:pStyle w:val="af"/>
+        <w:pStyle w:val="41"/>
         <w:numPr>
           <w:ilvl w:val="0"/>
           <w:numId w:val="4"/>
@@ -3348,48 +3190,12 @@
         <w:rPr>
           <w:rFonts w:hint="eastAsia"/>
         </w:rPr>
-        <w:t>性能达标：系统支持</w:t>
-      </w:r>
-      <w:r>
-        <w:rPr>
-          <w:rFonts w:hint="eastAsia"/>
-        </w:rPr>
-        <w:t>10</w:t>
-      </w:r>
-      <w:r>
-        <w:rPr>
-          <w:rFonts w:hint="eastAsia"/>
-        </w:rPr>
-        <w:t>路并发视频转码，平均响应时间</w:t>
-      </w:r>
-      <w:r>
-        <w:rPr>
-          <w:rFonts w:hint="eastAsia"/>
-        </w:rPr>
-        <w:t>2.8</w:t>
-      </w:r>
-      <w:r>
-        <w:rPr>
-          <w:rFonts w:hint="eastAsia"/>
-        </w:rPr>
-        <w:t>秒，优于</w:t>
-      </w:r>
-      <w:r>
-        <w:rPr>
-          <w:rFonts w:hint="eastAsia"/>
-        </w:rPr>
-        <w:t>3</w:t>
-      </w:r>
-      <w:r>
-        <w:rPr>
-          <w:rFonts w:hint="eastAsia"/>
-        </w:rPr>
-        <w:t>秒目标。</w:t>
+        <w:t>性能达标：系统支持10路并发视频转码，平均响应时间2.8秒，优于3秒目标。</w:t>
       </w:r>
     </w:p>
     <w:p>
       <w:pPr>
-        <w:pStyle w:val="af"/>
+        <w:pStyle w:val="41"/>
         <w:numPr>
           <w:ilvl w:val="0"/>
           <w:numId w:val="4"/>
@@ -3399,24 +3205,12 @@
         <w:rPr>
           <w:rFonts w:hint="eastAsia"/>
         </w:rPr>
-        <w:t>运行稳定：连续运行</w:t>
-      </w:r>
-      <w:r>
-        <w:rPr>
-          <w:rFonts w:hint="eastAsia"/>
-        </w:rPr>
-        <w:t>5</w:t>
-      </w:r>
-      <w:r>
-        <w:rPr>
-          <w:rFonts w:hint="eastAsia"/>
-        </w:rPr>
-        <w:t>天无故障，系统资源使用率正常。</w:t>
+        <w:t>运行稳定：系统上线后连续稳定运行5天以上，无任何故障记录，资源使用率正常。本次连续运行验证了系统的基础稳定性，为达成全年99%可用性目标奠定了良好基础。</w:t>
       </w:r>
     </w:p>
     <w:p>
       <w:pPr>
-        <w:pStyle w:val="af"/>
+        <w:pStyle w:val="41"/>
         <w:numPr>
           <w:ilvl w:val="0"/>
           <w:numId w:val="4"/>
@@ -3431,67 +3225,72 @@
     </w:p>
     <w:p>
       <w:pPr>
-        <w:pStyle w:val="af"/>
-        <w:numPr>
-          <w:ilvl w:val="0"/>
-          <w:numId w:val="4"/>
-        </w:numPr>
-      </w:pPr>
+        <w:pStyle w:val="29"/>
+        <w:bidi w:val="0"/>
+      </w:pPr>
+      <w:bookmarkStart w:id="15" w:name="_GoBack"/>
       <w:r>
         <w:rPr>
           <w:rFonts w:hint="eastAsia"/>
         </w:rPr>
         <w:t>验收组一致认为项目达到预期目标，同意通过验收。</w:t>
       </w:r>
+    </w:p>
+    <w:bookmarkEnd w:id="15"/>
+    <w:p>
+      <w:pPr>
+        <w:pStyle w:val="28"/>
+      </w:pPr>
+      <w:bookmarkStart w:id="11" w:name="_Toc27748"/>
+      <w:r>
+        <w:rPr>
+          <w:rFonts w:hint="eastAsia"/>
+        </w:rPr>
+        <w:t>总结与建议</w:t>
+      </w:r>
+      <w:bookmarkEnd w:id="11"/>
     </w:p>
     <w:p>
       <w:pPr>
-        <w:pStyle w:val="10"/>
-      </w:pPr>
-      <w:r>
-        <w:rPr>
-          <w:rFonts w:hint="eastAsia"/>
-        </w:rPr>
-        <w:t>总结与建议</w:t>
-      </w:r>
+        <w:pStyle w:val="30"/>
+      </w:pPr>
+      <w:bookmarkStart w:id="12" w:name="_Toc25788"/>
+      <w:r>
+        <w:rPr>
+          <w:rFonts w:hint="eastAsia"/>
+        </w:rPr>
+        <w:t>项目总结</w:t>
+      </w:r>
+      <w:bookmarkEnd w:id="12"/>
     </w:p>
     <w:p>
       <w:pPr>
-        <w:pStyle w:val="20"/>
-      </w:pPr>
-      <w:r>
-        <w:rPr>
-          <w:rFonts w:hint="eastAsia"/>
-        </w:rPr>
-        <w:t>项目总结</w:t>
+        <w:pStyle w:val="29"/>
+        <w:ind w:firstLine="480"/>
+      </w:pPr>
+      <w:r>
+        <w:rPr>
+          <w:rFonts w:hint="eastAsia"/>
+        </w:rPr>
+        <w:t>本次扩容项目按计划顺利完成，系统处理能力与稳定性显著提升，为后续业务扩展奠定基础。项目实施过程中，团队协作顺畅，各环节控制有效。</w:t>
       </w:r>
     </w:p>
     <w:p>
       <w:pPr>
-        <w:pStyle w:val="ad"/>
-        <w:ind w:firstLine="480"/>
-      </w:pPr>
-      <w:r>
-        <w:rPr>
-          <w:rFonts w:hint="eastAsia"/>
-        </w:rPr>
-        <w:t>本次扩容项目按计划顺利完成，系统处理能力与稳定性显著提升，为后续业务扩展奠定基础。项目实施过程中，团队协作顺畅，各环节控制有效。</w:t>
-      </w:r>
+        <w:pStyle w:val="30"/>
+      </w:pPr>
+      <w:bookmarkStart w:id="13" w:name="_Toc10139"/>
+      <w:r>
+        <w:rPr>
+          <w:rFonts w:hint="eastAsia"/>
+        </w:rPr>
+        <w:t>建议</w:t>
+      </w:r>
+      <w:bookmarkEnd w:id="13"/>
     </w:p>
     <w:p>
       <w:pPr>
-        <w:pStyle w:val="20"/>
-      </w:pPr>
-      <w:r>
-        <w:rPr>
-          <w:rFonts w:hint="eastAsia"/>
-        </w:rPr>
-        <w:t>建议</w:t>
-      </w:r>
-    </w:p>
-    <w:p>
-      <w:pPr>
-        <w:pStyle w:val="ad"/>
+        <w:pStyle w:val="29"/>
         <w:numPr>
           <w:ilvl w:val="0"/>
           <w:numId w:val="5"/>
@@ -3507,7 +3306,7 @@
     </w:p>
     <w:p>
       <w:pPr>
-        <w:pStyle w:val="ad"/>
+        <w:pStyle w:val="29"/>
         <w:numPr>
           <w:ilvl w:val="0"/>
           <w:numId w:val="5"/>
@@ -3523,7 +3322,7 @@
     </w:p>
     <w:p>
       <w:pPr>
-        <w:pStyle w:val="ad"/>
+        <w:pStyle w:val="29"/>
         <w:numPr>
           <w:ilvl w:val="0"/>
           <w:numId w:val="5"/>
@@ -3539,84 +3338,66 @@
     </w:p>
     <w:p>
       <w:pPr>
-        <w:pStyle w:val="10"/>
-      </w:pPr>
-      <w:r>
-        <w:rPr>
-          <w:rFonts w:hint="eastAsia"/>
-        </w:rPr>
-        <w:lastRenderedPageBreak/>
+        <w:pStyle w:val="28"/>
+      </w:pPr>
+      <w:bookmarkStart w:id="14" w:name="_Toc29557"/>
+      <w:r>
+        <w:rPr>
+          <w:rFonts w:hint="eastAsia"/>
+        </w:rPr>
         <w:t>附录</w:t>
       </w:r>
+      <w:bookmarkEnd w:id="14"/>
     </w:p>
     <w:p>
       <w:pPr>
-        <w:widowControl w:val="0"/>
+        <w:pStyle w:val="41"/>
         <w:numPr>
           <w:ilvl w:val="0"/>
           <w:numId w:val="6"/>
         </w:numPr>
-        <w:rPr>
-          <w:rFonts w:eastAsia="Arial"/>
-        </w:rPr>
-      </w:pPr>
-      <w:r>
-        <w:rPr>
-          <w:rFonts w:eastAsia="Arial" w:hint="eastAsia"/>
+        <w:bidi w:val="0"/>
+      </w:pPr>
+      <w:r>
+        <w:rPr>
+          <w:rFonts w:hint="eastAsia"/>
         </w:rPr>
         <w:t>扩容配置表（表3-1）</w:t>
       </w:r>
     </w:p>
     <w:p>
       <w:pPr>
-        <w:widowControl w:val="0"/>
+        <w:pStyle w:val="41"/>
         <w:numPr>
           <w:ilvl w:val="0"/>
           <w:numId w:val="6"/>
         </w:numPr>
-        <w:rPr>
-          <w:rFonts w:eastAsia="Arial"/>
-        </w:rPr>
-      </w:pPr>
-      <w:r>
-        <w:rPr>
-          <w:rFonts w:eastAsia="Arial" w:hint="eastAsia"/>
+        <w:bidi w:val="0"/>
+        <w:rPr>
+          <w:lang w:eastAsia="zh-CN"/>
+        </w:rPr>
+      </w:pPr>
+      <w:r>
+        <w:rPr>
+          <w:rFonts w:hint="eastAsia"/>
         </w:rPr>
         <w:t>扩容时间计划表（表3-2）</w:t>
-      </w:r>
-    </w:p>
-    <w:p>
-      <w:pPr>
-        <w:widowControl w:val="0"/>
-        <w:numPr>
-          <w:ilvl w:val="0"/>
-          <w:numId w:val="6"/>
-        </w:numPr>
-        <w:rPr>
-          <w:lang w:eastAsia="zh-CN"/>
-        </w:rPr>
-      </w:pPr>
-      <w:r>
-        <w:rPr>
-          <w:rFonts w:eastAsia="Arial" w:hint="eastAsia"/>
-        </w:rPr>
-        <w:t>测试报告与验收记录</w:t>
       </w:r>
     </w:p>
     <w:sectPr>
-      <w:headerReference w:type="default" r:id="rId7"/>
+      <w:headerReference r:id="rId5" w:type="default"/>
       <w:pgSz w:w="11906" w:h="16838"/>
       <w:pgMar w:top="1417" w:right="1800" w:bottom="1440" w:left="1800" w:header="1140" w:footer="992" w:gutter="0"/>
-      <w:cols w:space="425"/>
-      <w:docGrid w:type="lines" w:linePitch="312"/>
+      <w:cols w:space="425" w:num="1"/>
+      <w:docGrid w:type="lines" w:linePitch="312" w:charSpace="0"/>
     </w:sectPr>
   </w:body>
 </w:document>
 </file>
 
 <file path=word/endnotes.xml><?xml version="1.0" encoding="utf-8"?>
-<w:endnotes xmlns:wpc="http://schemas.microsoft.com/office/word/2010/wordprocessingCanvas" xmlns:cx="http://schemas.microsoft.com/office/drawing/2014/chartex" xmlns:cx1="http://schemas.microsoft.com/office/drawing/2015/9/8/chartex" xmlns:cx2="http://schemas.microsoft.com/office/drawing/2015/10/21/chartex" xmlns:cx3="http://schemas.microsoft.com/office/drawing/2016/5/9/chartex" xmlns:cx4="http://schemas.microsoft.com/office/drawing/2016/5/10/chartex" xmlns:cx5="http://schemas.microsoft.com/office/drawing/2016/5/11/chartex" xmlns:cx6="http://schemas.microsoft.com/office/drawing/2016/5/12/chartex" xmlns:cx7="http://schemas.microsoft.com/office/drawing/2016/5/13/chartex" xmlns:cx8="http://schemas.microsoft.com/office/drawing/2016/5/14/chartex" xmlns:mc="http://schemas.openxmlformats.org/markup-compatibility/2006" xmlns:aink="http://schemas.microsoft.com/office/drawing/2016/ink" xmlns:am3d="http://schemas.microsoft.com/office/drawing/2017/model3d" xmlns:o="urn:schemas-microsoft-com:office:office" xmlns:oel="http://schemas.microsoft.com/office/2019/extlst" xmlns:r="http://schemas.openxmlformats.org/officeDocument/2006/relationships" xmlns:m="http://schemas.openxmlformats.org/officeDocument/2006/math" xmlns:v="urn:schemas-microsoft-com:vml" xmlns:wp14="http://schemas.microsoft.com/office/word/2010/wordprocessingDrawing" xmlns:wp="http://schemas.openxmlformats.org/drawingml/2006/wordprocessingDrawing" xmlns:w10="urn:schemas-microsoft-com:office:word" xmlns:w="http://schemas.openxmlformats.org/wordprocessingml/2006/main" xmlns:w14="http://schemas.microsoft.com/office/word/2010/wordml" xmlns:w15="http://schemas.microsoft.com/office/word/2012/wordml" xmlns:w16cex="http://schemas.microsoft.com/office/word/2018/wordml/cex" xmlns:w16cid="http://schemas.microsoft.com/office/word/2016/wordml/cid" xmlns:w16="http://schemas.microsoft.com/office/word/2018/wordml" xmlns:w16du="http://schemas.microsoft.com/office/word/2023/wordml/word16du" xmlns:w16sdtdh="http://schemas.microsoft.com/office/word/2020/wordml/sdtdatahash" xmlns:w16sdtfl="http://schemas.microsoft.com/office/word/2024/wordml/sdtformatlock" xmlns:w16se="http://schemas.microsoft.com/office/word/2015/wordml/symex" xmlns:wpg="http://schemas.microsoft.com/office/word/2010/wordprocessingGroup" xmlns:wpi="http://schemas.microsoft.com/office/word/2010/wordprocessingInk" xmlns:wne="http://schemas.microsoft.com/office/word/2006/wordml" xmlns:wps="http://schemas.microsoft.com/office/word/2010/wordprocessingShape" mc:Ignorable="w14 w15 w16se w16cid w16 w16cex w16sdtdh w16sdtfl w16du wp14">
-  <w:endnote w:type="separator" w:id="-1">
+<w:endnotes xmlns:wpc="http://schemas.microsoft.com/office/word/2010/wordprocessingCanvas" xmlns:mc="http://schemas.openxmlformats.org/markup-compatibility/2006" xmlns:o="urn:schemas-microsoft-com:office:office" xmlns:r="http://schemas.openxmlformats.org/officeDocument/2006/relationships" xmlns:m="http://schemas.openxmlformats.org/officeDocument/2006/math" xmlns:v="urn:schemas-microsoft-com:vml" xmlns:wp14="http://schemas.microsoft.com/office/word/2010/wordprocessingDrawing" xmlns:wp="http://schemas.openxmlformats.org/drawingml/2006/wordprocessingDrawing" xmlns:w="http://schemas.openxmlformats.org/wordprocessingml/2006/main" xmlns:w14="http://schemas.microsoft.com/office/word/2010/wordml" xmlns:w15="http://schemas.microsoft.com/office/word/2012/wordml" xmlns:w10="urn:schemas-microsoft-com:office:word" xmlns:wpg="http://schemas.microsoft.com/office/word/2010/wordprocessingGroup" xmlns:wpi="http://schemas.microsoft.com/office/word/2010/wordprocessingInk" xmlns:wne="http://schemas.microsoft.com/office/word/2006/wordml" xmlns:wps="http://schemas.microsoft.com/office/word/2010/wordprocessingShape" xmlns:wpsCustomData="http://www.wps.cn/officeDocument/2013/wpsCustomData" mc:Ignorable="w14 w15 wp14">
+  <w:endnote w:type="separator" w:id="0">
     <w:p>
       <w:pPr>
         <w:spacing w:line="240" w:lineRule="auto"/>
@@ -3626,7 +3407,7 @@
       </w:r>
     </w:p>
   </w:endnote>
-  <w:endnote w:type="continuationSeparator" w:id="0">
+  <w:endnote w:type="continuationSeparator" w:id="1">
     <w:p>
       <w:pPr>
         <w:spacing w:line="240" w:lineRule="auto"/>
@@ -3640,21 +3421,21 @@
 </file>
 
 <file path=word/footnotes.xml><?xml version="1.0" encoding="utf-8"?>
-<w:footnotes xmlns:wpc="http://schemas.microsoft.com/office/word/2010/wordprocessingCanvas" xmlns:cx="http://schemas.microsoft.com/office/drawing/2014/chartex" xmlns:cx1="http://schemas.microsoft.com/office/drawing/2015/9/8/chartex" xmlns:cx2="http://schemas.microsoft.com/office/drawing/2015/10/21/chartex" xmlns:cx3="http://schemas.microsoft.com/office/drawing/2016/5/9/chartex" xmlns:cx4="http://schemas.microsoft.com/office/drawing/2016/5/10/chartex" xmlns:cx5="http://schemas.microsoft.com/office/drawing/2016/5/11/chartex" xmlns:cx6="http://schemas.microsoft.com/office/drawing/2016/5/12/chartex" xmlns:cx7="http://schemas.microsoft.com/office/drawing/2016/5/13/chartex" xmlns:cx8="http://schemas.microsoft.com/office/drawing/2016/5/14/chartex" xmlns:mc="http://schemas.openxmlformats.org/markup-compatibility/2006" xmlns:aink="http://schemas.microsoft.com/office/drawing/2016/ink" xmlns:am3d="http://schemas.microsoft.com/office/drawing/2017/model3d" xmlns:o="urn:schemas-microsoft-com:office:office" xmlns:oel="http://schemas.microsoft.com/office/2019/extlst" xmlns:r="http://schemas.openxmlformats.org/officeDocument/2006/relationships" xmlns:m="http://schemas.openxmlformats.org/officeDocument/2006/math" xmlns:v="urn:schemas-microsoft-com:vml" xmlns:wp14="http://schemas.microsoft.com/office/word/2010/wordprocessingDrawing" xmlns:wp="http://schemas.openxmlformats.org/drawingml/2006/wordprocessingDrawing" xmlns:w10="urn:schemas-microsoft-com:office:word" xmlns:w="http://schemas.openxmlformats.org/wordprocessingml/2006/main" xmlns:w14="http://schemas.microsoft.com/office/word/2010/wordml" xmlns:w15="http://schemas.microsoft.com/office/word/2012/wordml" xmlns:w16cex="http://schemas.microsoft.com/office/word/2018/wordml/cex" xmlns:w16cid="http://schemas.microsoft.com/office/word/2016/wordml/cid" xmlns:w16="http://schemas.microsoft.com/office/word/2018/wordml" xmlns:w16du="http://schemas.microsoft.com/office/word/2023/wordml/word16du" xmlns:w16sdtdh="http://schemas.microsoft.com/office/word/2020/wordml/sdtdatahash" xmlns:w16sdtfl="http://schemas.microsoft.com/office/word/2024/wordml/sdtformatlock" xmlns:w16se="http://schemas.microsoft.com/office/word/2015/wordml/symex" xmlns:wpg="http://schemas.microsoft.com/office/word/2010/wordprocessingGroup" xmlns:wpi="http://schemas.microsoft.com/office/word/2010/wordprocessingInk" xmlns:wne="http://schemas.microsoft.com/office/word/2006/wordml" xmlns:wps="http://schemas.microsoft.com/office/word/2010/wordprocessingShape" mc:Ignorable="w14 w15 w16se w16cid w16 w16cex w16sdtdh w16sdtfl w16du wp14">
-  <w:footnote w:type="separator" w:id="-1">
+<w:footnotes xmlns:wpc="http://schemas.microsoft.com/office/word/2010/wordprocessingCanvas" xmlns:mc="http://schemas.openxmlformats.org/markup-compatibility/2006" xmlns:o="urn:schemas-microsoft-com:office:office" xmlns:r="http://schemas.openxmlformats.org/officeDocument/2006/relationships" xmlns:m="http://schemas.openxmlformats.org/officeDocument/2006/math" xmlns:v="urn:schemas-microsoft-com:vml" xmlns:wp14="http://schemas.microsoft.com/office/word/2010/wordprocessingDrawing" xmlns:wp="http://schemas.openxmlformats.org/drawingml/2006/wordprocessingDrawing" xmlns:w="http://schemas.openxmlformats.org/wordprocessingml/2006/main" xmlns:w14="http://schemas.microsoft.com/office/word/2010/wordml" xmlns:w15="http://schemas.microsoft.com/office/word/2012/wordml" xmlns:w10="urn:schemas-microsoft-com:office:word" xmlns:wpg="http://schemas.microsoft.com/office/word/2010/wordprocessingGroup" xmlns:wpi="http://schemas.microsoft.com/office/word/2010/wordprocessingInk" xmlns:wne="http://schemas.microsoft.com/office/word/2006/wordml" xmlns:wps="http://schemas.microsoft.com/office/word/2010/wordprocessingShape" xmlns:wpsCustomData="http://www.wps.cn/officeDocument/2013/wpsCustomData" mc:Ignorable="w14 w15 wp14">
+  <w:footnote w:type="separator" w:id="0">
     <w:p>
       <w:pPr>
-        <w:spacing w:line="240" w:lineRule="auto"/>
+        <w:spacing w:line="360" w:lineRule="auto"/>
       </w:pPr>
       <w:r>
         <w:separator/>
       </w:r>
     </w:p>
   </w:footnote>
-  <w:footnote w:type="continuationSeparator" w:id="0">
+  <w:footnote w:type="continuationSeparator" w:id="1">
     <w:p>
       <w:pPr>
-        <w:spacing w:line="240" w:lineRule="auto"/>
+        <w:spacing w:line="360" w:lineRule="auto"/>
       </w:pPr>
       <w:r>
         <w:continuationSeparator/>
@@ -3665,12 +3446,12 @@
 </file>
 
 <file path=word/header1.xml><?xml version="1.0" encoding="utf-8"?>
-<w:hdr xmlns:wpc="http://schemas.microsoft.com/office/word/2010/wordprocessingCanvas" xmlns:cx="http://schemas.microsoft.com/office/drawing/2014/chartex" xmlns:cx1="http://schemas.microsoft.com/office/drawing/2015/9/8/chartex" xmlns:cx2="http://schemas.microsoft.com/office/drawing/2015/10/21/chartex" xmlns:cx3="http://schemas.microsoft.com/office/drawing/2016/5/9/chartex" xmlns:cx4="http://schemas.microsoft.com/office/drawing/2016/5/10/chartex" xmlns:cx5="http://schemas.microsoft.com/office/drawing/2016/5/11/chartex" xmlns:cx6="http://schemas.microsoft.com/office/drawing/2016/5/12/chartex" xmlns:cx7="http://schemas.microsoft.com/office/drawing/2016/5/13/chartex" xmlns:cx8="http://schemas.microsoft.com/office/drawing/2016/5/14/chartex" xmlns:mc="http://schemas.openxmlformats.org/markup-compatibility/2006" xmlns:aink="http://schemas.microsoft.com/office/drawing/2016/ink" xmlns:am3d="http://schemas.microsoft.com/office/drawing/2017/model3d" xmlns:o="urn:schemas-microsoft-com:office:office" xmlns:oel="http://schemas.microsoft.com/office/2019/extlst" xmlns:r="http://schemas.openxmlformats.org/officeDocument/2006/relationships" xmlns:m="http://schemas.openxmlformats.org/officeDocument/2006/math" xmlns:v="urn:schemas-microsoft-com:vml" xmlns:wp14="http://schemas.microsoft.com/office/word/2010/wordprocessingDrawing" xmlns:wp="http://schemas.openxmlformats.org/drawingml/2006/wordprocessingDrawing" xmlns:w10="urn:schemas-microsoft-com:office:word" xmlns:w="http://schemas.openxmlformats.org/wordprocessingml/2006/main" xmlns:w14="http://schemas.microsoft.com/office/word/2010/wordml" xmlns:w15="http://schemas.microsoft.com/office/word/2012/wordml" xmlns:w16cex="http://schemas.microsoft.com/office/word/2018/wordml/cex" xmlns:w16cid="http://schemas.microsoft.com/office/word/2016/wordml/cid" xmlns:w16="http://schemas.microsoft.com/office/word/2018/wordml" xmlns:w16du="http://schemas.microsoft.com/office/word/2023/wordml/word16du" xmlns:w16sdtdh="http://schemas.microsoft.com/office/word/2020/wordml/sdtdatahash" xmlns:w16sdtfl="http://schemas.microsoft.com/office/word/2024/wordml/sdtformatlock" xmlns:w16se="http://schemas.microsoft.com/office/word/2015/wordml/symex" xmlns:wpg="http://schemas.microsoft.com/office/word/2010/wordprocessingGroup" xmlns:wpi="http://schemas.microsoft.com/office/word/2010/wordprocessingInk" xmlns:wne="http://schemas.microsoft.com/office/word/2006/wordml" xmlns:wps="http://schemas.microsoft.com/office/word/2010/wordprocessingShape" mc:Ignorable="w14 w15 w16se w16cid w16 w16cex w16sdtdh w16sdtfl w16du wp14">
+<w:hdr xmlns:wpc="http://schemas.microsoft.com/office/word/2010/wordprocessingCanvas" xmlns:mc="http://schemas.openxmlformats.org/markup-compatibility/2006" xmlns:o="urn:schemas-microsoft-com:office:office" xmlns:r="http://schemas.openxmlformats.org/officeDocument/2006/relationships" xmlns:m="http://schemas.openxmlformats.org/officeDocument/2006/math" xmlns:v="urn:schemas-microsoft-com:vml" xmlns:wp14="http://schemas.microsoft.com/office/word/2010/wordprocessingDrawing" xmlns:wp="http://schemas.openxmlformats.org/drawingml/2006/wordprocessingDrawing" xmlns:w10="urn:schemas-microsoft-com:office:word" xmlns:w="http://schemas.openxmlformats.org/wordprocessingml/2006/main" xmlns:w14="http://schemas.microsoft.com/office/word/2010/wordml" xmlns:w15="http://schemas.microsoft.com/office/word/2012/wordml" xmlns:wpg="http://schemas.microsoft.com/office/word/2010/wordprocessingGroup" xmlns:wpi="http://schemas.microsoft.com/office/word/2010/wordprocessingInk" xmlns:wne="http://schemas.microsoft.com/office/word/2006/wordml" xmlns:wps="http://schemas.microsoft.com/office/word/2010/wordprocessingShape" xmlns:wpsCustomData="http://www.wps.cn/officeDocument/2013/wpsCustomData" mc:Ignorable="w14 w15 wp14">
   <w:p>
     <w:pPr>
-      <w:pStyle w:val="a6"/>
+      <w:pStyle w:val="15"/>
       <w:pBdr>
-        <w:bottom w:val="single" w:sz="4" w:space="1" w:color="auto"/>
+        <w:bottom w:val="single" w:color="auto" w:sz="4" w:space="1"/>
       </w:pBdr>
       <w:jc w:val="right"/>
       <w:rPr>
@@ -3680,41 +3461,25 @@
     </w:pPr>
     <w:r>
       <w:rPr>
-        <w:rFonts w:eastAsiaTheme="minorEastAsia" w:hint="eastAsia"/>
+        <w:rFonts w:hint="eastAsia" w:eastAsiaTheme="minorEastAsia"/>
         <w:lang w:eastAsia="zh-CN"/>
       </w:rPr>
-      <w:t>陕西益利</w:t>
-    </w:r>
-    <w:proofErr w:type="gramStart"/>
-    <w:r>
-      <w:rPr>
-        <w:rFonts w:eastAsiaTheme="minorEastAsia" w:hint="eastAsia"/>
-        <w:lang w:eastAsia="zh-CN"/>
-      </w:rPr>
-      <w:t>德软件</w:t>
-    </w:r>
-    <w:proofErr w:type="gramEnd"/>
-    <w:r>
-      <w:rPr>
-        <w:rFonts w:eastAsiaTheme="minorEastAsia" w:hint="eastAsia"/>
-        <w:lang w:eastAsia="zh-CN"/>
-      </w:rPr>
-      <w:t>科技有限公司</w:t>
+      <w:t>陕西益利德软件科技有限公司</w:t>
     </w:r>
   </w:p>
 </w:hdr>
 </file>
 
 <file path=word/numbering.xml><?xml version="1.0" encoding="utf-8"?>
-<w:numbering xmlns:wpc="http://schemas.microsoft.com/office/word/2010/wordprocessingCanvas" xmlns:cx="http://schemas.microsoft.com/office/drawing/2014/chartex" xmlns:cx1="http://schemas.microsoft.com/office/drawing/2015/9/8/chartex" xmlns:cx2="http://schemas.microsoft.com/office/drawing/2015/10/21/chartex" xmlns:cx3="http://schemas.microsoft.com/office/drawing/2016/5/9/chartex" xmlns:cx4="http://schemas.microsoft.com/office/drawing/2016/5/10/chartex" xmlns:cx5="http://schemas.microsoft.com/office/drawing/2016/5/11/chartex" xmlns:cx6="http://schemas.microsoft.com/office/drawing/2016/5/12/chartex" xmlns:cx7="http://schemas.microsoft.com/office/drawing/2016/5/13/chartex" xmlns:cx8="http://schemas.microsoft.com/office/drawing/2016/5/14/chartex" xmlns:mc="http://schemas.openxmlformats.org/markup-compatibility/2006" xmlns:aink="http://schemas.microsoft.com/office/drawing/2016/ink" xmlns:am3d="http://schemas.microsoft.com/office/drawing/2017/model3d" xmlns:o="urn:schemas-microsoft-com:office:office" xmlns:oel="http://schemas.microsoft.com/office/2019/extlst" xmlns:r="http://schemas.openxmlformats.org/officeDocument/2006/relationships" xmlns:m="http://schemas.openxmlformats.org/officeDocument/2006/math" xmlns:v="urn:schemas-microsoft-com:vml" xmlns:wp14="http://schemas.microsoft.com/office/word/2010/wordprocessingDrawing" xmlns:wp="http://schemas.openxmlformats.org/drawingml/2006/wordprocessingDrawing" xmlns:w10="urn:schemas-microsoft-com:office:word" xmlns:w="http://schemas.openxmlformats.org/wordprocessingml/2006/main" xmlns:w14="http://schemas.microsoft.com/office/word/2010/wordml" xmlns:w15="http://schemas.microsoft.com/office/word/2012/wordml" xmlns:w16cex="http://schemas.microsoft.com/office/word/2018/wordml/cex" xmlns:w16cid="http://schemas.microsoft.com/office/word/2016/wordml/cid" xmlns:w16="http://schemas.microsoft.com/office/word/2018/wordml" xmlns:w16du="http://schemas.microsoft.com/office/word/2023/wordml/word16du" xmlns:w16sdtdh="http://schemas.microsoft.com/office/word/2020/wordml/sdtdatahash" xmlns:w16sdtfl="http://schemas.microsoft.com/office/word/2024/wordml/sdtformatlock" xmlns:w16se="http://schemas.microsoft.com/office/word/2015/wordml/symex" xmlns:wpg="http://schemas.microsoft.com/office/word/2010/wordprocessingGroup" xmlns:wpi="http://schemas.microsoft.com/office/word/2010/wordprocessingInk" xmlns:wne="http://schemas.microsoft.com/office/word/2006/wordml" xmlns:wps="http://schemas.microsoft.com/office/word/2010/wordprocessingShape" mc:Ignorable="w14 w15 w16se w16cid w16 w16cex w16sdtdh w16sdtfl w16du wp14">
-  <w:abstractNum w:abstractNumId="0" w15:restartNumberingAfterBreak="0">
+<w:numbering xmlns:wpc="http://schemas.microsoft.com/office/word/2010/wordprocessingCanvas" xmlns:mc="http://schemas.openxmlformats.org/markup-compatibility/2006" xmlns:o="urn:schemas-microsoft-com:office:office" xmlns:r="http://schemas.openxmlformats.org/officeDocument/2006/relationships" xmlns:m="http://schemas.openxmlformats.org/officeDocument/2006/math" xmlns:v="urn:schemas-microsoft-com:vml" xmlns:wp14="http://schemas.microsoft.com/office/word/2010/wordprocessingDrawing" xmlns:wp="http://schemas.openxmlformats.org/drawingml/2006/wordprocessingDrawing" xmlns:w10="urn:schemas-microsoft-com:office:word" xmlns:w="http://schemas.openxmlformats.org/wordprocessingml/2006/main" xmlns:w14="http://schemas.microsoft.com/office/word/2010/wordml" xmlns:wpg="http://schemas.microsoft.com/office/word/2010/wordprocessingGroup" xmlns:wpi="http://schemas.microsoft.com/office/word/2010/wordprocessingInk" xmlns:wne="http://schemas.microsoft.com/office/word/2006/wordml" xmlns:wps="http://schemas.microsoft.com/office/word/2010/wordprocessingShape" xmlns:wpsCustomData="http://www.wps.cn/officeDocument/2013/wpsCustomData" mc:Ignorable="w14 wp14">
+  <w:abstractNum w:abstractNumId="0">
     <w:nsid w:val="8E964DCE"/>
     <w:multiLevelType w:val="multilevel"/>
     <w:tmpl w:val="8E964DCE"/>
-    <w:lvl w:ilvl="0">
+    <w:lvl w:ilvl="0" w:tentative="0">
       <w:start w:val="1"/>
       <w:numFmt w:val="decimal"/>
-      <w:pStyle w:val="1"/>
+      <w:pStyle w:val="2"/>
       <w:lvlText w:val="%1."/>
       <w:lvlJc w:val="left"/>
       <w:pPr>
@@ -3724,10 +3489,10 @@
         <w:rFonts w:hint="default"/>
       </w:rPr>
     </w:lvl>
-    <w:lvl w:ilvl="1">
+    <w:lvl w:ilvl="1" w:tentative="0">
       <w:start w:val="1"/>
       <w:numFmt w:val="decimal"/>
-      <w:pStyle w:val="2"/>
+      <w:pStyle w:val="3"/>
       <w:lvlText w:val="%1.%2."/>
       <w:lvlJc w:val="left"/>
       <w:pPr>
@@ -3737,10 +3502,10 @@
         <w:rFonts w:hint="default"/>
       </w:rPr>
     </w:lvl>
-    <w:lvl w:ilvl="2">
+    <w:lvl w:ilvl="2" w:tentative="0">
       <w:start w:val="1"/>
       <w:numFmt w:val="decimal"/>
-      <w:pStyle w:val="3"/>
+      <w:pStyle w:val="4"/>
       <w:lvlText w:val="%1.%2.%3."/>
       <w:lvlJc w:val="left"/>
       <w:pPr>
@@ -3750,10 +3515,10 @@
         <w:rFonts w:hint="default"/>
       </w:rPr>
     </w:lvl>
-    <w:lvl w:ilvl="3">
+    <w:lvl w:ilvl="3" w:tentative="0">
       <w:start w:val="1"/>
       <w:numFmt w:val="decimal"/>
-      <w:pStyle w:val="4"/>
+      <w:pStyle w:val="5"/>
       <w:lvlText w:val="%1.%2.%3.%4."/>
       <w:lvlJc w:val="left"/>
       <w:pPr>
@@ -3763,10 +3528,10 @@
         <w:rFonts w:hint="default"/>
       </w:rPr>
     </w:lvl>
-    <w:lvl w:ilvl="4">
+    <w:lvl w:ilvl="4" w:tentative="0">
       <w:start w:val="1"/>
       <w:numFmt w:val="decimal"/>
-      <w:pStyle w:val="5"/>
+      <w:pStyle w:val="6"/>
       <w:lvlText w:val="%1.%2.%3.%4.%5."/>
       <w:lvlJc w:val="left"/>
       <w:pPr>
@@ -3776,10 +3541,10 @@
         <w:rFonts w:hint="default"/>
       </w:rPr>
     </w:lvl>
-    <w:lvl w:ilvl="5">
+    <w:lvl w:ilvl="5" w:tentative="0">
       <w:start w:val="1"/>
       <w:numFmt w:val="decimal"/>
-      <w:pStyle w:val="6"/>
+      <w:pStyle w:val="7"/>
       <w:lvlText w:val="%1.%2.%3.%4.%5.%6."/>
       <w:lvlJc w:val="left"/>
       <w:pPr>
@@ -3789,10 +3554,10 @@
         <w:rFonts w:hint="default"/>
       </w:rPr>
     </w:lvl>
-    <w:lvl w:ilvl="6">
+    <w:lvl w:ilvl="6" w:tentative="0">
       <w:start w:val="1"/>
       <w:numFmt w:val="decimal"/>
-      <w:pStyle w:val="7"/>
+      <w:pStyle w:val="8"/>
       <w:lvlText w:val="%1.%2.%3.%4.%5.%6.%7."/>
       <w:lvlJc w:val="left"/>
       <w:pPr>
@@ -3802,10 +3567,10 @@
         <w:rFonts w:hint="default"/>
       </w:rPr>
     </w:lvl>
-    <w:lvl w:ilvl="7">
+    <w:lvl w:ilvl="7" w:tentative="0">
       <w:start w:val="1"/>
       <w:numFmt w:val="decimal"/>
-      <w:pStyle w:val="8"/>
+      <w:pStyle w:val="9"/>
       <w:lvlText w:val="%1.%2.%3.%4.%5.%6.%7.%8."/>
       <w:lvlJc w:val="left"/>
       <w:pPr>
@@ -3815,10 +3580,10 @@
         <w:rFonts w:hint="default"/>
       </w:rPr>
     </w:lvl>
-    <w:lvl w:ilvl="8">
+    <w:lvl w:ilvl="8" w:tentative="0">
       <w:start w:val="1"/>
       <w:numFmt w:val="decimal"/>
-      <w:pStyle w:val="9"/>
+      <w:pStyle w:val="10"/>
       <w:lvlText w:val="%1.%2.%3.%4.%5.%6.%7.%8.%9."/>
       <w:lvlJc w:val="left"/>
       <w:pPr>
@@ -3829,11 +3594,11 @@
       </w:rPr>
     </w:lvl>
   </w:abstractNum>
-  <w:abstractNum w:abstractNumId="1" w15:restartNumberingAfterBreak="0">
+  <w:abstractNum w:abstractNumId="1">
     <w:nsid w:val="C67224DD"/>
     <w:multiLevelType w:val="singleLevel"/>
     <w:tmpl w:val="C67224DD"/>
-    <w:lvl w:ilvl="0">
+    <w:lvl w:ilvl="0" w:tentative="0">
       <w:start w:val="1"/>
       <w:numFmt w:val="decimal"/>
       <w:lvlText w:val="%1."/>
@@ -3846,11 +3611,11 @@
       </w:rPr>
     </w:lvl>
   </w:abstractNum>
-  <w:abstractNum w:abstractNumId="2" w15:restartNumberingAfterBreak="0">
+  <w:abstractNum w:abstractNumId="2">
     <w:nsid w:val="04550AFF"/>
     <w:multiLevelType w:val="singleLevel"/>
     <w:tmpl w:val="04550AFF"/>
-    <w:lvl w:ilvl="0">
+    <w:lvl w:ilvl="0" w:tentative="0">
       <w:start w:val="1"/>
       <w:numFmt w:val="decimal"/>
       <w:lvlText w:val="%1."/>
@@ -3863,11 +3628,11 @@
       </w:rPr>
     </w:lvl>
   </w:abstractNum>
-  <w:abstractNum w:abstractNumId="3" w15:restartNumberingAfterBreak="0">
+  <w:abstractNum w:abstractNumId="3">
     <w:nsid w:val="0958E326"/>
     <w:multiLevelType w:val="singleLevel"/>
     <w:tmpl w:val="0958E326"/>
-    <w:lvl w:ilvl="0">
+    <w:lvl w:ilvl="0" w:tentative="0">
       <w:start w:val="1"/>
       <w:numFmt w:val="decimal"/>
       <w:lvlText w:val="%1."/>
@@ -3880,11 +3645,11 @@
       </w:rPr>
     </w:lvl>
   </w:abstractNum>
-  <w:abstractNum w:abstractNumId="4" w15:restartNumberingAfterBreak="0">
+  <w:abstractNum w:abstractNumId="4">
     <w:nsid w:val="09DF1F58"/>
     <w:multiLevelType w:val="singleLevel"/>
     <w:tmpl w:val="09DF1F58"/>
-    <w:lvl w:ilvl="0">
+    <w:lvl w:ilvl="0" w:tentative="0">
       <w:start w:val="1"/>
       <w:numFmt w:val="decimal"/>
       <w:lvlText w:val="%1."/>
@@ -3897,11 +3662,11 @@
       </w:rPr>
     </w:lvl>
   </w:abstractNum>
-  <w:abstractNum w:abstractNumId="5" w15:restartNumberingAfterBreak="0">
+  <w:abstractNum w:abstractNumId="5">
     <w:nsid w:val="6B8848D9"/>
     <w:multiLevelType w:val="singleLevel"/>
     <w:tmpl w:val="6B8848D9"/>
-    <w:lvl w:ilvl="0">
+    <w:lvl w:ilvl="0" w:tentative="0">
       <w:start w:val="1"/>
       <w:numFmt w:val="decimal"/>
       <w:lvlText w:val="%1."/>
@@ -3914,339 +3679,291 @@
       </w:rPr>
     </w:lvl>
   </w:abstractNum>
-  <w:num w:numId="1" w16cid:durableId="1392658473">
+  <w:num w:numId="1">
     <w:abstractNumId w:val="0"/>
   </w:num>
-  <w:num w:numId="2" w16cid:durableId="1474904428">
+  <w:num w:numId="2">
     <w:abstractNumId w:val="3"/>
   </w:num>
-  <w:num w:numId="3" w16cid:durableId="434980559">
+  <w:num w:numId="3">
     <w:abstractNumId w:val="1"/>
   </w:num>
-  <w:num w:numId="4" w16cid:durableId="339550584">
+  <w:num w:numId="4">
     <w:abstractNumId w:val="5"/>
   </w:num>
-  <w:num w:numId="5" w16cid:durableId="1986929898">
+  <w:num w:numId="5">
     <w:abstractNumId w:val="4"/>
   </w:num>
-  <w:num w:numId="6" w16cid:durableId="828520291">
+  <w:num w:numId="6">
     <w:abstractNumId w:val="2"/>
   </w:num>
 </w:numbering>
 </file>
 
 <file path=word/styles.xml><?xml version="1.0" encoding="utf-8"?>
-<w:styles xmlns:mc="http://schemas.openxmlformats.org/markup-compatibility/2006" xmlns:r="http://schemas.openxmlformats.org/officeDocument/2006/relationships" xmlns:w="http://schemas.openxmlformats.org/wordprocessingml/2006/main" xmlns:w14="http://schemas.microsoft.com/office/word/2010/wordml" xmlns:w15="http://schemas.microsoft.com/office/word/2012/wordml" xmlns:w16cex="http://schemas.microsoft.com/office/word/2018/wordml/cex" xmlns:w16cid="http://schemas.microsoft.com/office/word/2016/wordml/cid" xmlns:w16="http://schemas.microsoft.com/office/word/2018/wordml" xmlns:w16du="http://schemas.microsoft.com/office/word/2023/wordml/word16du" xmlns:w16sdtdh="http://schemas.microsoft.com/office/word/2020/wordml/sdtdatahash" xmlns:w16sdtfl="http://schemas.microsoft.com/office/word/2024/wordml/sdtformatlock" xmlns:w16se="http://schemas.microsoft.com/office/word/2015/wordml/symex" mc:Ignorable="w14 w15 w16se w16cid w16 w16cex w16sdtdh w16sdtfl w16du">
+<w:styles xmlns:mc="http://schemas.openxmlformats.org/markup-compatibility/2006" xmlns:o="urn:schemas-microsoft-com:office:office" xmlns:r="http://schemas.openxmlformats.org/officeDocument/2006/relationships" xmlns:m="http://schemas.openxmlformats.org/officeDocument/2006/math" xmlns:v="urn:schemas-microsoft-com:vml" xmlns:w="http://schemas.openxmlformats.org/wordprocessingml/2006/main" xmlns:w14="http://schemas.microsoft.com/office/word/2010/wordml" xmlns:w10="urn:schemas-microsoft-com:office:word" xmlns:sl="http://schemas.openxmlformats.org/schemaLibrary/2006/main" xmlns:wpsCustomData="http://www.wps.cn/officeDocument/2013/wpsCustomData" mc:Ignorable="w14">
   <w:docDefaults>
     <w:rPrDefault>
       <w:rPr>
-        <w:rFonts w:ascii="Times New Roman" w:eastAsia="宋体" w:hAnsi="Times New Roman" w:cs="Times New Roman"/>
-        <w:lang w:val="en-US" w:eastAsia="zh-CN" w:bidi="ar-SA"/>
+        <w:rFonts w:ascii="Times New Roman" w:hAnsi="Times New Roman" w:eastAsia="宋体" w:cs="Times New Roman"/>
       </w:rPr>
     </w:rPrDefault>
     <w:pPrDefault/>
   </w:docDefaults>
-  <w:latentStyles w:defLockedState="0" w:defUIPriority="0" w:defSemiHidden="0" w:defUnhideWhenUsed="0" w:defQFormat="0" w:count="376">
-    <w:lsdException w:name="Normal" w:qFormat="1"/>
-    <w:lsdException w:name="heading 1" w:qFormat="1"/>
-    <w:lsdException w:name="heading 2" w:unhideWhenUsed="1" w:qFormat="1"/>
-    <w:lsdException w:name="heading 3" w:semiHidden="1" w:unhideWhenUsed="1" w:qFormat="1"/>
-    <w:lsdException w:name="heading 4" w:unhideWhenUsed="1" w:qFormat="1"/>
-    <w:lsdException w:name="heading 5" w:semiHidden="1" w:unhideWhenUsed="1" w:qFormat="1"/>
-    <w:lsdException w:name="heading 6" w:semiHidden="1" w:unhideWhenUsed="1" w:qFormat="1"/>
-    <w:lsdException w:name="heading 7" w:semiHidden="1" w:unhideWhenUsed="1" w:qFormat="1"/>
-    <w:lsdException w:name="heading 8" w:semiHidden="1" w:unhideWhenUsed="1" w:qFormat="1"/>
-    <w:lsdException w:name="heading 9" w:semiHidden="1" w:unhideWhenUsed="1" w:qFormat="1"/>
-    <w:lsdException w:name="toc 1" w:qFormat="1"/>
-    <w:lsdException w:name="toc 2" w:qFormat="1"/>
-    <w:lsdException w:name="toc 3" w:qFormat="1"/>
-    <w:lsdException w:name="annotation text" w:qFormat="1"/>
-    <w:lsdException w:name="header" w:qFormat="1"/>
-    <w:lsdException w:name="footer" w:qFormat="1"/>
-    <w:lsdException w:name="caption" w:semiHidden="1" w:unhideWhenUsed="1" w:qFormat="1"/>
-    <w:lsdException w:name="Title" w:qFormat="1"/>
-    <w:lsdException w:name="Default Paragraph Font" w:semiHidden="1" w:qFormat="1"/>
-    <w:lsdException w:name="Body Text" w:semiHidden="1" w:qFormat="1"/>
-    <w:lsdException w:name="Subtitle" w:qFormat="1"/>
-    <w:lsdException w:name="Note Heading" w:semiHidden="1" w:uiPriority="99" w:unhideWhenUsed="1"/>
-    <w:lsdException w:name="Strong" w:qFormat="1"/>
-    <w:lsdException w:name="Emphasis" w:qFormat="1"/>
-    <w:lsdException w:name="HTML Top of Form" w:semiHidden="1" w:uiPriority="99" w:unhideWhenUsed="1"/>
-    <w:lsdException w:name="HTML Bottom of Form" w:semiHidden="1" w:uiPriority="99" w:unhideWhenUsed="1"/>
-    <w:lsdException w:name="Normal (Web)" w:qFormat="1"/>
-    <w:lsdException w:name="Normal Table" w:semiHidden="1" w:unhideWhenUsed="1" w:qFormat="1"/>
-    <w:lsdException w:name="No List" w:semiHidden="1" w:uiPriority="99" w:unhideWhenUsed="1"/>
-    <w:lsdException w:name="Outline List 1" w:semiHidden="1" w:uiPriority="99" w:unhideWhenUsed="1"/>
-    <w:lsdException w:name="Outline List 2" w:semiHidden="1" w:uiPriority="99" w:unhideWhenUsed="1"/>
-    <w:lsdException w:name="Outline List 3" w:semiHidden="1" w:uiPriority="99" w:unhideWhenUsed="1"/>
-    <w:lsdException w:name="Table Simple 1" w:semiHidden="1" w:unhideWhenUsed="1"/>
-    <w:lsdException w:name="Table Simple 2" w:semiHidden="1" w:unhideWhenUsed="1"/>
-    <w:lsdException w:name="Table Simple 3" w:semiHidden="1" w:unhideWhenUsed="1"/>
-    <w:lsdException w:name="Table Classic 1" w:semiHidden="1" w:unhideWhenUsed="1"/>
-    <w:lsdException w:name="Table Classic 2" w:semiHidden="1" w:unhideWhenUsed="1"/>
-    <w:lsdException w:name="Table Classic 3" w:semiHidden="1" w:unhideWhenUsed="1"/>
-    <w:lsdException w:name="Table Classic 4" w:semiHidden="1" w:unhideWhenUsed="1"/>
-    <w:lsdException w:name="Table Colorful 1" w:semiHidden="1" w:unhideWhenUsed="1"/>
-    <w:lsdException w:name="Table Colorful 2" w:semiHidden="1" w:unhideWhenUsed="1"/>
-    <w:lsdException w:name="Table Colorful 3" w:semiHidden="1" w:unhideWhenUsed="1"/>
-    <w:lsdException w:name="Table Columns 1" w:semiHidden="1" w:unhideWhenUsed="1"/>
-    <w:lsdException w:name="Table Columns 2" w:semiHidden="1" w:unhideWhenUsed="1"/>
-    <w:lsdException w:name="Table Columns 3" w:semiHidden="1" w:unhideWhenUsed="1"/>
-    <w:lsdException w:name="Table Columns 4" w:semiHidden="1" w:unhideWhenUsed="1"/>
-    <w:lsdException w:name="Table Columns 5" w:semiHidden="1" w:unhideWhenUsed="1"/>
-    <w:lsdException w:name="Table Grid 1" w:semiHidden="1" w:unhideWhenUsed="1"/>
-    <w:lsdException w:name="Table Grid 2" w:semiHidden="1" w:unhideWhenUsed="1"/>
-    <w:lsdException w:name="Table Grid 3" w:semiHidden="1" w:unhideWhenUsed="1"/>
-    <w:lsdException w:name="Table Grid 4" w:semiHidden="1" w:unhideWhenUsed="1"/>
-    <w:lsdException w:name="Table Grid 5" w:semiHidden="1" w:unhideWhenUsed="1"/>
-    <w:lsdException w:name="Table Grid 6" w:semiHidden="1" w:unhideWhenUsed="1"/>
-    <w:lsdException w:name="Table Grid 7" w:semiHidden="1" w:unhideWhenUsed="1"/>
-    <w:lsdException w:name="Table Grid 8" w:semiHidden="1" w:unhideWhenUsed="1"/>
-    <w:lsdException w:name="Table List 1" w:semiHidden="1" w:unhideWhenUsed="1"/>
-    <w:lsdException w:name="Table List 2" w:semiHidden="1" w:unhideWhenUsed="1"/>
-    <w:lsdException w:name="Table List 3" w:semiHidden="1" w:unhideWhenUsed="1"/>
-    <w:lsdException w:name="Table List 4" w:semiHidden="1" w:unhideWhenUsed="1"/>
-    <w:lsdException w:name="Table List 5" w:semiHidden="1" w:unhideWhenUsed="1"/>
-    <w:lsdException w:name="Table List 6" w:semiHidden="1" w:unhideWhenUsed="1"/>
-    <w:lsdException w:name="Table List 7" w:semiHidden="1" w:unhideWhenUsed="1"/>
-    <w:lsdException w:name="Table List 8" w:semiHidden="1" w:unhideWhenUsed="1"/>
-    <w:lsdException w:name="Table 3D effects 1" w:semiHidden="1" w:unhideWhenUsed="1"/>
-    <w:lsdException w:name="Table 3D effects 2" w:semiHidden="1" w:unhideWhenUsed="1"/>
-    <w:lsdException w:name="Table 3D effects 3" w:semiHidden="1" w:unhideWhenUsed="1"/>
-    <w:lsdException w:name="Table Contemporary" w:semiHidden="1" w:unhideWhenUsed="1"/>
-    <w:lsdException w:name="Table Elegant" w:semiHidden="1" w:unhideWhenUsed="1"/>
-    <w:lsdException w:name="Table Professional" w:semiHidden="1" w:unhideWhenUsed="1"/>
-    <w:lsdException w:name="Table Subtle 1" w:semiHidden="1" w:unhideWhenUsed="1"/>
-    <w:lsdException w:name="Table Subtle 2" w:semiHidden="1" w:unhideWhenUsed="1"/>
-    <w:lsdException w:name="Table Web 1" w:semiHidden="1" w:unhideWhenUsed="1"/>
-    <w:lsdException w:name="Table Web 2" w:semiHidden="1" w:unhideWhenUsed="1"/>
-    <w:lsdException w:name="Table Web 3" w:semiHidden="1" w:unhideWhenUsed="1"/>
-    <w:lsdException w:name="Table Grid" w:qFormat="1"/>
-    <w:lsdException w:name="Table Theme" w:semiHidden="1" w:unhideWhenUsed="1"/>
-    <w:lsdException w:name="Placeholder Text" w:semiHidden="1" w:uiPriority="99" w:unhideWhenUsed="1"/>
-    <w:lsdException w:name="No Spacing" w:semiHidden="1" w:uiPriority="99" w:unhideWhenUsed="1"/>
-    <w:lsdException w:name="Light Shading" w:uiPriority="60"/>
-    <w:lsdException w:name="Light List" w:uiPriority="61"/>
-    <w:lsdException w:name="Light Grid" w:uiPriority="62"/>
-    <w:lsdException w:name="Medium Shading 1" w:uiPriority="63"/>
-    <w:lsdException w:name="Medium Shading 2" w:uiPriority="64"/>
-    <w:lsdException w:name="Medium List 1" w:uiPriority="65"/>
-    <w:lsdException w:name="Medium List 2" w:uiPriority="66"/>
-    <w:lsdException w:name="Medium Grid 1" w:uiPriority="67"/>
-    <w:lsdException w:name="Medium Grid 2" w:uiPriority="68"/>
-    <w:lsdException w:name="Medium Grid 3" w:uiPriority="69"/>
-    <w:lsdException w:name="Dark List" w:uiPriority="70"/>
-    <w:lsdException w:name="Colorful Shading" w:uiPriority="71"/>
-    <w:lsdException w:name="Colorful List" w:uiPriority="72"/>
-    <w:lsdException w:name="Colorful Grid" w:uiPriority="73"/>
-    <w:lsdException w:name="Light Shading Accent 1" w:uiPriority="60"/>
-    <w:lsdException w:name="Light List Accent 1" w:uiPriority="61"/>
-    <w:lsdException w:name="Light Grid Accent 1" w:uiPriority="62"/>
-    <w:lsdException w:name="Medium Shading 1 Accent 1" w:uiPriority="63"/>
-    <w:lsdException w:name="Medium Shading 2 Accent 1" w:uiPriority="64"/>
-    <w:lsdException w:name="Medium List 1 Accent 1" w:uiPriority="65"/>
-    <w:lsdException w:name="Revision" w:semiHidden="1" w:uiPriority="99" w:unhideWhenUsed="1"/>
-    <w:lsdException w:name="List Paragraph" w:semiHidden="1" w:uiPriority="99" w:unhideWhenUsed="1"/>
-    <w:lsdException w:name="Quote" w:semiHidden="1" w:uiPriority="99" w:unhideWhenUsed="1"/>
-    <w:lsdException w:name="Intense Quote" w:semiHidden="1" w:uiPriority="99" w:unhideWhenUsed="1"/>
-    <w:lsdException w:name="Medium List 2 Accent 1" w:uiPriority="66"/>
-    <w:lsdException w:name="Medium Grid 1 Accent 1" w:uiPriority="67"/>
-    <w:lsdException w:name="Medium Grid 2 Accent 1" w:uiPriority="68"/>
-    <w:lsdException w:name="Medium Grid 3 Accent 1" w:uiPriority="69"/>
-    <w:lsdException w:name="Dark List Accent 1" w:uiPriority="70"/>
-    <w:lsdException w:name="Colorful Shading Accent 1" w:uiPriority="71"/>
-    <w:lsdException w:name="Colorful List Accent 1" w:uiPriority="72"/>
-    <w:lsdException w:name="Colorful Grid Accent 1" w:uiPriority="73"/>
-    <w:lsdException w:name="Light Shading Accent 2" w:uiPriority="60"/>
-    <w:lsdException w:name="Light List Accent 2" w:uiPriority="61"/>
-    <w:lsdException w:name="Light Grid Accent 2" w:uiPriority="62"/>
-    <w:lsdException w:name="Medium Shading 1 Accent 2" w:uiPriority="63"/>
-    <w:lsdException w:name="Medium Shading 2 Accent 2" w:uiPriority="64"/>
-    <w:lsdException w:name="Medium List 1 Accent 2" w:uiPriority="65"/>
-    <w:lsdException w:name="Medium List 2 Accent 2" w:uiPriority="66"/>
-    <w:lsdException w:name="Medium Grid 1 Accent 2" w:uiPriority="67"/>
-    <w:lsdException w:name="Medium Grid 2 Accent 2" w:uiPriority="68"/>
-    <w:lsdException w:name="Medium Grid 3 Accent 2" w:uiPriority="69"/>
-    <w:lsdException w:name="Dark List Accent 2" w:uiPriority="70"/>
-    <w:lsdException w:name="Colorful Shading Accent 2" w:uiPriority="71"/>
-    <w:lsdException w:name="Colorful List Accent 2" w:uiPriority="72"/>
-    <w:lsdException w:name="Colorful Grid Accent 2" w:uiPriority="73"/>
-    <w:lsdException w:name="Light Shading Accent 3" w:uiPriority="60"/>
-    <w:lsdException w:name="Light List Accent 3" w:uiPriority="61"/>
-    <w:lsdException w:name="Light Grid Accent 3" w:uiPriority="62"/>
-    <w:lsdException w:name="Medium Shading 1 Accent 3" w:uiPriority="63"/>
-    <w:lsdException w:name="Medium Shading 2 Accent 3" w:uiPriority="64"/>
-    <w:lsdException w:name="Medium List 1 Accent 3" w:uiPriority="65"/>
-    <w:lsdException w:name="Medium List 2 Accent 3" w:uiPriority="66"/>
-    <w:lsdException w:name="Medium Grid 1 Accent 3" w:uiPriority="67"/>
-    <w:lsdException w:name="Medium Grid 2 Accent 3" w:uiPriority="68"/>
-    <w:lsdException w:name="Medium Grid 3 Accent 3" w:uiPriority="69"/>
-    <w:lsdException w:name="Dark List Accent 3" w:uiPriority="70"/>
-    <w:lsdException w:name="Colorful Shading Accent 3" w:uiPriority="71"/>
-    <w:lsdException w:name="Colorful List Accent 3" w:uiPriority="72"/>
-    <w:lsdException w:name="Colorful Grid Accent 3" w:uiPriority="73"/>
-    <w:lsdException w:name="Light Shading Accent 4" w:uiPriority="60"/>
-    <w:lsdException w:name="Light List Accent 4" w:uiPriority="61"/>
-    <w:lsdException w:name="Light Grid Accent 4" w:uiPriority="62"/>
-    <w:lsdException w:name="Medium Shading 1 Accent 4" w:uiPriority="63"/>
-    <w:lsdException w:name="Medium Shading 2 Accent 4" w:uiPriority="64"/>
-    <w:lsdException w:name="Medium List 1 Accent 4" w:uiPriority="65"/>
-    <w:lsdException w:name="Medium List 2 Accent 4" w:uiPriority="66"/>
-    <w:lsdException w:name="Medium Grid 1 Accent 4" w:uiPriority="67"/>
-    <w:lsdException w:name="Medium Grid 2 Accent 4" w:uiPriority="68"/>
-    <w:lsdException w:name="Medium Grid 3 Accent 4" w:uiPriority="69"/>
-    <w:lsdException w:name="Dark List Accent 4" w:uiPriority="70"/>
-    <w:lsdException w:name="Colorful Shading Accent 4" w:uiPriority="71"/>
-    <w:lsdException w:name="Colorful List Accent 4" w:uiPriority="72"/>
-    <w:lsdException w:name="Colorful Grid Accent 4" w:uiPriority="73"/>
-    <w:lsdException w:name="Light Shading Accent 5" w:uiPriority="60"/>
-    <w:lsdException w:name="Light List Accent 5" w:uiPriority="61"/>
-    <w:lsdException w:name="Light Grid Accent 5" w:uiPriority="62"/>
-    <w:lsdException w:name="Medium Shading 1 Accent 5" w:uiPriority="63"/>
-    <w:lsdException w:name="Medium Shading 2 Accent 5" w:uiPriority="64"/>
-    <w:lsdException w:name="Medium List 1 Accent 5" w:uiPriority="65"/>
-    <w:lsdException w:name="Medium List 2 Accent 5" w:uiPriority="66"/>
-    <w:lsdException w:name="Medium Grid 1 Accent 5" w:uiPriority="67"/>
-    <w:lsdException w:name="Medium Grid 2 Accent 5" w:uiPriority="68"/>
-    <w:lsdException w:name="Medium Grid 3 Accent 5" w:uiPriority="69"/>
-    <w:lsdException w:name="Dark List Accent 5" w:uiPriority="70"/>
-    <w:lsdException w:name="Colorful Shading Accent 5" w:uiPriority="71"/>
-    <w:lsdException w:name="Colorful List Accent 5" w:uiPriority="72"/>
-    <w:lsdException w:name="Colorful Grid Accent 5" w:uiPriority="73"/>
-    <w:lsdException w:name="Light Shading Accent 6" w:uiPriority="60"/>
-    <w:lsdException w:name="Light List Accent 6" w:uiPriority="61"/>
-    <w:lsdException w:name="Light Grid Accent 6" w:uiPriority="62"/>
-    <w:lsdException w:name="Medium Shading 1 Accent 6" w:uiPriority="63"/>
-    <w:lsdException w:name="Medium Shading 2 Accent 6" w:uiPriority="64"/>
-    <w:lsdException w:name="Medium List 1 Accent 6" w:uiPriority="65"/>
-    <w:lsdException w:name="Medium List 2 Accent 6" w:uiPriority="66"/>
-    <w:lsdException w:name="Medium Grid 1 Accent 6" w:uiPriority="67"/>
-    <w:lsdException w:name="Medium Grid 2 Accent 6" w:uiPriority="68"/>
-    <w:lsdException w:name="Medium Grid 3 Accent 6" w:uiPriority="69"/>
-    <w:lsdException w:name="Dark List Accent 6" w:uiPriority="70"/>
-    <w:lsdException w:name="Colorful Shading Accent 6" w:uiPriority="71"/>
-    <w:lsdException w:name="Colorful List Accent 6" w:uiPriority="72"/>
-    <w:lsdException w:name="Colorful Grid Accent 6" w:uiPriority="73"/>
-    <w:lsdException w:name="Subtle Emphasis" w:uiPriority="19" w:qFormat="1"/>
-    <w:lsdException w:name="Intense Emphasis" w:uiPriority="21" w:qFormat="1"/>
-    <w:lsdException w:name="Subtle Reference" w:uiPriority="31" w:qFormat="1"/>
-    <w:lsdException w:name="Intense Reference" w:uiPriority="32" w:qFormat="1"/>
-    <w:lsdException w:name="Book Title" w:uiPriority="33" w:qFormat="1"/>
-    <w:lsdException w:name="Bibliography" w:semiHidden="1" w:uiPriority="37" w:unhideWhenUsed="1"/>
-    <w:lsdException w:name="TOC Heading" w:semiHidden="1" w:uiPriority="39" w:unhideWhenUsed="1" w:qFormat="1"/>
-    <w:lsdException w:name="Plain Table 1" w:uiPriority="41"/>
-    <w:lsdException w:name="Plain Table 2" w:uiPriority="42"/>
-    <w:lsdException w:name="Plain Table 3" w:uiPriority="43"/>
-    <w:lsdException w:name="Plain Table 4" w:uiPriority="44"/>
-    <w:lsdException w:name="Plain Table 5" w:uiPriority="45"/>
-    <w:lsdException w:name="Grid Table Light" w:uiPriority="40"/>
-    <w:lsdException w:name="Grid Table 1 Light" w:uiPriority="46"/>
-    <w:lsdException w:name="Grid Table 2" w:uiPriority="47"/>
-    <w:lsdException w:name="Grid Table 3" w:uiPriority="48"/>
-    <w:lsdException w:name="Grid Table 4" w:uiPriority="49"/>
-    <w:lsdException w:name="Grid Table 5 Dark" w:uiPriority="50"/>
-    <w:lsdException w:name="Grid Table 6 Colorful" w:uiPriority="51"/>
-    <w:lsdException w:name="Grid Table 7 Colorful" w:uiPriority="52"/>
-    <w:lsdException w:name="Grid Table 1 Light Accent 1" w:uiPriority="46"/>
-    <w:lsdException w:name="Grid Table 2 Accent 1" w:uiPriority="47"/>
-    <w:lsdException w:name="Grid Table 3 Accent 1" w:uiPriority="48"/>
-    <w:lsdException w:name="Grid Table 4 Accent 1" w:uiPriority="49"/>
-    <w:lsdException w:name="Grid Table 5 Dark Accent 1" w:uiPriority="50"/>
-    <w:lsdException w:name="Grid Table 6 Colorful Accent 1" w:uiPriority="51"/>
-    <w:lsdException w:name="Grid Table 7 Colorful Accent 1" w:uiPriority="52"/>
-    <w:lsdException w:name="Grid Table 1 Light Accent 2" w:uiPriority="46"/>
-    <w:lsdException w:name="Grid Table 2 Accent 2" w:uiPriority="47"/>
-    <w:lsdException w:name="Grid Table 3 Accent 2" w:uiPriority="48"/>
-    <w:lsdException w:name="Grid Table 4 Accent 2" w:uiPriority="49"/>
-    <w:lsdException w:name="Grid Table 5 Dark Accent 2" w:uiPriority="50"/>
-    <w:lsdException w:name="Grid Table 6 Colorful Accent 2" w:uiPriority="51"/>
-    <w:lsdException w:name="Grid Table 7 Colorful Accent 2" w:uiPriority="52"/>
-    <w:lsdException w:name="Grid Table 1 Light Accent 3" w:uiPriority="46"/>
-    <w:lsdException w:name="Grid Table 2 Accent 3" w:uiPriority="47"/>
-    <w:lsdException w:name="Grid Table 3 Accent 3" w:uiPriority="48"/>
-    <w:lsdException w:name="Grid Table 4 Accent 3" w:uiPriority="49"/>
-    <w:lsdException w:name="Grid Table 5 Dark Accent 3" w:uiPriority="50"/>
-    <w:lsdException w:name="Grid Table 6 Colorful Accent 3" w:uiPriority="51"/>
-    <w:lsdException w:name="Grid Table 7 Colorful Accent 3" w:uiPriority="52"/>
-    <w:lsdException w:name="Grid Table 1 Light Accent 4" w:uiPriority="46"/>
-    <w:lsdException w:name="Grid Table 2 Accent 4" w:uiPriority="47"/>
-    <w:lsdException w:name="Grid Table 3 Accent 4" w:uiPriority="48"/>
-    <w:lsdException w:name="Grid Table 4 Accent 4" w:uiPriority="49"/>
-    <w:lsdException w:name="Grid Table 5 Dark Accent 4" w:uiPriority="50"/>
-    <w:lsdException w:name="Grid Table 6 Colorful Accent 4" w:uiPriority="51"/>
-    <w:lsdException w:name="Grid Table 7 Colorful Accent 4" w:uiPriority="52"/>
-    <w:lsdException w:name="Grid Table 1 Light Accent 5" w:uiPriority="46"/>
-    <w:lsdException w:name="Grid Table 2 Accent 5" w:uiPriority="47"/>
-    <w:lsdException w:name="Grid Table 3 Accent 5" w:uiPriority="48"/>
-    <w:lsdException w:name="Grid Table 4 Accent 5" w:uiPriority="49"/>
-    <w:lsdException w:name="Grid Table 5 Dark Accent 5" w:uiPriority="50"/>
-    <w:lsdException w:name="Grid Table 6 Colorful Accent 5" w:uiPriority="51"/>
-    <w:lsdException w:name="Grid Table 7 Colorful Accent 5" w:uiPriority="52"/>
-    <w:lsdException w:name="Grid Table 1 Light Accent 6" w:uiPriority="46"/>
-    <w:lsdException w:name="Grid Table 2 Accent 6" w:uiPriority="47"/>
-    <w:lsdException w:name="Grid Table 3 Accent 6" w:uiPriority="48"/>
-    <w:lsdException w:name="Grid Table 4 Accent 6" w:uiPriority="49"/>
-    <w:lsdException w:name="Grid Table 5 Dark Accent 6" w:uiPriority="50"/>
-    <w:lsdException w:name="Grid Table 6 Colorful Accent 6" w:uiPriority="51"/>
-    <w:lsdException w:name="Grid Table 7 Colorful Accent 6" w:uiPriority="52"/>
-    <w:lsdException w:name="List Table 1 Light" w:uiPriority="46"/>
-    <w:lsdException w:name="List Table 2" w:uiPriority="47"/>
-    <w:lsdException w:name="List Table 3" w:uiPriority="48"/>
-    <w:lsdException w:name="List Table 4" w:uiPriority="49"/>
-    <w:lsdException w:name="List Table 5 Dark" w:uiPriority="50"/>
-    <w:lsdException w:name="List Table 6 Colorful" w:uiPriority="51"/>
-    <w:lsdException w:name="List Table 7 Colorful" w:uiPriority="52"/>
-    <w:lsdException w:name="List Table 1 Light Accent 1" w:uiPriority="46"/>
-    <w:lsdException w:name="List Table 2 Accent 1" w:uiPriority="47"/>
-    <w:lsdException w:name="List Table 3 Accent 1" w:uiPriority="48"/>
-    <w:lsdException w:name="List Table 4 Accent 1" w:uiPriority="49"/>
-    <w:lsdException w:name="List Table 5 Dark Accent 1" w:uiPriority="50"/>
-    <w:lsdException w:name="List Table 6 Colorful Accent 1" w:uiPriority="51"/>
-    <w:lsdException w:name="List Table 7 Colorful Accent 1" w:uiPriority="52"/>
-    <w:lsdException w:name="List Table 1 Light Accent 2" w:uiPriority="46"/>
-    <w:lsdException w:name="List Table 2 Accent 2" w:uiPriority="47"/>
-    <w:lsdException w:name="List Table 3 Accent 2" w:uiPriority="48"/>
-    <w:lsdException w:name="List Table 4 Accent 2" w:uiPriority="49"/>
-    <w:lsdException w:name="List Table 5 Dark Accent 2" w:uiPriority="50"/>
-    <w:lsdException w:name="List Table 6 Colorful Accent 2" w:uiPriority="51"/>
-    <w:lsdException w:name="List Table 7 Colorful Accent 2" w:uiPriority="52"/>
-    <w:lsdException w:name="List Table 1 Light Accent 3" w:uiPriority="46"/>
-    <w:lsdException w:name="List Table 2 Accent 3" w:uiPriority="47"/>
-    <w:lsdException w:name="List Table 3 Accent 3" w:uiPriority="48"/>
-    <w:lsdException w:name="List Table 4 Accent 3" w:uiPriority="49"/>
-    <w:lsdException w:name="List Table 5 Dark Accent 3" w:uiPriority="50"/>
-    <w:lsdException w:name="List Table 6 Colorful Accent 3" w:uiPriority="51"/>
-    <w:lsdException w:name="List Table 7 Colorful Accent 3" w:uiPriority="52"/>
-    <w:lsdException w:name="List Table 1 Light Accent 4" w:uiPriority="46"/>
-    <w:lsdException w:name="List Table 2 Accent 4" w:uiPriority="47"/>
-    <w:lsdException w:name="List Table 3 Accent 4" w:uiPriority="48"/>
-    <w:lsdException w:name="List Table 4 Accent 4" w:uiPriority="49"/>
-    <w:lsdException w:name="List Table 5 Dark Accent 4" w:uiPriority="50"/>
-    <w:lsdException w:name="List Table 6 Colorful Accent 4" w:uiPriority="51"/>
-    <w:lsdException w:name="List Table 7 Colorful Accent 4" w:uiPriority="52"/>
-    <w:lsdException w:name="List Table 1 Light Accent 5" w:uiPriority="46"/>
-    <w:lsdException w:name="List Table 2 Accent 5" w:uiPriority="47"/>
-    <w:lsdException w:name="List Table 3 Accent 5" w:uiPriority="48"/>
-    <w:lsdException w:name="List Table 4 Accent 5" w:uiPriority="49"/>
-    <w:lsdException w:name="List Table 5 Dark Accent 5" w:uiPriority="50"/>
-    <w:lsdException w:name="List Table 6 Colorful Accent 5" w:uiPriority="51"/>
-    <w:lsdException w:name="List Table 7 Colorful Accent 5" w:uiPriority="52"/>
-    <w:lsdException w:name="List Table 1 Light Accent 6" w:uiPriority="46"/>
-    <w:lsdException w:name="List Table 2 Accent 6" w:uiPriority="47"/>
-    <w:lsdException w:name="List Table 3 Accent 6" w:uiPriority="48"/>
-    <w:lsdException w:name="List Table 4 Accent 6" w:uiPriority="49"/>
-    <w:lsdException w:name="List Table 5 Dark Accent 6" w:uiPriority="50"/>
-    <w:lsdException w:name="List Table 6 Colorful Accent 6" w:uiPriority="51"/>
-    <w:lsdException w:name="List Table 7 Colorful Accent 6" w:uiPriority="52"/>
-    <w:lsdException w:name="Mention" w:semiHidden="1" w:uiPriority="99" w:unhideWhenUsed="1"/>
-    <w:lsdException w:name="Smart Hyperlink" w:semiHidden="1" w:uiPriority="99" w:unhideWhenUsed="1"/>
-    <w:lsdException w:name="Hashtag" w:semiHidden="1" w:uiPriority="99" w:unhideWhenUsed="1"/>
-    <w:lsdException w:name="Unresolved Mention" w:semiHidden="1" w:uiPriority="99" w:unhideWhenUsed="1"/>
-    <w:lsdException w:name="Smart Link" w:semiHidden="1" w:uiPriority="99" w:unhideWhenUsed="1"/>
+  <w:latentStyles w:count="260" w:defQFormat="0" w:defUnhideWhenUsed="1" w:defSemiHidden="1" w:defUIPriority="99" w:defLockedState="0">
+    <w:lsdException w:qFormat="1" w:unhideWhenUsed="0" w:uiPriority="0" w:semiHidden="0" w:name="Normal"/>
+    <w:lsdException w:qFormat="1" w:unhideWhenUsed="0" w:uiPriority="0" w:semiHidden="0" w:name="heading 1"/>
+    <w:lsdException w:qFormat="1" w:uiPriority="0" w:semiHidden="0" w:name="heading 2"/>
+    <w:lsdException w:qFormat="1" w:uiPriority="0" w:name="heading 3"/>
+    <w:lsdException w:qFormat="1" w:uiPriority="0" w:semiHidden="0" w:name="heading 4"/>
+    <w:lsdException w:qFormat="1" w:uiPriority="0" w:name="heading 5"/>
+    <w:lsdException w:qFormat="1" w:uiPriority="0" w:name="heading 6"/>
+    <w:lsdException w:qFormat="1" w:uiPriority="0" w:name="heading 7"/>
+    <w:lsdException w:qFormat="1" w:uiPriority="0" w:name="heading 8"/>
+    <w:lsdException w:qFormat="1" w:uiPriority="0" w:name="heading 9"/>
+    <w:lsdException w:unhideWhenUsed="0" w:uiPriority="0" w:semiHidden="0" w:name="index 1"/>
+    <w:lsdException w:unhideWhenUsed="0" w:uiPriority="0" w:semiHidden="0" w:name="index 2"/>
+    <w:lsdException w:unhideWhenUsed="0" w:uiPriority="0" w:semiHidden="0" w:name="index 3"/>
+    <w:lsdException w:unhideWhenUsed="0" w:uiPriority="0" w:semiHidden="0" w:name="index 4"/>
+    <w:lsdException w:unhideWhenUsed="0" w:uiPriority="0" w:semiHidden="0" w:name="index 5"/>
+    <w:lsdException w:unhideWhenUsed="0" w:uiPriority="0" w:semiHidden="0" w:name="index 6"/>
+    <w:lsdException w:unhideWhenUsed="0" w:uiPriority="0" w:semiHidden="0" w:name="index 7"/>
+    <w:lsdException w:unhideWhenUsed="0" w:uiPriority="0" w:semiHidden="0" w:name="index 8"/>
+    <w:lsdException w:unhideWhenUsed="0" w:uiPriority="0" w:semiHidden="0" w:name="index 9"/>
+    <w:lsdException w:qFormat="1" w:unhideWhenUsed="0" w:uiPriority="0" w:semiHidden="0" w:name="toc 1"/>
+    <w:lsdException w:qFormat="1" w:unhideWhenUsed="0" w:uiPriority="0" w:semiHidden="0" w:name="toc 2"/>
+    <w:lsdException w:qFormat="1" w:unhideWhenUsed="0" w:uiPriority="0" w:semiHidden="0" w:name="toc 3"/>
+    <w:lsdException w:unhideWhenUsed="0" w:uiPriority="0" w:semiHidden="0" w:name="toc 4"/>
+    <w:lsdException w:unhideWhenUsed="0" w:uiPriority="0" w:semiHidden="0" w:name="toc 5"/>
+    <w:lsdException w:unhideWhenUsed="0" w:uiPriority="0" w:semiHidden="0" w:name="toc 6"/>
+    <w:lsdException w:unhideWhenUsed="0" w:uiPriority="0" w:semiHidden="0" w:name="toc 7"/>
+    <w:lsdException w:unhideWhenUsed="0" w:uiPriority="0" w:semiHidden="0" w:name="toc 8"/>
+    <w:lsdException w:unhideWhenUsed="0" w:uiPriority="0" w:semiHidden="0" w:name="toc 9"/>
+    <w:lsdException w:unhideWhenUsed="0" w:uiPriority="0" w:semiHidden="0" w:name="Normal Indent"/>
+    <w:lsdException w:unhideWhenUsed="0" w:uiPriority="0" w:semiHidden="0" w:name="footnote text"/>
+    <w:lsdException w:qFormat="1" w:unhideWhenUsed="0" w:uiPriority="0" w:semiHidden="0" w:name="annotation text"/>
+    <w:lsdException w:qFormat="1" w:unhideWhenUsed="0" w:uiPriority="0" w:semiHidden="0" w:name="header"/>
+    <w:lsdException w:qFormat="1" w:unhideWhenUsed="0" w:uiPriority="0" w:semiHidden="0" w:name="footer"/>
+    <w:lsdException w:unhideWhenUsed="0" w:uiPriority="0" w:semiHidden="0" w:name="index heading"/>
+    <w:lsdException w:qFormat="1" w:uiPriority="0" w:name="caption"/>
+    <w:lsdException w:unhideWhenUsed="0" w:uiPriority="0" w:semiHidden="0" w:name="table of figures"/>
+    <w:lsdException w:unhideWhenUsed="0" w:uiPriority="0" w:semiHidden="0" w:name="envelope address"/>
+    <w:lsdException w:unhideWhenUsed="0" w:uiPriority="0" w:semiHidden="0" w:name="envelope return"/>
+    <w:lsdException w:unhideWhenUsed="0" w:uiPriority="0" w:semiHidden="0" w:name="footnote reference"/>
+    <w:lsdException w:unhideWhenUsed="0" w:uiPriority="0" w:semiHidden="0" w:name="annotation reference"/>
+    <w:lsdException w:unhideWhenUsed="0" w:uiPriority="0" w:semiHidden="0" w:name="line number"/>
+    <w:lsdException w:unhideWhenUsed="0" w:uiPriority="0" w:semiHidden="0" w:name="page number"/>
+    <w:lsdException w:unhideWhenUsed="0" w:uiPriority="0" w:semiHidden="0" w:name="endnote reference"/>
+    <w:lsdException w:unhideWhenUsed="0" w:uiPriority="0" w:semiHidden="0" w:name="endnote text"/>
+    <w:lsdException w:unhideWhenUsed="0" w:uiPriority="0" w:semiHidden="0" w:name="table of authorities"/>
+    <w:lsdException w:unhideWhenUsed="0" w:uiPriority="0" w:semiHidden="0" w:name="macro"/>
+    <w:lsdException w:unhideWhenUsed="0" w:uiPriority="0" w:semiHidden="0" w:name="toa heading"/>
+    <w:lsdException w:unhideWhenUsed="0" w:uiPriority="0" w:semiHidden="0" w:name="List"/>
+    <w:lsdException w:unhideWhenUsed="0" w:uiPriority="0" w:semiHidden="0" w:name="List Bullet"/>
+    <w:lsdException w:unhideWhenUsed="0" w:uiPriority="0" w:semiHidden="0" w:name="List Number"/>
+    <w:lsdException w:unhideWhenUsed="0" w:uiPriority="0" w:semiHidden="0" w:name="List 2"/>
+    <w:lsdException w:unhideWhenUsed="0" w:uiPriority="0" w:semiHidden="0" w:name="List 3"/>
+    <w:lsdException w:unhideWhenUsed="0" w:uiPriority="0" w:semiHidden="0" w:name="List 4"/>
+    <w:lsdException w:unhideWhenUsed="0" w:uiPriority="0" w:semiHidden="0" w:name="List 5"/>
+    <w:lsdException w:unhideWhenUsed="0" w:uiPriority="0" w:semiHidden="0" w:name="List Bullet 2"/>
+    <w:lsdException w:unhideWhenUsed="0" w:uiPriority="0" w:semiHidden="0" w:name="List Bullet 3"/>
+    <w:lsdException w:unhideWhenUsed="0" w:uiPriority="0" w:semiHidden="0" w:name="List Bullet 4"/>
+    <w:lsdException w:unhideWhenUsed="0" w:uiPriority="0" w:semiHidden="0" w:name="List Bullet 5"/>
+    <w:lsdException w:unhideWhenUsed="0" w:uiPriority="0" w:semiHidden="0" w:name="List Number 2"/>
+    <w:lsdException w:unhideWhenUsed="0" w:uiPriority="0" w:semiHidden="0" w:name="List Number 3"/>
+    <w:lsdException w:unhideWhenUsed="0" w:uiPriority="0" w:semiHidden="0" w:name="List Number 4"/>
+    <w:lsdException w:unhideWhenUsed="0" w:uiPriority="0" w:semiHidden="0" w:name="List Number 5"/>
+    <w:lsdException w:qFormat="1" w:unhideWhenUsed="0" w:uiPriority="0" w:semiHidden="0" w:name="Title"/>
+    <w:lsdException w:unhideWhenUsed="0" w:uiPriority="0" w:semiHidden="0" w:name="Closing"/>
+    <w:lsdException w:unhideWhenUsed="0" w:uiPriority="0" w:semiHidden="0" w:name="Signature"/>
+    <w:lsdException w:qFormat="1" w:uiPriority="1" w:name="Default Paragraph Font"/>
+    <w:lsdException w:qFormat="1" w:unhideWhenUsed="0" w:uiPriority="0" w:name="Body Text"/>
+    <w:lsdException w:unhideWhenUsed="0" w:uiPriority="0" w:semiHidden="0" w:name="Body Text Indent"/>
+    <w:lsdException w:unhideWhenUsed="0" w:uiPriority="0" w:semiHidden="0" w:name="List Continue"/>
+    <w:lsdException w:unhideWhenUsed="0" w:uiPriority="0" w:semiHidden="0" w:name="List Continue 2"/>
+    <w:lsdException w:unhideWhenUsed="0" w:uiPriority="0" w:semiHidden="0" w:name="List Continue 3"/>
+    <w:lsdException w:unhideWhenUsed="0" w:uiPriority="0" w:semiHidden="0" w:name="List Continue 4"/>
+    <w:lsdException w:unhideWhenUsed="0" w:uiPriority="0" w:semiHidden="0" w:name="List Continue 5"/>
+    <w:lsdException w:unhideWhenUsed="0" w:uiPriority="0" w:semiHidden="0" w:name="Message Header"/>
+    <w:lsdException w:qFormat="1" w:unhideWhenUsed="0" w:uiPriority="0" w:semiHidden="0" w:name="Subtitle"/>
+    <w:lsdException w:unhideWhenUsed="0" w:uiPriority="0" w:semiHidden="0" w:name="Salutation"/>
+    <w:lsdException w:unhideWhenUsed="0" w:uiPriority="0" w:semiHidden="0" w:name="Date"/>
+    <w:lsdException w:unhideWhenUsed="0" w:uiPriority="0" w:semiHidden="0" w:name="Body Text First Indent"/>
+    <w:lsdException w:unhideWhenUsed="0" w:uiPriority="0" w:semiHidden="0" w:name="Body Text First Indent 2"/>
+    <w:lsdException w:uiPriority="99" w:name="Note Heading"/>
+    <w:lsdException w:unhideWhenUsed="0" w:uiPriority="0" w:semiHidden="0" w:name="Body Text 2"/>
+    <w:lsdException w:unhideWhenUsed="0" w:uiPriority="0" w:semiHidden="0" w:name="Body Text 3"/>
+    <w:lsdException w:unhideWhenUsed="0" w:uiPriority="0" w:semiHidden="0" w:name="Body Text Indent 2"/>
+    <w:lsdException w:unhideWhenUsed="0" w:uiPriority="0" w:semiHidden="0" w:name="Body Text Indent 3"/>
+    <w:lsdException w:unhideWhenUsed="0" w:uiPriority="0" w:semiHidden="0" w:name="Block Text"/>
+    <w:lsdException w:unhideWhenUsed="0" w:uiPriority="0" w:semiHidden="0" w:name="Hyperlink"/>
+    <w:lsdException w:unhideWhenUsed="0" w:uiPriority="0" w:semiHidden="0" w:name="FollowedHyperlink"/>
+    <w:lsdException w:qFormat="1" w:unhideWhenUsed="0" w:uiPriority="0" w:semiHidden="0" w:name="Strong"/>
+    <w:lsdException w:qFormat="1" w:unhideWhenUsed="0" w:uiPriority="0" w:semiHidden="0" w:name="Emphasis"/>
+    <w:lsdException w:unhideWhenUsed="0" w:uiPriority="0" w:semiHidden="0" w:name="Document Map"/>
+    <w:lsdException w:unhideWhenUsed="0" w:uiPriority="0" w:semiHidden="0" w:name="Plain Text"/>
+    <w:lsdException w:unhideWhenUsed="0" w:uiPriority="0" w:semiHidden="0" w:name="E-mail Signature"/>
+    <w:lsdException w:qFormat="1" w:unhideWhenUsed="0" w:uiPriority="0" w:semiHidden="0" w:name="Normal (Web)"/>
+    <w:lsdException w:unhideWhenUsed="0" w:uiPriority="0" w:semiHidden="0" w:name="HTML Acronym"/>
+    <w:lsdException w:unhideWhenUsed="0" w:uiPriority="0" w:semiHidden="0" w:name="HTML Address"/>
+    <w:lsdException w:unhideWhenUsed="0" w:uiPriority="0" w:semiHidden="0" w:name="HTML Cite"/>
+    <w:lsdException w:unhideWhenUsed="0" w:uiPriority="0" w:semiHidden="0" w:name="HTML Code"/>
+    <w:lsdException w:unhideWhenUsed="0" w:uiPriority="0" w:semiHidden="0" w:name="HTML Definition"/>
+    <w:lsdException w:unhideWhenUsed="0" w:uiPriority="0" w:semiHidden="0" w:name="HTML Keyboard"/>
+    <w:lsdException w:unhideWhenUsed="0" w:uiPriority="0" w:semiHidden="0" w:name="HTML Preformatted"/>
+    <w:lsdException w:unhideWhenUsed="0" w:uiPriority="0" w:semiHidden="0" w:name="HTML Sample"/>
+    <w:lsdException w:unhideWhenUsed="0" w:uiPriority="0" w:semiHidden="0" w:name="HTML Typewriter"/>
+    <w:lsdException w:unhideWhenUsed="0" w:uiPriority="0" w:semiHidden="0" w:name="HTML Variable"/>
+    <w:lsdException w:qFormat="1" w:uiPriority="99" w:name="Normal Table"/>
+    <w:lsdException w:unhideWhenUsed="0" w:uiPriority="0" w:semiHidden="0" w:name="annotation subject"/>
+    <w:lsdException w:uiPriority="0" w:name="Table Simple 1"/>
+    <w:lsdException w:uiPriority="0" w:name="Table Simple 2"/>
+    <w:lsdException w:uiPriority="0" w:name="Table Simple 3"/>
+    <w:lsdException w:uiPriority="0" w:name="Table Classic 1"/>
+    <w:lsdException w:uiPriority="0" w:name="Table Classic 2"/>
+    <w:lsdException w:uiPriority="0" w:name="Table Classic 3"/>
+    <w:lsdException w:uiPriority="0" w:name="Table Classic 4"/>
+    <w:lsdException w:uiPriority="0" w:name="Table Colorful 1"/>
+    <w:lsdException w:uiPriority="0" w:name="Table Colorful 2"/>
+    <w:lsdException w:uiPriority="0" w:name="Table Colorful 3"/>
+    <w:lsdException w:uiPriority="0" w:name="Table Columns 1"/>
+    <w:lsdException w:uiPriority="0" w:name="Table Columns 2"/>
+    <w:lsdException w:uiPriority="0" w:name="Table Columns 3"/>
+    <w:lsdException w:uiPriority="0" w:name="Table Columns 4"/>
+    <w:lsdException w:uiPriority="0" w:name="Table Columns 5"/>
+    <w:lsdException w:uiPriority="0" w:name="Table Grid 1"/>
+    <w:lsdException w:uiPriority="0" w:name="Table Grid 2"/>
+    <w:lsdException w:uiPriority="0" w:name="Table Grid 3"/>
+    <w:lsdException w:uiPriority="0" w:name="Table Grid 4"/>
+    <w:lsdException w:uiPriority="0" w:name="Table Grid 5"/>
+    <w:lsdException w:uiPriority="0" w:name="Table Grid 6"/>
+    <w:lsdException w:uiPriority="0" w:name="Table Grid 7"/>
+    <w:lsdException w:uiPriority="0" w:name="Table Grid 8"/>
+    <w:lsdException w:uiPriority="0" w:name="Table List 1"/>
+    <w:lsdException w:uiPriority="0" w:name="Table List 2"/>
+    <w:lsdException w:uiPriority="0" w:name="Table List 3"/>
+    <w:lsdException w:uiPriority="0" w:name="Table List 4"/>
+    <w:lsdException w:uiPriority="0" w:name="Table List 5"/>
+    <w:lsdException w:uiPriority="0" w:name="Table List 6"/>
+    <w:lsdException w:uiPriority="0" w:name="Table List 7"/>
+    <w:lsdException w:uiPriority="0" w:name="Table List 8"/>
+    <w:lsdException w:uiPriority="0" w:name="Table 3D effects 1"/>
+    <w:lsdException w:uiPriority="0" w:name="Table 3D effects 2"/>
+    <w:lsdException w:uiPriority="0" w:name="Table 3D effects 3"/>
+    <w:lsdException w:uiPriority="0" w:name="Table Contemporary"/>
+    <w:lsdException w:uiPriority="0" w:name="Table Elegant"/>
+    <w:lsdException w:uiPriority="0" w:name="Table Professional"/>
+    <w:lsdException w:uiPriority="0" w:name="Table Subtle 1"/>
+    <w:lsdException w:uiPriority="0" w:name="Table Subtle 2"/>
+    <w:lsdException w:uiPriority="0" w:name="Table Web 1"/>
+    <w:lsdException w:uiPriority="0" w:name="Table Web 2"/>
+    <w:lsdException w:uiPriority="0" w:name="Table Web 3"/>
+    <w:lsdException w:unhideWhenUsed="0" w:uiPriority="0" w:semiHidden="0" w:name="Balloon Text"/>
+    <w:lsdException w:qFormat="1" w:unhideWhenUsed="0" w:uiPriority="0" w:semiHidden="0" w:name="Table Grid"/>
+    <w:lsdException w:uiPriority="0" w:name="Table Theme"/>
+    <w:lsdException w:unhideWhenUsed="0" w:uiPriority="60" w:semiHidden="0" w:name="Light Shading"/>
+    <w:lsdException w:unhideWhenUsed="0" w:uiPriority="61" w:semiHidden="0" w:name="Light List"/>
+    <w:lsdException w:unhideWhenUsed="0" w:uiPriority="62" w:semiHidden="0" w:name="Light Grid"/>
+    <w:lsdException w:unhideWhenUsed="0" w:uiPriority="63" w:semiHidden="0" w:name="Medium Shading 1"/>
+    <w:lsdException w:unhideWhenUsed="0" w:uiPriority="64" w:semiHidden="0" w:name="Medium Shading 2"/>
+    <w:lsdException w:unhideWhenUsed="0" w:uiPriority="65" w:semiHidden="0" w:name="Medium List 1"/>
+    <w:lsdException w:unhideWhenUsed="0" w:uiPriority="66" w:semiHidden="0" w:name="Medium List 2"/>
+    <w:lsdException w:unhideWhenUsed="0" w:uiPriority="67" w:semiHidden="0" w:name="Medium Grid 1"/>
+    <w:lsdException w:unhideWhenUsed="0" w:uiPriority="68" w:semiHidden="0" w:name="Medium Grid 2"/>
+    <w:lsdException w:unhideWhenUsed="0" w:uiPriority="69" w:semiHidden="0" w:name="Medium Grid 3"/>
+    <w:lsdException w:unhideWhenUsed="0" w:uiPriority="70" w:semiHidden="0" w:name="Dark List"/>
+    <w:lsdException w:unhideWhenUsed="0" w:uiPriority="71" w:semiHidden="0" w:name="Colorful Shading"/>
+    <w:lsdException w:unhideWhenUsed="0" w:uiPriority="72" w:semiHidden="0" w:name="Colorful List"/>
+    <w:lsdException w:unhideWhenUsed="0" w:uiPriority="73" w:semiHidden="0" w:name="Colorful Grid"/>
+    <w:lsdException w:unhideWhenUsed="0" w:uiPriority="60" w:semiHidden="0" w:name="Light Shading Accent 1"/>
+    <w:lsdException w:unhideWhenUsed="0" w:uiPriority="61" w:semiHidden="0" w:name="Light List Accent 1"/>
+    <w:lsdException w:unhideWhenUsed="0" w:uiPriority="62" w:semiHidden="0" w:name="Light Grid Accent 1"/>
+    <w:lsdException w:unhideWhenUsed="0" w:uiPriority="63" w:semiHidden="0" w:name="Medium Shading 1 Accent 1"/>
+    <w:lsdException w:unhideWhenUsed="0" w:uiPriority="64" w:semiHidden="0" w:name="Medium Shading 2 Accent 1"/>
+    <w:lsdException w:unhideWhenUsed="0" w:uiPriority="65" w:semiHidden="0" w:name="Medium List 1 Accent 1"/>
+    <w:lsdException w:unhideWhenUsed="0" w:uiPriority="66" w:semiHidden="0" w:name="Medium List 2 Accent 1"/>
+    <w:lsdException w:unhideWhenUsed="0" w:uiPriority="67" w:semiHidden="0" w:name="Medium Grid 1 Accent 1"/>
+    <w:lsdException w:unhideWhenUsed="0" w:uiPriority="68" w:semiHidden="0" w:name="Medium Grid 2 Accent 1"/>
+    <w:lsdException w:unhideWhenUsed="0" w:uiPriority="69" w:semiHidden="0" w:name="Medium Grid 3 Accent 1"/>
+    <w:lsdException w:unhideWhenUsed="0" w:uiPriority="70" w:semiHidden="0" w:name="Dark List Accent 1"/>
+    <w:lsdException w:unhideWhenUsed="0" w:uiPriority="71" w:semiHidden="0" w:name="Colorful Shading Accent 1"/>
+    <w:lsdException w:unhideWhenUsed="0" w:uiPriority="72" w:semiHidden="0" w:name="Colorful List Accent 1"/>
+    <w:lsdException w:unhideWhenUsed="0" w:uiPriority="73" w:semiHidden="0" w:name="Colorful Grid Accent 1"/>
+    <w:lsdException w:unhideWhenUsed="0" w:uiPriority="60" w:semiHidden="0" w:name="Light Shading Accent 2"/>
+    <w:lsdException w:unhideWhenUsed="0" w:uiPriority="61" w:semiHidden="0" w:name="Light List Accent 2"/>
+    <w:lsdException w:unhideWhenUsed="0" w:uiPriority="62" w:semiHidden="0" w:name="Light Grid Accent 2"/>
+    <w:lsdException w:unhideWhenUsed="0" w:uiPriority="63" w:semiHidden="0" w:name="Medium Shading 1 Accent 2"/>
+    <w:lsdException w:unhideWhenUsed="0" w:uiPriority="64" w:semiHidden="0" w:name="Medium Shading 2 Accent 2"/>
+    <w:lsdException w:unhideWhenUsed="0" w:uiPriority="65" w:semiHidden="0" w:name="Medium List 1 Accent 2"/>
+    <w:lsdException w:unhideWhenUsed="0" w:uiPriority="66" w:semiHidden="0" w:name="Medium List 2 Accent 2"/>
+    <w:lsdException w:unhideWhenUsed="0" w:uiPriority="67" w:semiHidden="0" w:name="Medium Grid 1 Accent 2"/>
+    <w:lsdException w:unhideWhenUsed="0" w:uiPriority="68" w:semiHidden="0" w:name="Medium Grid 2 Accent 2"/>
+    <w:lsdException w:unhideWhenUsed="0" w:uiPriority="69" w:semiHidden="0" w:name="Medium Grid 3 Accent 2"/>
+    <w:lsdException w:unhideWhenUsed="0" w:uiPriority="70" w:semiHidden="0" w:name="Dark List Accent 2"/>
+    <w:lsdException w:unhideWhenUsed="0" w:uiPriority="71" w:semiHidden="0" w:name="Colorful Shading Accent 2"/>
+    <w:lsdException w:unhideWhenUsed="0" w:uiPriority="72" w:semiHidden="0" w:name="Colorful List Accent 2"/>
+    <w:lsdException w:unhideWhenUsed="0" w:uiPriority="73" w:semiHidden="0" w:name="Colorful Grid Accent 2"/>
+    <w:lsdException w:unhideWhenUsed="0" w:uiPriority="60" w:semiHidden="0" w:name="Light Shading Accent 3"/>
+    <w:lsdException w:unhideWhenUsed="0" w:uiPriority="61" w:semiHidden="0" w:name="Light List Accent 3"/>
+    <w:lsdException w:unhideWhenUsed="0" w:uiPriority="62" w:semiHidden="0" w:name="Light Grid Accent 3"/>
+    <w:lsdException w:unhideWhenUsed="0" w:uiPriority="63" w:semiHidden="0" w:name="Medium Shading 1 Accent 3"/>
+    <w:lsdException w:unhideWhenUsed="0" w:uiPriority="64" w:semiHidden="0" w:name="Medium Shading 2 Accent 3"/>
+    <w:lsdException w:unhideWhenUsed="0" w:uiPriority="65" w:semiHidden="0" w:name="Medium List 1 Accent 3"/>
+    <w:lsdException w:unhideWhenUsed="0" w:uiPriority="66" w:semiHidden="0" w:name="Medium List 2 Accent 3"/>
+    <w:lsdException w:unhideWhenUsed="0" w:uiPriority="67" w:semiHidden="0" w:name="Medium Grid 1 Accent 3"/>
+    <w:lsdException w:unhideWhenUsed="0" w:uiPriority="68" w:semiHidden="0" w:name="Medium Grid 2 Accent 3"/>
+    <w:lsdException w:unhideWhenUsed="0" w:uiPriority="69" w:semiHidden="0" w:name="Medium Grid 3 Accent 3"/>
+    <w:lsdException w:unhideWhenUsed="0" w:uiPriority="70" w:semiHidden="0" w:name="Dark List Accent 3"/>
+    <w:lsdException w:unhideWhenUsed="0" w:uiPriority="71" w:semiHidden="0" w:name="Colorful Shading Accent 3"/>
+    <w:lsdException w:unhideWhenUsed="0" w:uiPriority="72" w:semiHidden="0" w:name="Colorful List Accent 3"/>
+    <w:lsdException w:unhideWhenUsed="0" w:uiPriority="73" w:semiHidden="0" w:name="Colorful Grid Accent 3"/>
+    <w:lsdException w:unhideWhenUsed="0" w:uiPriority="60" w:semiHidden="0" w:name="Light Shading Accent 4"/>
+    <w:lsdException w:unhideWhenUsed="0" w:uiPriority="61" w:semiHidden="0" w:name="Light List Accent 4"/>
+    <w:lsdException w:unhideWhenUsed="0" w:uiPriority="62" w:semiHidden="0" w:name="Light Grid Accent 4"/>
+    <w:lsdException w:unhideWhenUsed="0" w:uiPriority="63" w:semiHidden="0" w:name="Medium Shading 1 Accent 4"/>
+    <w:lsdException w:unhideWhenUsed="0" w:uiPriority="64" w:semiHidden="0" w:name="Medium Shading 2 Accent 4"/>
+    <w:lsdException w:unhideWhenUsed="0" w:uiPriority="65" w:semiHidden="0" w:name="Medium List 1 Accent 4"/>
+    <w:lsdException w:unhideWhenUsed="0" w:uiPriority="66" w:semiHidden="0" w:name="Medium List 2 Accent 4"/>
+    <w:lsdException w:unhideWhenUsed="0" w:uiPriority="67" w:semiHidden="0" w:name="Medium Grid 1 Accent 4"/>
+    <w:lsdException w:unhideWhenUsed="0" w:uiPriority="68" w:semiHidden="0" w:name="Medium Grid 2 Accent 4"/>
+    <w:lsdException w:unhideWhenUsed="0" w:uiPriority="69" w:semiHidden="0" w:name="Medium Grid 3 Accent 4"/>
+    <w:lsdException w:unhideWhenUsed="0" w:uiPriority="70" w:semiHidden="0" w:name="Dark List Accent 4"/>
+    <w:lsdException w:unhideWhenUsed="0" w:uiPriority="71" w:semiHidden="0" w:name="Colorful Shading Accent 4"/>
+    <w:lsdException w:unhideWhenUsed="0" w:uiPriority="72" w:semiHidden="0" w:name="Colorful List Accent 4"/>
+    <w:lsdException w:unhideWhenUsed="0" w:uiPriority="73" w:semiHidden="0" w:name="Colorful Grid Accent 4"/>
+    <w:lsdException w:unhideWhenUsed="0" w:uiPriority="60" w:semiHidden="0" w:name="Light Shading Accent 5"/>
+    <w:lsdException w:unhideWhenUsed="0" w:uiPriority="61" w:semiHidden="0" w:name="Light List Accent 5"/>
+    <w:lsdException w:unhideWhenUsed="0" w:uiPriority="62" w:semiHidden="0" w:name="Light Grid Accent 5"/>
+    <w:lsdException w:unhideWhenUsed="0" w:uiPriority="63" w:semiHidden="0" w:name="Medium Shading 1 Accent 5"/>
+    <w:lsdException w:unhideWhenUsed="0" w:uiPriority="64" w:semiHidden="0" w:name="Medium Shading 2 Accent 5"/>
+    <w:lsdException w:unhideWhenUsed="0" w:uiPriority="65" w:semiHidden="0" w:name="Medium List 1 Accent 5"/>
+    <w:lsdException w:unhideWhenUsed="0" w:uiPriority="66" w:semiHidden="0" w:name="Medium List 2 Accent 5"/>
+    <w:lsdException w:unhideWhenUsed="0" w:uiPriority="67" w:semiHidden="0" w:name="Medium Grid 1 Accent 5"/>
+    <w:lsdException w:unhideWhenUsed="0" w:uiPriority="68" w:semiHidden="0" w:name="Medium Grid 2 Accent 5"/>
+    <w:lsdException w:unhideWhenUsed="0" w:uiPriority="69" w:semiHidden="0" w:name="Medium Grid 3 Accent 5"/>
+    <w:lsdException w:unhideWhenUsed="0" w:uiPriority="70" w:semiHidden="0" w:name="Dark List Accent 5"/>
+    <w:lsdException w:unhideWhenUsed="0" w:uiPriority="71" w:semiHidden="0" w:name="Colorful Shading Accent 5"/>
+    <w:lsdException w:unhideWhenUsed="0" w:uiPriority="72" w:semiHidden="0" w:name="Colorful List Accent 5"/>
+    <w:lsdException w:unhideWhenUsed="0" w:uiPriority="73" w:semiHidden="0" w:name="Colorful Grid Accent 5"/>
+    <w:lsdException w:unhideWhenUsed="0" w:uiPriority="60" w:semiHidden="0" w:name="Light Shading Accent 6"/>
+    <w:lsdException w:unhideWhenUsed="0" w:uiPriority="61" w:semiHidden="0" w:name="Light List Accent 6"/>
+    <w:lsdException w:unhideWhenUsed="0" w:uiPriority="62" w:semiHidden="0" w:name="Light Grid Accent 6"/>
+    <w:lsdException w:unhideWhenUsed="0" w:uiPriority="63" w:semiHidden="0" w:name="Medium Shading 1 Accent 6"/>
+    <w:lsdException w:unhideWhenUsed="0" w:uiPriority="64" w:semiHidden="0" w:name="Medium Shading 2 Accent 6"/>
+    <w:lsdException w:unhideWhenUsed="0" w:uiPriority="65" w:semiHidden="0" w:name="Medium List 1 Accent 6"/>
+    <w:lsdException w:unhideWhenUsed="0" w:uiPriority="66" w:semiHidden="0" w:name="Medium List 2 Accent 6"/>
+    <w:lsdException w:unhideWhenUsed="0" w:uiPriority="67" w:semiHidden="0" w:name="Medium Grid 1 Accent 6"/>
+    <w:lsdException w:unhideWhenUsed="0" w:uiPriority="68" w:semiHidden="0" w:name="Medium Grid 2 Accent 6"/>
+    <w:lsdException w:unhideWhenUsed="0" w:uiPriority="69" w:semiHidden="0" w:name="Medium Grid 3 Accent 6"/>
+    <w:lsdException w:unhideWhenUsed="0" w:uiPriority="70" w:semiHidden="0" w:name="Dark List Accent 6"/>
+    <w:lsdException w:unhideWhenUsed="0" w:uiPriority="71" w:semiHidden="0" w:name="Colorful Shading Accent 6"/>
+    <w:lsdException w:unhideWhenUsed="0" w:uiPriority="72" w:semiHidden="0" w:name="Colorful List Accent 6"/>
+    <w:lsdException w:unhideWhenUsed="0" w:uiPriority="73" w:semiHidden="0" w:name="Colorful Grid Accent 6"/>
   </w:latentStyles>
-  <w:style w:type="paragraph" w:default="1" w:styleId="a">
+  <w:style w:type="paragraph" w:default="1" w:styleId="1">
     <w:name w:val="Normal"/>
     <w:qFormat/>
+    <w:uiPriority w:val="0"/>
     <w:pPr>
       <w:kinsoku w:val="0"/>
       <w:autoSpaceDE w:val="0"/>
@@ -4257,23 +3974,25 @@
       <w:textAlignment w:val="baseline"/>
     </w:pPr>
     <w:rPr>
-      <w:rFonts w:ascii="Arial" w:hAnsi="Arial" w:cs="Arial"/>
+      <w:rFonts w:ascii="Arial" w:hAnsi="Arial" w:eastAsia="宋体" w:cs="Arial"/>
       <w:snapToGrid w:val="0"/>
       <w:color w:val="000000"/>
       <w:sz w:val="21"/>
       <w:szCs w:val="21"/>
-      <w:lang w:eastAsia="en-US"/>
+      <w:lang w:val="en-US" w:eastAsia="en-US" w:bidi="ar-SA"/>
     </w:rPr>
   </w:style>
-  <w:style w:type="paragraph" w:styleId="1">
+  <w:style w:type="paragraph" w:styleId="2">
     <w:name w:val="heading 1"/>
-    <w:basedOn w:val="a"/>
-    <w:next w:val="a"/>
+    <w:basedOn w:val="1"/>
+    <w:next w:val="1"/>
     <w:qFormat/>
+    <w:uiPriority w:val="0"/>
     <w:pPr>
       <w:keepNext/>
       <w:keepLines/>
       <w:numPr>
+        <w:ilvl w:val="0"/>
         <w:numId w:val="1"/>
       </w:numPr>
       <w:spacing w:before="340" w:after="330" w:line="576" w:lineRule="auto"/>
@@ -4285,12 +4004,13 @@
       <w:sz w:val="44"/>
     </w:rPr>
   </w:style>
-  <w:style w:type="paragraph" w:styleId="2">
+  <w:style w:type="paragraph" w:styleId="3">
     <w:name w:val="heading 2"/>
-    <w:basedOn w:val="a"/>
-    <w:next w:val="a"/>
+    <w:basedOn w:val="1"/>
+    <w:next w:val="1"/>
     <w:unhideWhenUsed/>
     <w:qFormat/>
+    <w:uiPriority w:val="0"/>
     <w:pPr>
       <w:keepNext/>
       <w:keepLines/>
@@ -4307,13 +4027,14 @@
       <w:sz w:val="32"/>
     </w:rPr>
   </w:style>
-  <w:style w:type="paragraph" w:styleId="3">
+  <w:style w:type="paragraph" w:styleId="4">
     <w:name w:val="heading 3"/>
-    <w:basedOn w:val="a"/>
-    <w:next w:val="a"/>
+    <w:basedOn w:val="1"/>
+    <w:next w:val="1"/>
     <w:semiHidden/>
     <w:unhideWhenUsed/>
     <w:qFormat/>
+    <w:uiPriority w:val="0"/>
     <w:pPr>
       <w:keepNext/>
       <w:keepLines/>
@@ -4329,12 +4050,13 @@
       <w:sz w:val="32"/>
     </w:rPr>
   </w:style>
-  <w:style w:type="paragraph" w:styleId="4">
+  <w:style w:type="paragraph" w:styleId="5">
     <w:name w:val="heading 4"/>
-    <w:basedOn w:val="a"/>
-    <w:next w:val="a"/>
+    <w:basedOn w:val="1"/>
+    <w:next w:val="1"/>
     <w:unhideWhenUsed/>
     <w:qFormat/>
+    <w:uiPriority w:val="0"/>
     <w:pPr>
       <w:keepNext/>
       <w:keepLines/>
@@ -4351,13 +4073,14 @@
       <w:sz w:val="28"/>
     </w:rPr>
   </w:style>
-  <w:style w:type="paragraph" w:styleId="5">
+  <w:style w:type="paragraph" w:styleId="6">
     <w:name w:val="heading 5"/>
-    <w:basedOn w:val="a"/>
-    <w:next w:val="a"/>
+    <w:basedOn w:val="1"/>
+    <w:next w:val="1"/>
     <w:semiHidden/>
     <w:unhideWhenUsed/>
     <w:qFormat/>
+    <w:uiPriority w:val="0"/>
     <w:pPr>
       <w:keepNext/>
       <w:keepLines/>
@@ -4373,13 +4096,14 @@
       <w:sz w:val="28"/>
     </w:rPr>
   </w:style>
-  <w:style w:type="paragraph" w:styleId="6">
+  <w:style w:type="paragraph" w:styleId="7">
     <w:name w:val="heading 6"/>
-    <w:basedOn w:val="a"/>
-    <w:next w:val="a"/>
+    <w:basedOn w:val="1"/>
+    <w:next w:val="1"/>
     <w:semiHidden/>
     <w:unhideWhenUsed/>
     <w:qFormat/>
+    <w:uiPriority w:val="0"/>
     <w:pPr>
       <w:keepNext/>
       <w:keepLines/>
@@ -4396,13 +4120,14 @@
       <w:sz w:val="24"/>
     </w:rPr>
   </w:style>
-  <w:style w:type="paragraph" w:styleId="7">
+  <w:style w:type="paragraph" w:styleId="8">
     <w:name w:val="heading 7"/>
-    <w:basedOn w:val="a"/>
-    <w:next w:val="a"/>
+    <w:basedOn w:val="1"/>
+    <w:next w:val="1"/>
     <w:semiHidden/>
     <w:unhideWhenUsed/>
     <w:qFormat/>
+    <w:uiPriority w:val="0"/>
     <w:pPr>
       <w:keepNext/>
       <w:keepLines/>
@@ -4418,13 +4143,14 @@
       <w:sz w:val="24"/>
     </w:rPr>
   </w:style>
-  <w:style w:type="paragraph" w:styleId="8">
+  <w:style w:type="paragraph" w:styleId="9">
     <w:name w:val="heading 8"/>
-    <w:basedOn w:val="a"/>
-    <w:next w:val="a"/>
+    <w:basedOn w:val="1"/>
+    <w:next w:val="1"/>
     <w:semiHidden/>
     <w:unhideWhenUsed/>
     <w:qFormat/>
+    <w:uiPriority w:val="0"/>
     <w:pPr>
       <w:keepNext/>
       <w:keepLines/>
@@ -4440,13 +4166,14 @@
       <w:sz w:val="24"/>
     </w:rPr>
   </w:style>
-  <w:style w:type="paragraph" w:styleId="9">
+  <w:style w:type="paragraph" w:styleId="10">
     <w:name w:val="heading 9"/>
-    <w:basedOn w:val="a"/>
-    <w:next w:val="a"/>
+    <w:basedOn w:val="1"/>
+    <w:next w:val="1"/>
     <w:semiHidden/>
     <w:unhideWhenUsed/>
     <w:qFormat/>
+    <w:uiPriority w:val="0"/>
     <w:pPr>
       <w:keepNext/>
       <w:keepLines/>
@@ -4461,19 +4188,20 @@
       <w:rFonts w:eastAsia="黑体"/>
     </w:rPr>
   </w:style>
-  <w:style w:type="character" w:default="1" w:styleId="a0">
+  <w:style w:type="character" w:default="1" w:styleId="22">
     <w:name w:val="Default Paragraph Font"/>
-    <w:uiPriority w:val="1"/>
     <w:semiHidden/>
     <w:unhideWhenUsed/>
+    <w:qFormat/>
+    <w:uiPriority w:val="1"/>
   </w:style>
-  <w:style w:type="table" w:default="1" w:styleId="a1">
+  <w:style w:type="table" w:default="1" w:styleId="20">
     <w:name w:val="Normal Table"/>
-    <w:uiPriority w:val="99"/>
     <w:semiHidden/>
     <w:unhideWhenUsed/>
+    <w:qFormat/>
+    <w:uiPriority w:val="99"/>
     <w:tblPr>
-      <w:tblInd w:w="0" w:type="dxa"/>
       <w:tblCellMar>
         <w:top w:w="0" w:type="dxa"/>
         <w:left w:w="108" w:type="dxa"/>
@@ -4482,39 +4210,37 @@
       </w:tblCellMar>
     </w:tblPr>
   </w:style>
-  <w:style w:type="numbering" w:default="1" w:styleId="a2">
-    <w:name w:val="No List"/>
-    <w:uiPriority w:val="99"/>
-    <w:semiHidden/>
-    <w:unhideWhenUsed/>
+  <w:style w:type="paragraph" w:styleId="11">
+    <w:name w:val="annotation text"/>
+    <w:basedOn w:val="1"/>
+    <w:qFormat/>
+    <w:uiPriority w:val="0"/>
   </w:style>
-  <w:style w:type="paragraph" w:styleId="a3">
-    <w:name w:val="annotation text"/>
-    <w:basedOn w:val="a"/>
-    <w:qFormat/>
-  </w:style>
-  <w:style w:type="paragraph" w:styleId="a4">
+  <w:style w:type="paragraph" w:styleId="12">
     <w:name w:val="Body Text"/>
-    <w:basedOn w:val="a"/>
+    <w:basedOn w:val="1"/>
     <w:semiHidden/>
     <w:qFormat/>
+    <w:uiPriority w:val="0"/>
     <w:rPr>
       <w:rFonts w:eastAsia="Arial"/>
     </w:rPr>
   </w:style>
-  <w:style w:type="paragraph" w:styleId="TOC3">
+  <w:style w:type="paragraph" w:styleId="13">
     <w:name w:val="toc 3"/>
-    <w:basedOn w:val="a"/>
-    <w:next w:val="a"/>
+    <w:basedOn w:val="1"/>
+    <w:next w:val="1"/>
     <w:qFormat/>
+    <w:uiPriority w:val="0"/>
     <w:pPr>
-      <w:ind w:leftChars="400" w:left="840"/>
+      <w:ind w:left="840" w:leftChars="400"/>
     </w:pPr>
   </w:style>
-  <w:style w:type="paragraph" w:styleId="a5">
+  <w:style w:type="paragraph" w:styleId="14">
     <w:name w:val="footer"/>
-    <w:basedOn w:val="a"/>
+    <w:basedOn w:val="1"/>
     <w:qFormat/>
+    <w:uiPriority w:val="0"/>
     <w:pPr>
       <w:tabs>
         <w:tab w:val="center" w:pos="4153"/>
@@ -4525,16 +4251,17 @@
       <w:sz w:val="18"/>
     </w:rPr>
   </w:style>
-  <w:style w:type="paragraph" w:styleId="a6">
+  <w:style w:type="paragraph" w:styleId="15">
     <w:name w:val="header"/>
-    <w:basedOn w:val="a"/>
+    <w:basedOn w:val="1"/>
     <w:qFormat/>
+    <w:uiPriority w:val="0"/>
     <w:pPr>
       <w:pBdr>
-        <w:top w:val="nil"/>
-        <w:left w:val="nil"/>
-        <w:bottom w:val="nil"/>
-        <w:right w:val="nil"/>
+        <w:top w:val="none" w:color="auto" w:sz="0" w:space="0"/>
+        <w:left w:val="none" w:color="auto" w:sz="0" w:space="0"/>
+        <w:bottom w:val="none" w:color="auto" w:sz="0" w:space="0"/>
+        <w:right w:val="none" w:color="auto" w:sz="0" w:space="0"/>
       </w:pBdr>
       <w:tabs>
         <w:tab w:val="center" w:pos="4153"/>
@@ -4547,37 +4274,41 @@
       <w:sz w:val="18"/>
     </w:rPr>
   </w:style>
-  <w:style w:type="paragraph" w:styleId="TOC1">
+  <w:style w:type="paragraph" w:styleId="16">
     <w:name w:val="toc 1"/>
-    <w:basedOn w:val="a"/>
-    <w:next w:val="a"/>
+    <w:basedOn w:val="1"/>
+    <w:next w:val="1"/>
     <w:qFormat/>
+    <w:uiPriority w:val="0"/>
     <w:rPr>
       <w:rFonts w:eastAsia="Microsoft JhengHei"/>
       <w:sz w:val="24"/>
     </w:rPr>
   </w:style>
-  <w:style w:type="paragraph" w:styleId="TOC2">
+  <w:style w:type="paragraph" w:styleId="17">
     <w:name w:val="toc 2"/>
-    <w:basedOn w:val="a"/>
-    <w:next w:val="a"/>
+    <w:basedOn w:val="1"/>
+    <w:next w:val="1"/>
     <w:qFormat/>
+    <w:uiPriority w:val="0"/>
     <w:pPr>
-      <w:ind w:leftChars="200" w:left="420"/>
+      <w:ind w:left="420" w:leftChars="200"/>
     </w:pPr>
   </w:style>
-  <w:style w:type="paragraph" w:styleId="a7">
+  <w:style w:type="paragraph" w:styleId="18">
     <w:name w:val="Normal (Web)"/>
-    <w:basedOn w:val="a"/>
+    <w:basedOn w:val="1"/>
     <w:qFormat/>
+    <w:uiPriority w:val="0"/>
     <w:rPr>
       <w:sz w:val="24"/>
     </w:rPr>
   </w:style>
-  <w:style w:type="paragraph" w:styleId="a8">
+  <w:style w:type="paragraph" w:styleId="19">
     <w:name w:val="Title"/>
-    <w:basedOn w:val="a"/>
+    <w:basedOn w:val="1"/>
     <w:qFormat/>
+    <w:uiPriority w:val="0"/>
     <w:pPr>
       <w:spacing w:before="240" w:after="60"/>
       <w:jc w:val="center"/>
@@ -4588,68 +4319,73 @@
       <w:sz w:val="32"/>
     </w:rPr>
   </w:style>
-  <w:style w:type="table" w:styleId="a9">
+  <w:style w:type="table" w:styleId="21">
     <w:name w:val="Table Grid"/>
-    <w:basedOn w:val="a1"/>
+    <w:basedOn w:val="20"/>
     <w:qFormat/>
+    <w:uiPriority w:val="0"/>
     <w:pPr>
       <w:widowControl w:val="0"/>
       <w:jc w:val="both"/>
     </w:pPr>
     <w:tblPr>
       <w:tblBorders>
-        <w:top w:val="single" w:sz="4" w:space="0" w:color="auto"/>
-        <w:left w:val="single" w:sz="4" w:space="0" w:color="auto"/>
-        <w:bottom w:val="single" w:sz="4" w:space="0" w:color="auto"/>
-        <w:right w:val="single" w:sz="4" w:space="0" w:color="auto"/>
-        <w:insideH w:val="single" w:sz="4" w:space="0" w:color="auto"/>
-        <w:insideV w:val="single" w:sz="4" w:space="0" w:color="auto"/>
+        <w:top w:val="single" w:color="auto" w:sz="4" w:space="0"/>
+        <w:left w:val="single" w:color="auto" w:sz="4" w:space="0"/>
+        <w:bottom w:val="single" w:color="auto" w:sz="4" w:space="0"/>
+        <w:right w:val="single" w:color="auto" w:sz="4" w:space="0"/>
+        <w:insideH w:val="single" w:color="auto" w:sz="4" w:space="0"/>
+        <w:insideV w:val="single" w:color="auto" w:sz="4" w:space="0"/>
       </w:tblBorders>
     </w:tblPr>
   </w:style>
-  <w:style w:type="character" w:styleId="aa">
+  <w:style w:type="character" w:styleId="23">
     <w:name w:val="Strong"/>
-    <w:basedOn w:val="a0"/>
+    <w:basedOn w:val="22"/>
     <w:qFormat/>
+    <w:uiPriority w:val="0"/>
     <w:rPr>
       <w:b/>
     </w:rPr>
   </w:style>
-  <w:style w:type="paragraph" w:customStyle="1" w:styleId="ab">
+  <w:style w:type="paragraph" w:customStyle="1" w:styleId="24">
     <w:name w:val="柴_公司名"/>
-    <w:basedOn w:val="a8"/>
+    <w:basedOn w:val="19"/>
     <w:qFormat/>
+    <w:uiPriority w:val="0"/>
     <w:pPr>
-      <w:spacing w:afterLines="600" w:after="600"/>
+      <w:spacing w:after="600" w:afterLines="600"/>
     </w:pPr>
     <w:rPr>
-      <w:rFonts w:ascii="宋体" w:hAnsi="宋体" w:cs="宋体" w:hint="eastAsia"/>
+      <w:rFonts w:hint="eastAsia" w:ascii="宋体" w:hAnsi="宋体" w:cs="宋体"/>
       <w:bCs/>
       <w:spacing w:val="-6"/>
       <w:sz w:val="52"/>
       <w:szCs w:val="52"/>
     </w:rPr>
   </w:style>
-  <w:style w:type="paragraph" w:customStyle="1" w:styleId="ac">
+  <w:style w:type="paragraph" w:customStyle="1" w:styleId="25">
     <w:name w:val="柴_文档名"/>
-    <w:basedOn w:val="a8"/>
+    <w:basedOn w:val="19"/>
     <w:qFormat/>
+    <w:uiPriority w:val="0"/>
     <w:pPr>
-      <w:spacing w:afterLines="900" w:after="900"/>
+      <w:spacing w:after="900" w:afterLines="900"/>
     </w:pPr>
     <w:rPr>
-      <w:rFonts w:ascii="黑体" w:eastAsia="黑体" w:hAnsi="黑体" w:cs="黑体"/>
+      <w:rFonts w:ascii="黑体" w:hAnsi="黑体" w:eastAsia="黑体" w:cs="黑体"/>
       <w:bCs/>
       <w:spacing w:val="-7"/>
       <w:sz w:val="52"/>
       <w:szCs w:val="52"/>
     </w:rPr>
   </w:style>
-  <w:style w:type="table" w:customStyle="1" w:styleId="TableNormal0">
+  <w:style w:type="table" w:customStyle="1" w:styleId="26">
     <w:name w:val="Table Normal_0"/>
     <w:semiHidden/>
     <w:unhideWhenUsed/>
     <w:qFormat/>
+    <w:uiPriority w:val="0"/>
     <w:tblPr>
       <w:tblCellMar>
         <w:top w:w="0" w:type="dxa"/>
@@ -4659,21 +4395,23 @@
       </w:tblCellMar>
     </w:tblPr>
   </w:style>
-  <w:style w:type="paragraph" w:customStyle="1" w:styleId="TableText">
+  <w:style w:type="paragraph" w:customStyle="1" w:styleId="27">
     <w:name w:val="Table Text"/>
-    <w:basedOn w:val="a"/>
+    <w:basedOn w:val="1"/>
     <w:semiHidden/>
     <w:qFormat/>
+    <w:uiPriority w:val="0"/>
     <w:rPr>
       <w:rFonts w:ascii="宋体" w:hAnsi="宋体" w:cs="宋体"/>
     </w:rPr>
   </w:style>
-  <w:style w:type="paragraph" w:customStyle="1" w:styleId="10">
+  <w:style w:type="paragraph" w:customStyle="1" w:styleId="28">
     <w:name w:val="柴_标题1"/>
-    <w:basedOn w:val="1"/>
-    <w:next w:val="ad"/>
-    <w:link w:val="1Char"/>
+    <w:basedOn w:val="2"/>
+    <w:next w:val="29"/>
+    <w:link w:val="38"/>
     <w:qFormat/>
+    <w:uiPriority w:val="0"/>
     <w:pPr>
       <w:spacing w:before="100" w:after="90" w:line="360" w:lineRule="auto"/>
     </w:pPr>
@@ -4681,13 +4419,14 @@
       <w:sz w:val="32"/>
     </w:rPr>
   </w:style>
-  <w:style w:type="paragraph" w:customStyle="1" w:styleId="ad">
+  <w:style w:type="paragraph" w:customStyle="1" w:styleId="29">
     <w:name w:val="柴_正文"/>
-    <w:basedOn w:val="a4"/>
-    <w:link w:val="Char"/>
+    <w:basedOn w:val="12"/>
+    <w:link w:val="43"/>
     <w:qFormat/>
+    <w:uiPriority w:val="0"/>
     <w:pPr>
-      <w:ind w:firstLineChars="200" w:firstLine="470"/>
+      <w:ind w:firstLine="470" w:firstLineChars="200"/>
     </w:pPr>
     <w:rPr>
       <w:rFonts w:eastAsia="宋体"/>
@@ -4695,11 +4434,12 @@
       <w:lang w:eastAsia="zh-CN"/>
     </w:rPr>
   </w:style>
-  <w:style w:type="paragraph" w:customStyle="1" w:styleId="20">
+  <w:style w:type="paragraph" w:customStyle="1" w:styleId="30">
     <w:name w:val="柴_标题2"/>
-    <w:basedOn w:val="2"/>
-    <w:next w:val="ad"/>
+    <w:basedOn w:val="3"/>
+    <w:next w:val="29"/>
     <w:qFormat/>
+    <w:uiPriority w:val="0"/>
     <w:pPr>
       <w:spacing w:line="360" w:lineRule="auto"/>
     </w:pPr>
@@ -4708,15 +4448,16 @@
       <w:sz w:val="28"/>
     </w:rPr>
   </w:style>
-  <w:style w:type="paragraph" w:customStyle="1" w:styleId="30">
+  <w:style w:type="paragraph" w:customStyle="1" w:styleId="31">
     <w:name w:val="柴_标题3"/>
-    <w:basedOn w:val="3"/>
-    <w:next w:val="ad"/>
-    <w:link w:val="3Char"/>
+    <w:basedOn w:val="4"/>
+    <w:next w:val="29"/>
+    <w:link w:val="39"/>
     <w:qFormat/>
+    <w:uiPriority w:val="0"/>
     <w:pPr>
       <w:spacing w:line="360" w:lineRule="auto"/>
-      <w:ind w:left="0" w:firstLineChars="200" w:firstLine="472"/>
+      <w:ind w:left="0" w:firstLine="472" w:firstLineChars="200"/>
     </w:pPr>
     <w:rPr>
       <w:rFonts w:ascii="宋体" w:hAnsi="宋体" w:cs="宋体"/>
@@ -4725,11 +4466,12 @@
       <w:szCs w:val="24"/>
     </w:rPr>
   </w:style>
-  <w:style w:type="paragraph" w:customStyle="1" w:styleId="ae">
+  <w:style w:type="paragraph" w:customStyle="1" w:styleId="32">
     <w:name w:val="柴_目录"/>
-    <w:basedOn w:val="a"/>
-    <w:next w:val="a4"/>
+    <w:basedOn w:val="1"/>
+    <w:next w:val="12"/>
     <w:qFormat/>
+    <w:uiPriority w:val="0"/>
     <w:pPr>
       <w:tabs>
         <w:tab w:val="right" w:leader="dot" w:pos="8442"/>
@@ -4740,37 +4482,54 @@
       <w:sz w:val="24"/>
     </w:rPr>
   </w:style>
-  <w:style w:type="paragraph" w:customStyle="1" w:styleId="WPSOffice1">
+  <w:style w:type="paragraph" w:customStyle="1" w:styleId="33">
     <w:name w:val="WPSOffice手动目录 1"/>
     <w:qFormat/>
+    <w:uiPriority w:val="0"/>
+    <w:rPr>
+      <w:rFonts w:ascii="Times New Roman" w:hAnsi="Times New Roman" w:eastAsia="宋体" w:cs="Times New Roman"/>
+      <w:lang w:val="en-US" w:eastAsia="zh-CN" w:bidi="ar-SA"/>
+    </w:rPr>
   </w:style>
-  <w:style w:type="paragraph" w:customStyle="1" w:styleId="WPSOffice2">
+  <w:style w:type="paragraph" w:customStyle="1" w:styleId="34">
     <w:name w:val="WPSOffice手动目录 2"/>
     <w:qFormat/>
+    <w:uiPriority w:val="0"/>
     <w:pPr>
-      <w:ind w:leftChars="200" w:left="200"/>
+      <w:ind w:left="200" w:leftChars="200"/>
     </w:pPr>
+    <w:rPr>
+      <w:rFonts w:ascii="Times New Roman" w:hAnsi="Times New Roman" w:eastAsia="宋体" w:cs="Times New Roman"/>
+      <w:lang w:val="en-US" w:eastAsia="zh-CN" w:bidi="ar-SA"/>
+    </w:rPr>
   </w:style>
-  <w:style w:type="paragraph" w:customStyle="1" w:styleId="WPSOffice3">
+  <w:style w:type="paragraph" w:customStyle="1" w:styleId="35">
     <w:name w:val="WPSOffice手动目录 3"/>
     <w:qFormat/>
+    <w:uiPriority w:val="0"/>
     <w:pPr>
-      <w:ind w:leftChars="400" w:left="400"/>
+      <w:ind w:left="400" w:leftChars="400"/>
     </w:pPr>
+    <w:rPr>
+      <w:rFonts w:ascii="Times New Roman" w:hAnsi="Times New Roman" w:eastAsia="宋体" w:cs="Times New Roman"/>
+      <w:lang w:val="en-US" w:eastAsia="zh-CN" w:bidi="ar-SA"/>
+    </w:rPr>
   </w:style>
-  <w:style w:type="paragraph" w:customStyle="1" w:styleId="Compact">
+  <w:style w:type="paragraph" w:customStyle="1" w:styleId="36">
     <w:name w:val="Compact"/>
-    <w:basedOn w:val="a4"/>
+    <w:basedOn w:val="12"/>
     <w:qFormat/>
+    <w:uiPriority w:val="0"/>
     <w:pPr>
       <w:spacing w:before="36" w:after="36"/>
     </w:pPr>
   </w:style>
-  <w:style w:type="table" w:customStyle="1" w:styleId="Table">
+  <w:style w:type="table" w:customStyle="1" w:styleId="37">
     <w:name w:val="Table"/>
     <w:semiHidden/>
     <w:unhideWhenUsed/>
     <w:qFormat/>
+    <w:uiPriority w:val="0"/>
     <w:tblPr>
       <w:tblCellMar>
         <w:top w:w="0" w:type="dxa"/>
@@ -4780,40 +4539,42 @@
       </w:tblCellMar>
     </w:tblPr>
     <w:tblStylePr w:type="firstRow">
-      <w:tblPr/>
       <w:tcPr>
         <w:tcBorders>
-          <w:bottom w:val="single" w:sz="0" w:space="0" w:color="auto"/>
+          <w:bottom w:val="single" w:color="auto" w:sz="0" w:space="0"/>
         </w:tcBorders>
         <w:vAlign w:val="bottom"/>
       </w:tcPr>
     </w:tblStylePr>
   </w:style>
-  <w:style w:type="character" w:customStyle="1" w:styleId="1Char">
+  <w:style w:type="character" w:customStyle="1" w:styleId="38">
     <w:name w:val="柴_标题1 Char"/>
-    <w:link w:val="10"/>
+    <w:link w:val="28"/>
     <w:qFormat/>
+    <w:uiPriority w:val="0"/>
     <w:rPr>
-      <w:rFonts w:ascii="Arial" w:eastAsia="宋体" w:hAnsi="Arial"/>
+      <w:rFonts w:ascii="Arial" w:hAnsi="Arial" w:eastAsia="宋体"/>
       <w:sz w:val="32"/>
     </w:rPr>
   </w:style>
-  <w:style w:type="character" w:customStyle="1" w:styleId="3Char">
+  <w:style w:type="character" w:customStyle="1" w:styleId="39">
     <w:name w:val="柴_标题3 Char"/>
-    <w:link w:val="30"/>
+    <w:link w:val="31"/>
     <w:qFormat/>
+    <w:uiPriority w:val="0"/>
     <w:rPr>
-      <w:rFonts w:ascii="宋体" w:eastAsia="宋体" w:hAnsi="宋体" w:cs="宋体"/>
+      <w:rFonts w:ascii="宋体" w:hAnsi="宋体" w:eastAsia="宋体" w:cs="宋体"/>
       <w:spacing w:val="-2"/>
       <w:sz w:val="24"/>
       <w:szCs w:val="24"/>
     </w:rPr>
   </w:style>
-  <w:style w:type="table" w:customStyle="1" w:styleId="TableNormal1">
+  <w:style w:type="table" w:customStyle="1" w:styleId="40">
     <w:name w:val="Table Normal_1"/>
     <w:semiHidden/>
     <w:unhideWhenUsed/>
     <w:qFormat/>
+    <w:uiPriority w:val="0"/>
     <w:tblPr>
       <w:tblCellMar>
         <w:top w:w="0" w:type="dxa"/>
@@ -4823,38 +4584,41 @@
       </w:tblCellMar>
     </w:tblPr>
   </w:style>
-  <w:style w:type="paragraph" w:customStyle="1" w:styleId="af">
+  <w:style w:type="paragraph" w:customStyle="1" w:styleId="41">
     <w:name w:val="柴_正文_无缩进"/>
-    <w:basedOn w:val="a"/>
+    <w:basedOn w:val="1"/>
     <w:qFormat/>
+    <w:uiPriority w:val="0"/>
     <w:rPr>
       <w:sz w:val="24"/>
       <w:lang w:eastAsia="zh-CN"/>
     </w:rPr>
   </w:style>
-  <w:style w:type="paragraph" w:customStyle="1" w:styleId="40">
+  <w:style w:type="paragraph" w:customStyle="1" w:styleId="42">
     <w:name w:val="柴_标题4"/>
-    <w:basedOn w:val="4"/>
-    <w:next w:val="a"/>
+    <w:basedOn w:val="5"/>
+    <w:next w:val="1"/>
     <w:qFormat/>
+    <w:uiPriority w:val="0"/>
     <w:pPr>
       <w:widowControl w:val="0"/>
       <w:spacing w:before="160" w:line="360" w:lineRule="auto"/>
-      <w:ind w:leftChars="300" w:left="981" w:hanging="862"/>
+      <w:ind w:left="981" w:leftChars="300" w:hanging="862"/>
     </w:pPr>
     <w:rPr>
-      <w:rFonts w:ascii="Calibri" w:eastAsia="宋体" w:hAnsi="Calibri" w:cs="宋体" w:hint="eastAsia"/>
+      <w:rFonts w:hint="eastAsia" w:ascii="Calibri" w:hAnsi="Calibri" w:eastAsia="宋体" w:cs="宋体"/>
       <w:sz w:val="24"/>
       <w:szCs w:val="24"/>
       <w:lang w:eastAsia="zh-CN" w:bidi="zh-CN"/>
     </w:rPr>
   </w:style>
-  <w:style w:type="character" w:customStyle="1" w:styleId="Char">
+  <w:style w:type="character" w:customStyle="1" w:styleId="43">
     <w:name w:val="柴_正文 Char"/>
-    <w:link w:val="ad"/>
+    <w:link w:val="29"/>
     <w:qFormat/>
+    <w:uiPriority w:val="0"/>
     <w:rPr>
-      <w:rFonts w:ascii="Arial" w:eastAsia="宋体" w:hAnsi="Arial"/>
+      <w:rFonts w:ascii="Arial" w:hAnsi="Arial" w:eastAsia="宋体"/>
       <w:sz w:val="24"/>
       <w:lang w:eastAsia="zh-CN"/>
     </w:rPr>
@@ -5106,6 +4870,5 @@
     </a:fmtScheme>
   </a:themeElements>
   <a:objectDefaults/>
-  <a:extraClrSchemeLst/>
 </a:theme>
 </file>